--- a/presentation/10123137_HoangCongHoan.docx
+++ b/presentation/10123137_HoangCongHoan.docx
@@ -109,7 +109,7 @@
               </wp:anchor>
             </w:drawing>
           </mc:Choice>
-          <mc:Fallback xmlns:sl="http://schemas.openxmlformats.org/schemaLibrary/2006/main" xmlns:a="http://schemas.openxmlformats.org/drawingml/2006/main" xmlns:pic="http://schemas.openxmlformats.org/drawingml/2006/picture" xmlns:c="http://schemas.openxmlformats.org/drawingml/2006/chart" xmlns:lc="http://schemas.openxmlformats.org/drawingml/2006/lockedCanvas" xmlns:dgm="http://schemas.openxmlformats.org/drawingml/2006/diagram" xmlns="http://schemas.microsoft.com/office/tasks/2019/documenttasks" xmlns:cr="http://schemas.microsoft.com/office/comments/2020/reactions">
+          <mc:Fallback xmlns:cr="http://schemas.microsoft.com/office/comments/2020/reactions" xmlns="http://schemas.microsoft.com/office/tasks/2019/documenttasks" xmlns:dgm="http://schemas.openxmlformats.org/drawingml/2006/diagram" xmlns:lc="http://schemas.openxmlformats.org/drawingml/2006/lockedCanvas" xmlns:c="http://schemas.openxmlformats.org/drawingml/2006/chart" xmlns:pic="http://schemas.openxmlformats.org/drawingml/2006/picture" xmlns:a="http://schemas.openxmlformats.org/drawingml/2006/main" xmlns:sl="http://schemas.openxmlformats.org/schemaLibrary/2006/main">
             <w:drawing>
               <wp:anchor allowOverlap="1" behindDoc="0" distB="0" distT="0" distL="114300" distR="114300" hidden="0" layoutInCell="1" locked="0" relativeHeight="0" simplePos="0">
                 <wp:simplePos x="0" y="0"/>
@@ -131,7 +131,7 @@
                         <pic:cNvPicPr preferRelativeResize="0"/>
                       </pic:nvPicPr>
                       <pic:blipFill>
-                        <a:blip r:embed="rId7"/>
+                        <a:blip r:embed="rId8"/>
                         <a:srcRect/>
                         <a:stretch>
                           <a:fillRect/>
@@ -217,7 +217,7 @@
                     <pic:cNvPicPr preferRelativeResize="0"/>
                   </pic:nvPicPr>
                   <pic:blipFill>
-                    <a:blip r:embed="rId8"/>
+                    <a:blip r:embed="rId9"/>
                     <a:srcRect/>
                     <a:stretch>
                       <a:fillRect/>
@@ -675,9 +675,9 @@
           <w:bCs/>
         </w:rPr>
         <w:sectPr>
-          <w:headerReference w:type="default" r:id="rId9"/>
-          <w:footerReference w:type="even" r:id="rId10"/>
-          <w:headerReference w:type="first" r:id="rId11"/>
+          <w:headerReference w:type="default" r:id="rId10"/>
+          <w:footerReference w:type="even" r:id="rId11"/>
+          <w:headerReference w:type="first" r:id="rId12"/>
           <w:pgSz w:w="11901" w:h="16840"/>
           <w:pgMar w:top="1701" w:right="1418" w:bottom="1701" w:left="1985" w:header="709" w:footer="709" w:gutter="0"/>
           <w:pgNumType w:start="1"/>
@@ -1007,10 +1007,7 @@
     </w:p>
     <w:p>
       <w:pPr>
-        <w:tabs>
-          <w:tab w:val="center" w:pos="6237"/>
-        </w:tabs>
-        <w:jc w:val="both"/>
+        <w:pStyle w:val="noidung"/>
         <w:rPr>
           <w:lang w:val="en-US"/>
         </w:rPr>
@@ -1038,10 +1035,7 @@
     </w:p>
     <w:p>
       <w:pPr>
-        <w:tabs>
-          <w:tab w:val="center" w:pos="6237"/>
-        </w:tabs>
-        <w:jc w:val="both"/>
+        <w:pStyle w:val="noidung"/>
         <w:rPr>
           <w:lang w:val="en-US"/>
         </w:rPr>
@@ -1055,10 +1049,7 @@
     </w:p>
     <w:p>
       <w:pPr>
-        <w:tabs>
-          <w:tab w:val="center" w:pos="6237"/>
-        </w:tabs>
-        <w:jc w:val="both"/>
+        <w:pStyle w:val="noidung"/>
         <w:rPr>
           <w:lang w:val="en-US"/>
         </w:rPr>
@@ -1227,6 +1218,2240 @@
         </w:rPr>
       </w:pPr>
     </w:p>
+    <w:p/>
+    <w:p>
+      <w:r>
+        <w:br w:type="page"/>
+      </w:r>
+    </w:p>
+    <w:p>
+      <w:pPr>
+        <w:spacing w:after="360"/>
+        <w:jc w:val="center"/>
+        <w:rPr>
+          <w:b/>
+          <w:sz w:val="30"/>
+          <w:szCs w:val="28"/>
+        </w:rPr>
+      </w:pPr>
+      <w:r>
+        <w:rPr>
+          <w:b/>
+          <w:sz w:val="30"/>
+          <w:szCs w:val="28"/>
+        </w:rPr>
+        <w:lastRenderedPageBreak/>
+        <w:t>MỤC LỤC</w:t>
+      </w:r>
+    </w:p>
+    <w:p>
+      <w:pPr>
+        <w:pStyle w:val="TOC1"/>
+        <w:tabs>
+          <w:tab w:val="left" w:pos="1680"/>
+          <w:tab w:val="right" w:leader="dot" w:pos="8488"/>
+        </w:tabs>
+        <w:rPr>
+          <w:rFonts w:asciiTheme="minorHAnsi" w:eastAsiaTheme="minorEastAsia" w:hAnsiTheme="minorHAnsi" w:cstheme="minorBidi"/>
+          <w:noProof/>
+          <w:kern w:val="2"/>
+          <w:sz w:val="24"/>
+          <w:szCs w:val="24"/>
+          <w14:ligatures w14:val="standardContextual"/>
+        </w:rPr>
+      </w:pPr>
+      <w:r>
+        <w:rPr>
+          <w:b/>
+          <w:szCs w:val="26"/>
+        </w:rPr>
+        <w:fldChar w:fldCharType="begin"/>
+      </w:r>
+      <w:r>
+        <w:rPr>
+          <w:b/>
+          <w:szCs w:val="26"/>
+        </w:rPr>
+        <w:instrText xml:space="preserve"> TOC \o "1-3" \h \z \u </w:instrText>
+      </w:r>
+      <w:r>
+        <w:rPr>
+          <w:b/>
+          <w:szCs w:val="26"/>
+        </w:rPr>
+        <w:fldChar w:fldCharType="separate"/>
+      </w:r>
+      <w:hyperlink w:anchor="_Toc228949356" w:history="1">
+        <w:r>
+          <w:rPr>
+            <w:rStyle w:val="Hyperlink"/>
+            <w:noProof/>
+          </w:rPr>
+          <w:t>CHƯƠNG 1:</w:t>
+        </w:r>
+        <w:r>
+          <w:rPr>
+            <w:rFonts w:asciiTheme="minorHAnsi" w:eastAsiaTheme="minorEastAsia" w:hAnsiTheme="minorHAnsi" w:cstheme="minorBidi"/>
+            <w:noProof/>
+            <w:kern w:val="2"/>
+            <w:sz w:val="24"/>
+            <w:szCs w:val="24"/>
+            <w14:ligatures w14:val="standardContextual"/>
+          </w:rPr>
+          <w:tab/>
+        </w:r>
+        <w:r>
+          <w:rPr>
+            <w:rStyle w:val="Hyperlink"/>
+            <w:noProof/>
+          </w:rPr>
+          <w:t>TỔNG QUAN VỀ ĐỀ TÀI</w:t>
+        </w:r>
+        <w:r>
+          <w:rPr>
+            <w:noProof/>
+            <w:webHidden/>
+          </w:rPr>
+          <w:tab/>
+        </w:r>
+        <w:r>
+          <w:rPr>
+            <w:noProof/>
+            <w:webHidden/>
+          </w:rPr>
+          <w:fldChar w:fldCharType="begin"/>
+        </w:r>
+        <w:r>
+          <w:rPr>
+            <w:noProof/>
+            <w:webHidden/>
+          </w:rPr>
+          <w:instrText xml:space="preserve"> PAGEREF _Toc228949356 \h </w:instrText>
+        </w:r>
+        <w:r>
+          <w:rPr>
+            <w:noProof/>
+            <w:webHidden/>
+          </w:rPr>
+        </w:r>
+        <w:r>
+          <w:rPr>
+            <w:noProof/>
+            <w:webHidden/>
+          </w:rPr>
+          <w:fldChar w:fldCharType="separate"/>
+        </w:r>
+        <w:r>
+          <w:rPr>
+            <w:noProof/>
+            <w:webHidden/>
+          </w:rPr>
+          <w:t>8</w:t>
+        </w:r>
+        <w:r>
+          <w:rPr>
+            <w:noProof/>
+            <w:webHidden/>
+          </w:rPr>
+          <w:fldChar w:fldCharType="end"/>
+        </w:r>
+      </w:hyperlink>
+    </w:p>
+    <w:p>
+      <w:pPr>
+        <w:pStyle w:val="TOC2"/>
+        <w:tabs>
+          <w:tab w:val="left" w:pos="960"/>
+        </w:tabs>
+        <w:rPr>
+          <w:rFonts w:asciiTheme="minorHAnsi" w:eastAsiaTheme="minorEastAsia" w:hAnsiTheme="minorHAnsi" w:cstheme="minorBidi"/>
+          <w:kern w:val="2"/>
+          <w:sz w:val="24"/>
+          <w:szCs w:val="24"/>
+          <w14:ligatures w14:val="standardContextual"/>
+        </w:rPr>
+      </w:pPr>
+      <w:hyperlink w:anchor="_Toc228949357" w:history="1">
+        <w:r>
+          <w:rPr>
+            <w:rStyle w:val="Hyperlink"/>
+          </w:rPr>
+          <w:t>1.1</w:t>
+        </w:r>
+        <w:r>
+          <w:rPr>
+            <w:rFonts w:asciiTheme="minorHAnsi" w:eastAsiaTheme="minorEastAsia" w:hAnsiTheme="minorHAnsi" w:cstheme="minorBidi"/>
+            <w:kern w:val="2"/>
+            <w:sz w:val="24"/>
+            <w:szCs w:val="24"/>
+            <w14:ligatures w14:val="standardContextual"/>
+          </w:rPr>
+          <w:tab/>
+        </w:r>
+        <w:r>
+          <w:rPr>
+            <w:rStyle w:val="Hyperlink"/>
+          </w:rPr>
+          <w:t>Lý do chọn đề tài</w:t>
+        </w:r>
+        <w:r>
+          <w:rPr>
+            <w:webHidden/>
+          </w:rPr>
+          <w:tab/>
+        </w:r>
+        <w:r>
+          <w:rPr>
+            <w:webHidden/>
+          </w:rPr>
+          <w:fldChar w:fldCharType="begin"/>
+        </w:r>
+        <w:r>
+          <w:rPr>
+            <w:webHidden/>
+          </w:rPr>
+          <w:instrText xml:space="preserve"> PAGEREF _Toc228949357 \h </w:instrText>
+        </w:r>
+        <w:r>
+          <w:rPr>
+            <w:webHidden/>
+          </w:rPr>
+        </w:r>
+        <w:r>
+          <w:rPr>
+            <w:webHidden/>
+          </w:rPr>
+          <w:fldChar w:fldCharType="separate"/>
+        </w:r>
+        <w:r>
+          <w:rPr>
+            <w:webHidden/>
+          </w:rPr>
+          <w:t>8</w:t>
+        </w:r>
+        <w:r>
+          <w:rPr>
+            <w:webHidden/>
+          </w:rPr>
+          <w:fldChar w:fldCharType="end"/>
+        </w:r>
+      </w:hyperlink>
+    </w:p>
+    <w:p>
+      <w:pPr>
+        <w:pStyle w:val="TOC2"/>
+        <w:tabs>
+          <w:tab w:val="left" w:pos="960"/>
+        </w:tabs>
+        <w:rPr>
+          <w:rFonts w:asciiTheme="minorHAnsi" w:eastAsiaTheme="minorEastAsia" w:hAnsiTheme="minorHAnsi" w:cstheme="minorBidi"/>
+          <w:kern w:val="2"/>
+          <w:sz w:val="24"/>
+          <w:szCs w:val="24"/>
+          <w14:ligatures w14:val="standardContextual"/>
+        </w:rPr>
+      </w:pPr>
+      <w:hyperlink w:anchor="_Toc228949358" w:history="1">
+        <w:r>
+          <w:rPr>
+            <w:rStyle w:val="Hyperlink"/>
+          </w:rPr>
+          <w:t>1.2</w:t>
+        </w:r>
+        <w:r>
+          <w:rPr>
+            <w:rFonts w:asciiTheme="minorHAnsi" w:eastAsiaTheme="minorEastAsia" w:hAnsiTheme="minorHAnsi" w:cstheme="minorBidi"/>
+            <w:kern w:val="2"/>
+            <w:sz w:val="24"/>
+            <w:szCs w:val="24"/>
+            <w14:ligatures w14:val="standardContextual"/>
+          </w:rPr>
+          <w:tab/>
+        </w:r>
+        <w:r>
+          <w:rPr>
+            <w:rStyle w:val="Hyperlink"/>
+          </w:rPr>
+          <w:t>Mục tiêu của đề tài</w:t>
+        </w:r>
+        <w:r>
+          <w:rPr>
+            <w:webHidden/>
+          </w:rPr>
+          <w:tab/>
+        </w:r>
+        <w:r>
+          <w:rPr>
+            <w:webHidden/>
+          </w:rPr>
+          <w:fldChar w:fldCharType="begin"/>
+        </w:r>
+        <w:r>
+          <w:rPr>
+            <w:webHidden/>
+          </w:rPr>
+          <w:instrText xml:space="preserve"> PAGEREF _Toc228949358 \h </w:instrText>
+        </w:r>
+        <w:r>
+          <w:rPr>
+            <w:webHidden/>
+          </w:rPr>
+        </w:r>
+        <w:r>
+          <w:rPr>
+            <w:webHidden/>
+          </w:rPr>
+          <w:fldChar w:fldCharType="separate"/>
+        </w:r>
+        <w:r>
+          <w:rPr>
+            <w:webHidden/>
+          </w:rPr>
+          <w:t>8</w:t>
+        </w:r>
+        <w:r>
+          <w:rPr>
+            <w:webHidden/>
+          </w:rPr>
+          <w:fldChar w:fldCharType="end"/>
+        </w:r>
+      </w:hyperlink>
+    </w:p>
+    <w:p>
+      <w:pPr>
+        <w:pStyle w:val="TOC2"/>
+        <w:tabs>
+          <w:tab w:val="left" w:pos="960"/>
+        </w:tabs>
+        <w:rPr>
+          <w:rFonts w:asciiTheme="minorHAnsi" w:eastAsiaTheme="minorEastAsia" w:hAnsiTheme="minorHAnsi" w:cstheme="minorBidi"/>
+          <w:kern w:val="2"/>
+          <w:sz w:val="24"/>
+          <w:szCs w:val="24"/>
+          <w14:ligatures w14:val="standardContextual"/>
+        </w:rPr>
+      </w:pPr>
+      <w:hyperlink w:anchor="_Toc228949359" w:history="1">
+        <w:r>
+          <w:rPr>
+            <w:rStyle w:val="Hyperlink"/>
+          </w:rPr>
+          <w:t>1.3</w:t>
+        </w:r>
+        <w:r>
+          <w:rPr>
+            <w:rFonts w:asciiTheme="minorHAnsi" w:eastAsiaTheme="minorEastAsia" w:hAnsiTheme="minorHAnsi" w:cstheme="minorBidi"/>
+            <w:kern w:val="2"/>
+            <w:sz w:val="24"/>
+            <w:szCs w:val="24"/>
+            <w14:ligatures w14:val="standardContextual"/>
+          </w:rPr>
+          <w:tab/>
+        </w:r>
+        <w:r>
+          <w:rPr>
+            <w:rStyle w:val="Hyperlink"/>
+          </w:rPr>
+          <w:t>Giới hạn và phạm vi của đề tài</w:t>
+        </w:r>
+        <w:r>
+          <w:rPr>
+            <w:webHidden/>
+          </w:rPr>
+          <w:tab/>
+        </w:r>
+        <w:r>
+          <w:rPr>
+            <w:webHidden/>
+          </w:rPr>
+          <w:fldChar w:fldCharType="begin"/>
+        </w:r>
+        <w:r>
+          <w:rPr>
+            <w:webHidden/>
+          </w:rPr>
+          <w:instrText xml:space="preserve"> PAGEREF _Toc228949359 \h </w:instrText>
+        </w:r>
+        <w:r>
+          <w:rPr>
+            <w:webHidden/>
+          </w:rPr>
+        </w:r>
+        <w:r>
+          <w:rPr>
+            <w:webHidden/>
+          </w:rPr>
+          <w:fldChar w:fldCharType="separate"/>
+        </w:r>
+        <w:r>
+          <w:rPr>
+            <w:webHidden/>
+          </w:rPr>
+          <w:t>8</w:t>
+        </w:r>
+        <w:r>
+          <w:rPr>
+            <w:webHidden/>
+          </w:rPr>
+          <w:fldChar w:fldCharType="end"/>
+        </w:r>
+      </w:hyperlink>
+    </w:p>
+    <w:p>
+      <w:pPr>
+        <w:pStyle w:val="TOC2"/>
+        <w:tabs>
+          <w:tab w:val="left" w:pos="960"/>
+        </w:tabs>
+        <w:rPr>
+          <w:rFonts w:asciiTheme="minorHAnsi" w:eastAsiaTheme="minorEastAsia" w:hAnsiTheme="minorHAnsi" w:cstheme="minorBidi"/>
+          <w:kern w:val="2"/>
+          <w:sz w:val="24"/>
+          <w:szCs w:val="24"/>
+          <w14:ligatures w14:val="standardContextual"/>
+        </w:rPr>
+      </w:pPr>
+      <w:hyperlink w:anchor="_Toc228949360" w:history="1">
+        <w:r>
+          <w:rPr>
+            <w:rStyle w:val="Hyperlink"/>
+          </w:rPr>
+          <w:t>1.4</w:t>
+        </w:r>
+        <w:r>
+          <w:rPr>
+            <w:rFonts w:asciiTheme="minorHAnsi" w:eastAsiaTheme="minorEastAsia" w:hAnsiTheme="minorHAnsi" w:cstheme="minorBidi"/>
+            <w:kern w:val="2"/>
+            <w:sz w:val="24"/>
+            <w:szCs w:val="24"/>
+            <w14:ligatures w14:val="standardContextual"/>
+          </w:rPr>
+          <w:tab/>
+        </w:r>
+        <w:r>
+          <w:rPr>
+            <w:rStyle w:val="Hyperlink"/>
+          </w:rPr>
+          <w:t>Phương pháp tiếp cận</w:t>
+        </w:r>
+        <w:r>
+          <w:rPr>
+            <w:webHidden/>
+          </w:rPr>
+          <w:tab/>
+        </w:r>
+        <w:r>
+          <w:rPr>
+            <w:webHidden/>
+          </w:rPr>
+          <w:fldChar w:fldCharType="begin"/>
+        </w:r>
+        <w:r>
+          <w:rPr>
+            <w:webHidden/>
+          </w:rPr>
+          <w:instrText xml:space="preserve"> PAGEREF _Toc228949360 \h </w:instrText>
+        </w:r>
+        <w:r>
+          <w:rPr>
+            <w:webHidden/>
+          </w:rPr>
+        </w:r>
+        <w:r>
+          <w:rPr>
+            <w:webHidden/>
+          </w:rPr>
+          <w:fldChar w:fldCharType="separate"/>
+        </w:r>
+        <w:r>
+          <w:rPr>
+            <w:webHidden/>
+          </w:rPr>
+          <w:t>9</w:t>
+        </w:r>
+        <w:r>
+          <w:rPr>
+            <w:webHidden/>
+          </w:rPr>
+          <w:fldChar w:fldCharType="end"/>
+        </w:r>
+      </w:hyperlink>
+    </w:p>
+    <w:p>
+      <w:pPr>
+        <w:pStyle w:val="TOC1"/>
+        <w:tabs>
+          <w:tab w:val="right" w:leader="dot" w:pos="8488"/>
+        </w:tabs>
+        <w:rPr>
+          <w:rFonts w:asciiTheme="minorHAnsi" w:eastAsiaTheme="minorEastAsia" w:hAnsiTheme="minorHAnsi" w:cstheme="minorBidi"/>
+          <w:noProof/>
+          <w:kern w:val="2"/>
+          <w:sz w:val="24"/>
+          <w:szCs w:val="24"/>
+          <w14:ligatures w14:val="standardContextual"/>
+        </w:rPr>
+      </w:pPr>
+      <w:hyperlink w:anchor="_Toc228949361" w:history="1">
+        <w:r>
+          <w:rPr>
+            <w:rStyle w:val="Hyperlink"/>
+            <w:noProof/>
+          </w:rPr>
+          <w:t>CHƯƠNG 2: CƠ SỞ LÝ THUYẾT</w:t>
+        </w:r>
+        <w:r>
+          <w:rPr>
+            <w:noProof/>
+            <w:webHidden/>
+          </w:rPr>
+          <w:tab/>
+        </w:r>
+        <w:r>
+          <w:rPr>
+            <w:noProof/>
+            <w:webHidden/>
+          </w:rPr>
+          <w:fldChar w:fldCharType="begin"/>
+        </w:r>
+        <w:r>
+          <w:rPr>
+            <w:noProof/>
+            <w:webHidden/>
+          </w:rPr>
+          <w:instrText xml:space="preserve"> PAGEREF _Toc228949361 \h </w:instrText>
+        </w:r>
+        <w:r>
+          <w:rPr>
+            <w:noProof/>
+            <w:webHidden/>
+          </w:rPr>
+        </w:r>
+        <w:r>
+          <w:rPr>
+            <w:noProof/>
+            <w:webHidden/>
+          </w:rPr>
+          <w:fldChar w:fldCharType="separate"/>
+        </w:r>
+        <w:r>
+          <w:rPr>
+            <w:noProof/>
+            <w:webHidden/>
+          </w:rPr>
+          <w:t>10</w:t>
+        </w:r>
+        <w:r>
+          <w:rPr>
+            <w:noProof/>
+            <w:webHidden/>
+          </w:rPr>
+          <w:fldChar w:fldCharType="end"/>
+        </w:r>
+      </w:hyperlink>
+    </w:p>
+    <w:p>
+      <w:pPr>
+        <w:pStyle w:val="TOC2"/>
+        <w:rPr>
+          <w:rFonts w:asciiTheme="minorHAnsi" w:eastAsiaTheme="minorEastAsia" w:hAnsiTheme="minorHAnsi" w:cstheme="minorBidi"/>
+          <w:kern w:val="2"/>
+          <w:sz w:val="24"/>
+          <w:szCs w:val="24"/>
+          <w14:ligatures w14:val="standardContextual"/>
+        </w:rPr>
+      </w:pPr>
+      <w:hyperlink w:anchor="_Toc228949362" w:history="1">
+        <w:r>
+          <w:rPr>
+            <w:rStyle w:val="Hyperlink"/>
+          </w:rPr>
+          <w:t>2.1. Khái niệm về khai phá dữ liệu và học máy</w:t>
+        </w:r>
+        <w:r>
+          <w:rPr>
+            <w:webHidden/>
+          </w:rPr>
+          <w:tab/>
+        </w:r>
+        <w:r>
+          <w:rPr>
+            <w:webHidden/>
+          </w:rPr>
+          <w:fldChar w:fldCharType="begin"/>
+        </w:r>
+        <w:r>
+          <w:rPr>
+            <w:webHidden/>
+          </w:rPr>
+          <w:instrText xml:space="preserve"> PAGEREF _Toc228949362 \h </w:instrText>
+        </w:r>
+        <w:r>
+          <w:rPr>
+            <w:webHidden/>
+          </w:rPr>
+        </w:r>
+        <w:r>
+          <w:rPr>
+            <w:webHidden/>
+          </w:rPr>
+          <w:fldChar w:fldCharType="separate"/>
+        </w:r>
+        <w:r>
+          <w:rPr>
+            <w:webHidden/>
+          </w:rPr>
+          <w:t>10</w:t>
+        </w:r>
+        <w:r>
+          <w:rPr>
+            <w:webHidden/>
+          </w:rPr>
+          <w:fldChar w:fldCharType="end"/>
+        </w:r>
+      </w:hyperlink>
+    </w:p>
+    <w:p>
+      <w:pPr>
+        <w:pStyle w:val="TOC3"/>
+        <w:rPr>
+          <w:rFonts w:asciiTheme="minorHAnsi" w:eastAsiaTheme="minorEastAsia" w:hAnsiTheme="minorHAnsi" w:cstheme="minorBidi"/>
+          <w:kern w:val="2"/>
+          <w:sz w:val="24"/>
+          <w:szCs w:val="24"/>
+          <w14:ligatures w14:val="standardContextual"/>
+        </w:rPr>
+      </w:pPr>
+      <w:hyperlink w:anchor="_Toc228949363" w:history="1">
+        <w:r>
+          <w:rPr>
+            <w:rStyle w:val="Hyperlink"/>
+          </w:rPr>
+          <w:t>2.1.1. Khai phá dữ liệu</w:t>
+        </w:r>
+        <w:r>
+          <w:rPr>
+            <w:webHidden/>
+          </w:rPr>
+          <w:tab/>
+        </w:r>
+        <w:r>
+          <w:rPr>
+            <w:webHidden/>
+          </w:rPr>
+          <w:fldChar w:fldCharType="begin"/>
+        </w:r>
+        <w:r>
+          <w:rPr>
+            <w:webHidden/>
+          </w:rPr>
+          <w:instrText xml:space="preserve"> PAGEREF _Toc228949363 \h </w:instrText>
+        </w:r>
+        <w:r>
+          <w:rPr>
+            <w:webHidden/>
+          </w:rPr>
+        </w:r>
+        <w:r>
+          <w:rPr>
+            <w:webHidden/>
+          </w:rPr>
+          <w:fldChar w:fldCharType="separate"/>
+        </w:r>
+        <w:r>
+          <w:rPr>
+            <w:webHidden/>
+          </w:rPr>
+          <w:t>10</w:t>
+        </w:r>
+        <w:r>
+          <w:rPr>
+            <w:webHidden/>
+          </w:rPr>
+          <w:fldChar w:fldCharType="end"/>
+        </w:r>
+      </w:hyperlink>
+    </w:p>
+    <w:p>
+      <w:pPr>
+        <w:pStyle w:val="TOC3"/>
+        <w:rPr>
+          <w:rFonts w:asciiTheme="minorHAnsi" w:eastAsiaTheme="minorEastAsia" w:hAnsiTheme="minorHAnsi" w:cstheme="minorBidi"/>
+          <w:kern w:val="2"/>
+          <w:sz w:val="24"/>
+          <w:szCs w:val="24"/>
+          <w14:ligatures w14:val="standardContextual"/>
+        </w:rPr>
+      </w:pPr>
+      <w:hyperlink w:anchor="_Toc228949364" w:history="1">
+        <w:r>
+          <w:rPr>
+            <w:rStyle w:val="Hyperlink"/>
+          </w:rPr>
+          <w:t>2.1.2. Học máy</w:t>
+        </w:r>
+        <w:r>
+          <w:rPr>
+            <w:rStyle w:val="Hyperlink"/>
+          </w:rPr>
+          <w:t xml:space="preserve"> </w:t>
+        </w:r>
+        <w:r>
+          <w:rPr>
+            <w:webHidden/>
+          </w:rPr>
+          <w:tab/>
+        </w:r>
+        <w:r>
+          <w:rPr>
+            <w:webHidden/>
+          </w:rPr>
+          <w:fldChar w:fldCharType="begin"/>
+        </w:r>
+        <w:r>
+          <w:rPr>
+            <w:webHidden/>
+          </w:rPr>
+          <w:instrText xml:space="preserve"> PAGEREF _Toc228949364 \h </w:instrText>
+        </w:r>
+        <w:r>
+          <w:rPr>
+            <w:webHidden/>
+          </w:rPr>
+        </w:r>
+        <w:r>
+          <w:rPr>
+            <w:webHidden/>
+          </w:rPr>
+          <w:fldChar w:fldCharType="separate"/>
+        </w:r>
+        <w:r>
+          <w:rPr>
+            <w:webHidden/>
+          </w:rPr>
+          <w:t>10</w:t>
+        </w:r>
+        <w:r>
+          <w:rPr>
+            <w:webHidden/>
+          </w:rPr>
+          <w:fldChar w:fldCharType="end"/>
+        </w:r>
+      </w:hyperlink>
+    </w:p>
+    <w:p>
+      <w:pPr>
+        <w:pStyle w:val="TOC3"/>
+        <w:rPr>
+          <w:rFonts w:asciiTheme="minorHAnsi" w:eastAsiaTheme="minorEastAsia" w:hAnsiTheme="minorHAnsi" w:cstheme="minorBidi"/>
+          <w:kern w:val="2"/>
+          <w:sz w:val="24"/>
+          <w:szCs w:val="24"/>
+          <w14:ligatures w14:val="standardContextual"/>
+        </w:rPr>
+      </w:pPr>
+      <w:hyperlink w:anchor="_Toc228949365" w:history="1">
+        <w:r>
+          <w:rPr>
+            <w:rStyle w:val="Hyperlink"/>
+          </w:rPr>
+          <w:t>2.1.3. Bài toán phân loại nguy cơ y tế</w:t>
+        </w:r>
+        <w:r>
+          <w:rPr>
+            <w:webHidden/>
+          </w:rPr>
+          <w:tab/>
+        </w:r>
+        <w:r>
+          <w:rPr>
+            <w:webHidden/>
+          </w:rPr>
+          <w:fldChar w:fldCharType="begin"/>
+        </w:r>
+        <w:r>
+          <w:rPr>
+            <w:webHidden/>
+          </w:rPr>
+          <w:instrText xml:space="preserve"> PAGEREF _Toc228949365 \h </w:instrText>
+        </w:r>
+        <w:r>
+          <w:rPr>
+            <w:webHidden/>
+          </w:rPr>
+        </w:r>
+        <w:r>
+          <w:rPr>
+            <w:webHidden/>
+          </w:rPr>
+          <w:fldChar w:fldCharType="separate"/>
+        </w:r>
+        <w:r>
+          <w:rPr>
+            <w:webHidden/>
+          </w:rPr>
+          <w:t>10</w:t>
+        </w:r>
+        <w:r>
+          <w:rPr>
+            <w:webHidden/>
+          </w:rPr>
+          <w:fldChar w:fldCharType="end"/>
+        </w:r>
+      </w:hyperlink>
+    </w:p>
+    <w:p>
+      <w:pPr>
+        <w:pStyle w:val="TOC2"/>
+        <w:rPr>
+          <w:rFonts w:asciiTheme="minorHAnsi" w:eastAsiaTheme="minorEastAsia" w:hAnsiTheme="minorHAnsi" w:cstheme="minorBidi"/>
+          <w:kern w:val="2"/>
+          <w:sz w:val="24"/>
+          <w:szCs w:val="24"/>
+          <w14:ligatures w14:val="standardContextual"/>
+        </w:rPr>
+      </w:pPr>
+      <w:hyperlink w:anchor="_Toc228949366" w:history="1">
+        <w:r>
+          <w:rPr>
+            <w:rStyle w:val="Hyperlink"/>
+          </w:rPr>
+          <w:t>2.2. Các kỹ thuật xử lý dữ liệu sử dụng trong đề tài</w:t>
+        </w:r>
+        <w:r>
+          <w:rPr>
+            <w:webHidden/>
+          </w:rPr>
+          <w:tab/>
+        </w:r>
+        <w:r>
+          <w:rPr>
+            <w:webHidden/>
+          </w:rPr>
+          <w:fldChar w:fldCharType="begin"/>
+        </w:r>
+        <w:r>
+          <w:rPr>
+            <w:webHidden/>
+          </w:rPr>
+          <w:instrText xml:space="preserve"> PAGEREF _Toc228949366 \h </w:instrText>
+        </w:r>
+        <w:r>
+          <w:rPr>
+            <w:webHidden/>
+          </w:rPr>
+        </w:r>
+        <w:r>
+          <w:rPr>
+            <w:webHidden/>
+          </w:rPr>
+          <w:fldChar w:fldCharType="separate"/>
+        </w:r>
+        <w:r>
+          <w:rPr>
+            <w:webHidden/>
+          </w:rPr>
+          <w:t>10</w:t>
+        </w:r>
+        <w:r>
+          <w:rPr>
+            <w:webHidden/>
+          </w:rPr>
+          <w:fldChar w:fldCharType="end"/>
+        </w:r>
+      </w:hyperlink>
+    </w:p>
+    <w:p>
+      <w:pPr>
+        <w:pStyle w:val="TOC3"/>
+        <w:rPr>
+          <w:rFonts w:asciiTheme="minorHAnsi" w:eastAsiaTheme="minorEastAsia" w:hAnsiTheme="minorHAnsi" w:cstheme="minorBidi"/>
+          <w:kern w:val="2"/>
+          <w:sz w:val="24"/>
+          <w:szCs w:val="24"/>
+          <w14:ligatures w14:val="standardContextual"/>
+        </w:rPr>
+      </w:pPr>
+      <w:hyperlink w:anchor="_Toc228949367" w:history="1">
+        <w:r>
+          <w:rPr>
+            <w:rStyle w:val="Hyperlink"/>
+          </w:rPr>
+          <w:t>2.2.1. Tiền xử lý dữ liệu</w:t>
+        </w:r>
+        <w:r>
+          <w:rPr>
+            <w:webHidden/>
+          </w:rPr>
+          <w:tab/>
+        </w:r>
+        <w:r>
+          <w:rPr>
+            <w:webHidden/>
+          </w:rPr>
+          <w:fldChar w:fldCharType="begin"/>
+        </w:r>
+        <w:r>
+          <w:rPr>
+            <w:webHidden/>
+          </w:rPr>
+          <w:instrText xml:space="preserve"> PAGEREF _Toc228949367 \h </w:instrText>
+        </w:r>
+        <w:r>
+          <w:rPr>
+            <w:webHidden/>
+          </w:rPr>
+        </w:r>
+        <w:r>
+          <w:rPr>
+            <w:webHidden/>
+          </w:rPr>
+          <w:fldChar w:fldCharType="separate"/>
+        </w:r>
+        <w:r>
+          <w:rPr>
+            <w:webHidden/>
+          </w:rPr>
+          <w:t>10</w:t>
+        </w:r>
+        <w:r>
+          <w:rPr>
+            <w:webHidden/>
+          </w:rPr>
+          <w:fldChar w:fldCharType="end"/>
+        </w:r>
+      </w:hyperlink>
+    </w:p>
+    <w:p>
+      <w:pPr>
+        <w:pStyle w:val="TOC3"/>
+        <w:rPr>
+          <w:rFonts w:asciiTheme="minorHAnsi" w:eastAsiaTheme="minorEastAsia" w:hAnsiTheme="minorHAnsi" w:cstheme="minorBidi"/>
+          <w:kern w:val="2"/>
+          <w:sz w:val="24"/>
+          <w:szCs w:val="24"/>
+          <w14:ligatures w14:val="standardContextual"/>
+        </w:rPr>
+      </w:pPr>
+      <w:hyperlink w:anchor="_Toc228949368" w:history="1">
+        <w:r>
+          <w:rPr>
+            <w:rStyle w:val="Hyperlink"/>
+          </w:rPr>
+          <w:t>2.2.2. Phân tích thống kê và EDA</w:t>
+        </w:r>
+        <w:r>
+          <w:rPr>
+            <w:webHidden/>
+          </w:rPr>
+          <w:tab/>
+        </w:r>
+        <w:r>
+          <w:rPr>
+            <w:webHidden/>
+          </w:rPr>
+          <w:fldChar w:fldCharType="begin"/>
+        </w:r>
+        <w:r>
+          <w:rPr>
+            <w:webHidden/>
+          </w:rPr>
+          <w:instrText xml:space="preserve"> PAGEREF _Toc228949368 \h </w:instrText>
+        </w:r>
+        <w:r>
+          <w:rPr>
+            <w:webHidden/>
+          </w:rPr>
+        </w:r>
+        <w:r>
+          <w:rPr>
+            <w:webHidden/>
+          </w:rPr>
+          <w:fldChar w:fldCharType="separate"/>
+        </w:r>
+        <w:r>
+          <w:rPr>
+            <w:webHidden/>
+          </w:rPr>
+          <w:t>11</w:t>
+        </w:r>
+        <w:r>
+          <w:rPr>
+            <w:webHidden/>
+          </w:rPr>
+          <w:fldChar w:fldCharType="end"/>
+        </w:r>
+      </w:hyperlink>
+    </w:p>
+    <w:p>
+      <w:pPr>
+        <w:pStyle w:val="TOC2"/>
+        <w:rPr>
+          <w:rFonts w:asciiTheme="minorHAnsi" w:eastAsiaTheme="minorEastAsia" w:hAnsiTheme="minorHAnsi" w:cstheme="minorBidi"/>
+          <w:kern w:val="2"/>
+          <w:sz w:val="24"/>
+          <w:szCs w:val="24"/>
+          <w14:ligatures w14:val="standardContextual"/>
+        </w:rPr>
+      </w:pPr>
+      <w:hyperlink w:anchor="_Toc228949369" w:history="1">
+        <w:r>
+          <w:rPr>
+            <w:rStyle w:val="Hyperlink"/>
+          </w:rPr>
+          <w:t>2.3. Các thuật toán học máy áp dụng</w:t>
+        </w:r>
+        <w:r>
+          <w:rPr>
+            <w:webHidden/>
+          </w:rPr>
+          <w:tab/>
+        </w:r>
+        <w:r>
+          <w:rPr>
+            <w:webHidden/>
+          </w:rPr>
+          <w:fldChar w:fldCharType="begin"/>
+        </w:r>
+        <w:r>
+          <w:rPr>
+            <w:webHidden/>
+          </w:rPr>
+          <w:instrText xml:space="preserve"> PAGEREF _Toc228949369 \h </w:instrText>
+        </w:r>
+        <w:r>
+          <w:rPr>
+            <w:webHidden/>
+          </w:rPr>
+        </w:r>
+        <w:r>
+          <w:rPr>
+            <w:webHidden/>
+          </w:rPr>
+          <w:fldChar w:fldCharType="separate"/>
+        </w:r>
+        <w:r>
+          <w:rPr>
+            <w:webHidden/>
+          </w:rPr>
+          <w:t>11</w:t>
+        </w:r>
+        <w:r>
+          <w:rPr>
+            <w:webHidden/>
+          </w:rPr>
+          <w:fldChar w:fldCharType="end"/>
+        </w:r>
+      </w:hyperlink>
+    </w:p>
+    <w:p>
+      <w:pPr>
+        <w:pStyle w:val="TOC3"/>
+        <w:rPr>
+          <w:rFonts w:asciiTheme="minorHAnsi" w:eastAsiaTheme="minorEastAsia" w:hAnsiTheme="minorHAnsi" w:cstheme="minorBidi"/>
+          <w:kern w:val="2"/>
+          <w:sz w:val="24"/>
+          <w:szCs w:val="24"/>
+          <w14:ligatures w14:val="standardContextual"/>
+        </w:rPr>
+      </w:pPr>
+      <w:hyperlink w:anchor="_Toc228949370" w:history="1">
+        <w:r>
+          <w:rPr>
+            <w:rStyle w:val="Hyperlink"/>
+          </w:rPr>
+          <w:t>2.3.1. Logistic Regression</w:t>
+        </w:r>
+        <w:r>
+          <w:rPr>
+            <w:webHidden/>
+          </w:rPr>
+          <w:tab/>
+        </w:r>
+        <w:r>
+          <w:rPr>
+            <w:webHidden/>
+          </w:rPr>
+          <w:fldChar w:fldCharType="begin"/>
+        </w:r>
+        <w:r>
+          <w:rPr>
+            <w:webHidden/>
+          </w:rPr>
+          <w:instrText xml:space="preserve"> PAGEREF _Toc228949370 \h </w:instrText>
+        </w:r>
+        <w:r>
+          <w:rPr>
+            <w:webHidden/>
+          </w:rPr>
+        </w:r>
+        <w:r>
+          <w:rPr>
+            <w:webHidden/>
+          </w:rPr>
+          <w:fldChar w:fldCharType="separate"/>
+        </w:r>
+        <w:r>
+          <w:rPr>
+            <w:webHidden/>
+          </w:rPr>
+          <w:t>11</w:t>
+        </w:r>
+        <w:r>
+          <w:rPr>
+            <w:webHidden/>
+          </w:rPr>
+          <w:fldChar w:fldCharType="end"/>
+        </w:r>
+      </w:hyperlink>
+    </w:p>
+    <w:p>
+      <w:pPr>
+        <w:pStyle w:val="TOC3"/>
+        <w:rPr>
+          <w:rFonts w:asciiTheme="minorHAnsi" w:eastAsiaTheme="minorEastAsia" w:hAnsiTheme="minorHAnsi" w:cstheme="minorBidi"/>
+          <w:kern w:val="2"/>
+          <w:sz w:val="24"/>
+          <w:szCs w:val="24"/>
+          <w14:ligatures w14:val="standardContextual"/>
+        </w:rPr>
+      </w:pPr>
+      <w:hyperlink w:anchor="_Toc228949371" w:history="1">
+        <w:r>
+          <w:rPr>
+            <w:rStyle w:val="Hyperlink"/>
+          </w:rPr>
+          <w:t>2.3.2. Decision Tree</w:t>
+        </w:r>
+        <w:r>
+          <w:rPr>
+            <w:webHidden/>
+          </w:rPr>
+          <w:tab/>
+        </w:r>
+        <w:r>
+          <w:rPr>
+            <w:webHidden/>
+          </w:rPr>
+          <w:fldChar w:fldCharType="begin"/>
+        </w:r>
+        <w:r>
+          <w:rPr>
+            <w:webHidden/>
+          </w:rPr>
+          <w:instrText xml:space="preserve"> PAGEREF _Toc228949371 \h </w:instrText>
+        </w:r>
+        <w:r>
+          <w:rPr>
+            <w:webHidden/>
+          </w:rPr>
+        </w:r>
+        <w:r>
+          <w:rPr>
+            <w:webHidden/>
+          </w:rPr>
+          <w:fldChar w:fldCharType="separate"/>
+        </w:r>
+        <w:r>
+          <w:rPr>
+            <w:webHidden/>
+          </w:rPr>
+          <w:t>12</w:t>
+        </w:r>
+        <w:r>
+          <w:rPr>
+            <w:webHidden/>
+          </w:rPr>
+          <w:fldChar w:fldCharType="end"/>
+        </w:r>
+      </w:hyperlink>
+    </w:p>
+    <w:p>
+      <w:pPr>
+        <w:pStyle w:val="TOC3"/>
+        <w:rPr>
+          <w:rFonts w:asciiTheme="minorHAnsi" w:eastAsiaTheme="minorEastAsia" w:hAnsiTheme="minorHAnsi" w:cstheme="minorBidi"/>
+          <w:kern w:val="2"/>
+          <w:sz w:val="24"/>
+          <w:szCs w:val="24"/>
+          <w14:ligatures w14:val="standardContextual"/>
+        </w:rPr>
+      </w:pPr>
+      <w:hyperlink w:anchor="_Toc228949372" w:history="1">
+        <w:r>
+          <w:rPr>
+            <w:rStyle w:val="Hyperlink"/>
+          </w:rPr>
+          <w:t>2.3.3. Random Forest</w:t>
+        </w:r>
+        <w:r>
+          <w:rPr>
+            <w:webHidden/>
+          </w:rPr>
+          <w:tab/>
+        </w:r>
+        <w:r>
+          <w:rPr>
+            <w:webHidden/>
+          </w:rPr>
+          <w:fldChar w:fldCharType="begin"/>
+        </w:r>
+        <w:r>
+          <w:rPr>
+            <w:webHidden/>
+          </w:rPr>
+          <w:instrText xml:space="preserve"> PAGEREF _Toc228949372 \h </w:instrText>
+        </w:r>
+        <w:r>
+          <w:rPr>
+            <w:webHidden/>
+          </w:rPr>
+        </w:r>
+        <w:r>
+          <w:rPr>
+            <w:webHidden/>
+          </w:rPr>
+          <w:fldChar w:fldCharType="separate"/>
+        </w:r>
+        <w:r>
+          <w:rPr>
+            <w:webHidden/>
+          </w:rPr>
+          <w:t>12</w:t>
+        </w:r>
+        <w:r>
+          <w:rPr>
+            <w:webHidden/>
+          </w:rPr>
+          <w:fldChar w:fldCharType="end"/>
+        </w:r>
+      </w:hyperlink>
+    </w:p>
+    <w:p>
+      <w:pPr>
+        <w:pStyle w:val="TOC3"/>
+        <w:rPr>
+          <w:rFonts w:asciiTheme="minorHAnsi" w:eastAsiaTheme="minorEastAsia" w:hAnsiTheme="minorHAnsi" w:cstheme="minorBidi"/>
+          <w:kern w:val="2"/>
+          <w:sz w:val="24"/>
+          <w:szCs w:val="24"/>
+          <w14:ligatures w14:val="standardContextual"/>
+        </w:rPr>
+      </w:pPr>
+      <w:hyperlink w:anchor="_Toc228949373" w:history="1">
+        <w:r>
+          <w:rPr>
+            <w:rStyle w:val="Hyperlink"/>
+          </w:rPr>
+          <w:t>2.3.4. Lớp hiệu chỉnh lâm sàng</w:t>
+        </w:r>
+        <w:r>
+          <w:rPr>
+            <w:webHidden/>
+          </w:rPr>
+          <w:tab/>
+        </w:r>
+        <w:r>
+          <w:rPr>
+            <w:webHidden/>
+          </w:rPr>
+          <w:fldChar w:fldCharType="begin"/>
+        </w:r>
+        <w:r>
+          <w:rPr>
+            <w:webHidden/>
+          </w:rPr>
+          <w:instrText xml:space="preserve"> PAGEREF _Toc228949373 \h </w:instrText>
+        </w:r>
+        <w:r>
+          <w:rPr>
+            <w:webHidden/>
+          </w:rPr>
+        </w:r>
+        <w:r>
+          <w:rPr>
+            <w:webHidden/>
+          </w:rPr>
+          <w:fldChar w:fldCharType="separate"/>
+        </w:r>
+        <w:r>
+          <w:rPr>
+            <w:webHidden/>
+          </w:rPr>
+          <w:t>12</w:t>
+        </w:r>
+        <w:r>
+          <w:rPr>
+            <w:webHidden/>
+          </w:rPr>
+          <w:fldChar w:fldCharType="end"/>
+        </w:r>
+      </w:hyperlink>
+    </w:p>
+    <w:p>
+      <w:pPr>
+        <w:pStyle w:val="TOC1"/>
+        <w:tabs>
+          <w:tab w:val="right" w:leader="dot" w:pos="8488"/>
+        </w:tabs>
+        <w:rPr>
+          <w:rFonts w:asciiTheme="minorHAnsi" w:eastAsiaTheme="minorEastAsia" w:hAnsiTheme="minorHAnsi" w:cstheme="minorBidi"/>
+          <w:noProof/>
+          <w:kern w:val="2"/>
+          <w:sz w:val="24"/>
+          <w:szCs w:val="24"/>
+          <w14:ligatures w14:val="standardContextual"/>
+        </w:rPr>
+      </w:pPr>
+      <w:hyperlink w:anchor="_Toc228949374" w:history="1">
+        <w:r>
+          <w:rPr>
+            <w:rStyle w:val="Hyperlink"/>
+            <w:noProof/>
+          </w:rPr>
+          <w:t>CHƯƠNG 3: XÂY DỰNG MÔ HÌNH HỌC MÁY</w:t>
+        </w:r>
+        <w:r>
+          <w:rPr>
+            <w:noProof/>
+            <w:webHidden/>
+          </w:rPr>
+          <w:tab/>
+        </w:r>
+        <w:r>
+          <w:rPr>
+            <w:noProof/>
+            <w:webHidden/>
+          </w:rPr>
+          <w:fldChar w:fldCharType="begin"/>
+        </w:r>
+        <w:r>
+          <w:rPr>
+            <w:noProof/>
+            <w:webHidden/>
+          </w:rPr>
+          <w:instrText xml:space="preserve"> PAGEREF _Toc228949374 \h </w:instrText>
+        </w:r>
+        <w:r>
+          <w:rPr>
+            <w:noProof/>
+            <w:webHidden/>
+          </w:rPr>
+        </w:r>
+        <w:r>
+          <w:rPr>
+            <w:noProof/>
+            <w:webHidden/>
+          </w:rPr>
+          <w:fldChar w:fldCharType="separate"/>
+        </w:r>
+        <w:r>
+          <w:rPr>
+            <w:noProof/>
+            <w:webHidden/>
+          </w:rPr>
+          <w:t>13</w:t>
+        </w:r>
+        <w:r>
+          <w:rPr>
+            <w:noProof/>
+            <w:webHidden/>
+          </w:rPr>
+          <w:fldChar w:fldCharType="end"/>
+        </w:r>
+      </w:hyperlink>
+    </w:p>
+    <w:p>
+      <w:pPr>
+        <w:pStyle w:val="TOC2"/>
+        <w:rPr>
+          <w:rFonts w:asciiTheme="minorHAnsi" w:eastAsiaTheme="minorEastAsia" w:hAnsiTheme="minorHAnsi" w:cstheme="minorBidi"/>
+          <w:kern w:val="2"/>
+          <w:sz w:val="24"/>
+          <w:szCs w:val="24"/>
+          <w14:ligatures w14:val="standardContextual"/>
+        </w:rPr>
+      </w:pPr>
+      <w:hyperlink w:anchor="_Toc228949375" w:history="1">
+        <w:r>
+          <w:rPr>
+            <w:rStyle w:val="Hyperlink"/>
+          </w:rPr>
+          <w:t>3.1. Thu thập dữ liệu</w:t>
+        </w:r>
+        <w:r>
+          <w:rPr>
+            <w:webHidden/>
+          </w:rPr>
+          <w:tab/>
+        </w:r>
+        <w:r>
+          <w:rPr>
+            <w:webHidden/>
+          </w:rPr>
+          <w:fldChar w:fldCharType="begin"/>
+        </w:r>
+        <w:r>
+          <w:rPr>
+            <w:webHidden/>
+          </w:rPr>
+          <w:instrText xml:space="preserve"> PAGEREF _Toc228949375 \h </w:instrText>
+        </w:r>
+        <w:r>
+          <w:rPr>
+            <w:webHidden/>
+          </w:rPr>
+        </w:r>
+        <w:r>
+          <w:rPr>
+            <w:webHidden/>
+          </w:rPr>
+          <w:fldChar w:fldCharType="separate"/>
+        </w:r>
+        <w:r>
+          <w:rPr>
+            <w:webHidden/>
+          </w:rPr>
+          <w:t>13</w:t>
+        </w:r>
+        <w:r>
+          <w:rPr>
+            <w:webHidden/>
+          </w:rPr>
+          <w:fldChar w:fldCharType="end"/>
+        </w:r>
+      </w:hyperlink>
+    </w:p>
+    <w:p>
+      <w:pPr>
+        <w:pStyle w:val="TOC2"/>
+        <w:rPr>
+          <w:rFonts w:asciiTheme="minorHAnsi" w:eastAsiaTheme="minorEastAsia" w:hAnsiTheme="minorHAnsi" w:cstheme="minorBidi"/>
+          <w:kern w:val="2"/>
+          <w:sz w:val="24"/>
+          <w:szCs w:val="24"/>
+          <w14:ligatures w14:val="standardContextual"/>
+        </w:rPr>
+      </w:pPr>
+      <w:hyperlink w:anchor="_Toc228949376" w:history="1">
+        <w:r>
+          <w:rPr>
+            <w:rStyle w:val="Hyperlink"/>
+          </w:rPr>
+          <w:t>3.2. Tiền xử lý và chia dữ liệu</w:t>
+        </w:r>
+        <w:r>
+          <w:rPr>
+            <w:webHidden/>
+          </w:rPr>
+          <w:tab/>
+        </w:r>
+        <w:r>
+          <w:rPr>
+            <w:webHidden/>
+          </w:rPr>
+          <w:fldChar w:fldCharType="begin"/>
+        </w:r>
+        <w:r>
+          <w:rPr>
+            <w:webHidden/>
+          </w:rPr>
+          <w:instrText xml:space="preserve"> PAGEREF _Toc228949376 \h </w:instrText>
+        </w:r>
+        <w:r>
+          <w:rPr>
+            <w:webHidden/>
+          </w:rPr>
+        </w:r>
+        <w:r>
+          <w:rPr>
+            <w:webHidden/>
+          </w:rPr>
+          <w:fldChar w:fldCharType="separate"/>
+        </w:r>
+        <w:r>
+          <w:rPr>
+            <w:webHidden/>
+          </w:rPr>
+          <w:t>13</w:t>
+        </w:r>
+        <w:r>
+          <w:rPr>
+            <w:webHidden/>
+          </w:rPr>
+          <w:fldChar w:fldCharType="end"/>
+        </w:r>
+      </w:hyperlink>
+    </w:p>
+    <w:p>
+      <w:pPr>
+        <w:pStyle w:val="TOC2"/>
+        <w:rPr>
+          <w:rFonts w:asciiTheme="minorHAnsi" w:eastAsiaTheme="minorEastAsia" w:hAnsiTheme="minorHAnsi" w:cstheme="minorBidi"/>
+          <w:kern w:val="2"/>
+          <w:sz w:val="24"/>
+          <w:szCs w:val="24"/>
+          <w14:ligatures w14:val="standardContextual"/>
+        </w:rPr>
+      </w:pPr>
+      <w:hyperlink w:anchor="_Toc228949377" w:history="1">
+        <w:r>
+          <w:rPr>
+            <w:rStyle w:val="Hyperlink"/>
+          </w:rPr>
+          <w:t>3.3. Huấn luyện và đánh giá mô hình</w:t>
+        </w:r>
+        <w:r>
+          <w:rPr>
+            <w:webHidden/>
+          </w:rPr>
+          <w:tab/>
+        </w:r>
+        <w:r>
+          <w:rPr>
+            <w:webHidden/>
+          </w:rPr>
+          <w:fldChar w:fldCharType="begin"/>
+        </w:r>
+        <w:r>
+          <w:rPr>
+            <w:webHidden/>
+          </w:rPr>
+          <w:instrText xml:space="preserve"> PAGEREF _Toc228949377 \h </w:instrText>
+        </w:r>
+        <w:r>
+          <w:rPr>
+            <w:webHidden/>
+          </w:rPr>
+        </w:r>
+        <w:r>
+          <w:rPr>
+            <w:webHidden/>
+          </w:rPr>
+          <w:fldChar w:fldCharType="separate"/>
+        </w:r>
+        <w:r>
+          <w:rPr>
+            <w:webHidden/>
+          </w:rPr>
+          <w:t>13</w:t>
+        </w:r>
+        <w:r>
+          <w:rPr>
+            <w:webHidden/>
+          </w:rPr>
+          <w:fldChar w:fldCharType="end"/>
+        </w:r>
+      </w:hyperlink>
+    </w:p>
+    <w:p>
+      <w:pPr>
+        <w:pStyle w:val="TOC2"/>
+        <w:rPr>
+          <w:rFonts w:asciiTheme="minorHAnsi" w:eastAsiaTheme="minorEastAsia" w:hAnsiTheme="minorHAnsi" w:cstheme="minorBidi"/>
+          <w:kern w:val="2"/>
+          <w:sz w:val="24"/>
+          <w:szCs w:val="24"/>
+          <w14:ligatures w14:val="standardContextual"/>
+        </w:rPr>
+      </w:pPr>
+      <w:hyperlink w:anchor="_Toc228949378" w:history="1">
+        <w:r>
+          <w:rPr>
+            <w:rStyle w:val="Hyperlink"/>
+          </w:rPr>
+          <w:t>3.4. Pipeline suy luận</w:t>
+        </w:r>
+        <w:r>
+          <w:rPr>
+            <w:webHidden/>
+          </w:rPr>
+          <w:tab/>
+        </w:r>
+        <w:r>
+          <w:rPr>
+            <w:webHidden/>
+          </w:rPr>
+          <w:fldChar w:fldCharType="begin"/>
+        </w:r>
+        <w:r>
+          <w:rPr>
+            <w:webHidden/>
+          </w:rPr>
+          <w:instrText xml:space="preserve"> PAGEREF _Toc228949378 \h </w:instrText>
+        </w:r>
+        <w:r>
+          <w:rPr>
+            <w:webHidden/>
+          </w:rPr>
+        </w:r>
+        <w:r>
+          <w:rPr>
+            <w:webHidden/>
+          </w:rPr>
+          <w:fldChar w:fldCharType="separate"/>
+        </w:r>
+        <w:r>
+          <w:rPr>
+            <w:webHidden/>
+          </w:rPr>
+          <w:t>14</w:t>
+        </w:r>
+        <w:r>
+          <w:rPr>
+            <w:webHidden/>
+          </w:rPr>
+          <w:fldChar w:fldCharType="end"/>
+        </w:r>
+      </w:hyperlink>
+    </w:p>
+    <w:p>
+      <w:pPr>
+        <w:pStyle w:val="TOC2"/>
+        <w:rPr>
+          <w:rFonts w:asciiTheme="minorHAnsi" w:eastAsiaTheme="minorEastAsia" w:hAnsiTheme="minorHAnsi" w:cstheme="minorBidi"/>
+          <w:kern w:val="2"/>
+          <w:sz w:val="24"/>
+          <w:szCs w:val="24"/>
+          <w14:ligatures w14:val="standardContextual"/>
+        </w:rPr>
+      </w:pPr>
+      <w:hyperlink w:anchor="_Toc228949379" w:history="1">
+        <w:r>
+          <w:rPr>
+            <w:rStyle w:val="Hyperlink"/>
+            <w:lang w:val="sv-SE"/>
+          </w:rPr>
+          <w:t>3.5. Kết quả đầu ra của mô hình</w:t>
+        </w:r>
+        <w:r>
+          <w:rPr>
+            <w:webHidden/>
+          </w:rPr>
+          <w:tab/>
+        </w:r>
+        <w:r>
+          <w:rPr>
+            <w:webHidden/>
+          </w:rPr>
+          <w:fldChar w:fldCharType="begin"/>
+        </w:r>
+        <w:r>
+          <w:rPr>
+            <w:webHidden/>
+          </w:rPr>
+          <w:instrText xml:space="preserve"> PAGEREF _Toc228949379 \h </w:instrText>
+        </w:r>
+        <w:r>
+          <w:rPr>
+            <w:webHidden/>
+          </w:rPr>
+        </w:r>
+        <w:r>
+          <w:rPr>
+            <w:webHidden/>
+          </w:rPr>
+          <w:fldChar w:fldCharType="separate"/>
+        </w:r>
+        <w:r>
+          <w:rPr>
+            <w:webHidden/>
+          </w:rPr>
+          <w:t>14</w:t>
+        </w:r>
+        <w:r>
+          <w:rPr>
+            <w:webHidden/>
+          </w:rPr>
+          <w:fldChar w:fldCharType="end"/>
+        </w:r>
+      </w:hyperlink>
+    </w:p>
+    <w:p>
+      <w:pPr>
+        <w:pStyle w:val="TOC1"/>
+        <w:tabs>
+          <w:tab w:val="right" w:leader="dot" w:pos="8488"/>
+        </w:tabs>
+        <w:rPr>
+          <w:rFonts w:asciiTheme="minorHAnsi" w:eastAsiaTheme="minorEastAsia" w:hAnsiTheme="minorHAnsi" w:cstheme="minorBidi"/>
+          <w:noProof/>
+          <w:kern w:val="2"/>
+          <w:sz w:val="24"/>
+          <w:szCs w:val="24"/>
+          <w14:ligatures w14:val="standardContextual"/>
+        </w:rPr>
+      </w:pPr>
+      <w:hyperlink w:anchor="_Toc228949380" w:history="1">
+        <w:r>
+          <w:rPr>
+            <w:rStyle w:val="Hyperlink"/>
+            <w:noProof/>
+          </w:rPr>
+          <w:t>CHƯƠNG 4: XÂY DỰNG ỨNG DỤNG KHAI PHÁ DỮ LIỆU</w:t>
+        </w:r>
+        <w:r>
+          <w:rPr>
+            <w:noProof/>
+            <w:webHidden/>
+          </w:rPr>
+          <w:tab/>
+        </w:r>
+        <w:r>
+          <w:rPr>
+            <w:noProof/>
+            <w:webHidden/>
+          </w:rPr>
+          <w:fldChar w:fldCharType="begin"/>
+        </w:r>
+        <w:r>
+          <w:rPr>
+            <w:noProof/>
+            <w:webHidden/>
+          </w:rPr>
+          <w:instrText xml:space="preserve"> PAGEREF _Toc228949380 \h </w:instrText>
+        </w:r>
+        <w:r>
+          <w:rPr>
+            <w:noProof/>
+            <w:webHidden/>
+          </w:rPr>
+        </w:r>
+        <w:r>
+          <w:rPr>
+            <w:noProof/>
+            <w:webHidden/>
+          </w:rPr>
+          <w:fldChar w:fldCharType="separate"/>
+        </w:r>
+        <w:r>
+          <w:rPr>
+            <w:noProof/>
+            <w:webHidden/>
+          </w:rPr>
+          <w:t>15</w:t>
+        </w:r>
+        <w:r>
+          <w:rPr>
+            <w:noProof/>
+            <w:webHidden/>
+          </w:rPr>
+          <w:fldChar w:fldCharType="end"/>
+        </w:r>
+      </w:hyperlink>
+    </w:p>
+    <w:p>
+      <w:pPr>
+        <w:pStyle w:val="TOC2"/>
+        <w:rPr>
+          <w:rFonts w:asciiTheme="minorHAnsi" w:eastAsiaTheme="minorEastAsia" w:hAnsiTheme="minorHAnsi" w:cstheme="minorBidi"/>
+          <w:kern w:val="2"/>
+          <w:sz w:val="24"/>
+          <w:szCs w:val="24"/>
+          <w14:ligatures w14:val="standardContextual"/>
+        </w:rPr>
+      </w:pPr>
+      <w:hyperlink w:anchor="_Toc228949381" w:history="1">
+        <w:r>
+          <w:rPr>
+            <w:rStyle w:val="Hyperlink"/>
+          </w:rPr>
+          <w:t>4.1. Kiến trúc tổng quan</w:t>
+        </w:r>
+        <w:r>
+          <w:rPr>
+            <w:webHidden/>
+          </w:rPr>
+          <w:tab/>
+        </w:r>
+        <w:r>
+          <w:rPr>
+            <w:webHidden/>
+          </w:rPr>
+          <w:fldChar w:fldCharType="begin"/>
+        </w:r>
+        <w:r>
+          <w:rPr>
+            <w:webHidden/>
+          </w:rPr>
+          <w:instrText xml:space="preserve"> PAGEREF _Toc228949381 \h </w:instrText>
+        </w:r>
+        <w:r>
+          <w:rPr>
+            <w:webHidden/>
+          </w:rPr>
+        </w:r>
+        <w:r>
+          <w:rPr>
+            <w:webHidden/>
+          </w:rPr>
+          <w:fldChar w:fldCharType="separate"/>
+        </w:r>
+        <w:r>
+          <w:rPr>
+            <w:webHidden/>
+          </w:rPr>
+          <w:t>15</w:t>
+        </w:r>
+        <w:r>
+          <w:rPr>
+            <w:webHidden/>
+          </w:rPr>
+          <w:fldChar w:fldCharType="end"/>
+        </w:r>
+      </w:hyperlink>
+    </w:p>
+    <w:p>
+      <w:pPr>
+        <w:pStyle w:val="TOC2"/>
+        <w:rPr>
+          <w:rFonts w:asciiTheme="minorHAnsi" w:eastAsiaTheme="minorEastAsia" w:hAnsiTheme="minorHAnsi" w:cstheme="minorBidi"/>
+          <w:kern w:val="2"/>
+          <w:sz w:val="24"/>
+          <w:szCs w:val="24"/>
+          <w14:ligatures w14:val="standardContextual"/>
+        </w:rPr>
+      </w:pPr>
+      <w:hyperlink w:anchor="_Toc228949382" w:history="1">
+        <w:r>
+          <w:rPr>
+            <w:rStyle w:val="Hyperlink"/>
+          </w:rPr>
+          <w:t>4.2. Backend FastAPI</w:t>
+        </w:r>
+        <w:r>
+          <w:rPr>
+            <w:webHidden/>
+          </w:rPr>
+          <w:tab/>
+        </w:r>
+        <w:r>
+          <w:rPr>
+            <w:webHidden/>
+          </w:rPr>
+          <w:fldChar w:fldCharType="begin"/>
+        </w:r>
+        <w:r>
+          <w:rPr>
+            <w:webHidden/>
+          </w:rPr>
+          <w:instrText xml:space="preserve"> PAGEREF _Toc228949382 \h </w:instrText>
+        </w:r>
+        <w:r>
+          <w:rPr>
+            <w:webHidden/>
+          </w:rPr>
+        </w:r>
+        <w:r>
+          <w:rPr>
+            <w:webHidden/>
+          </w:rPr>
+          <w:fldChar w:fldCharType="separate"/>
+        </w:r>
+        <w:r>
+          <w:rPr>
+            <w:webHidden/>
+          </w:rPr>
+          <w:t>15</w:t>
+        </w:r>
+        <w:r>
+          <w:rPr>
+            <w:webHidden/>
+          </w:rPr>
+          <w:fldChar w:fldCharType="end"/>
+        </w:r>
+      </w:hyperlink>
+    </w:p>
+    <w:p>
+      <w:pPr>
+        <w:pStyle w:val="TOC2"/>
+        <w:rPr>
+          <w:rFonts w:asciiTheme="minorHAnsi" w:eastAsiaTheme="minorEastAsia" w:hAnsiTheme="minorHAnsi" w:cstheme="minorBidi"/>
+          <w:kern w:val="2"/>
+          <w:sz w:val="24"/>
+          <w:szCs w:val="24"/>
+          <w14:ligatures w14:val="standardContextual"/>
+        </w:rPr>
+      </w:pPr>
+      <w:hyperlink w:anchor="_Toc228949383" w:history="1">
+        <w:r>
+          <w:rPr>
+            <w:rStyle w:val="Hyperlink"/>
+          </w:rPr>
+          <w:t>4.3. Cơ sở dữ liệu và lưu lịch sử</w:t>
+        </w:r>
+        <w:r>
+          <w:rPr>
+            <w:webHidden/>
+          </w:rPr>
+          <w:tab/>
+        </w:r>
+        <w:r>
+          <w:rPr>
+            <w:webHidden/>
+          </w:rPr>
+          <w:fldChar w:fldCharType="begin"/>
+        </w:r>
+        <w:r>
+          <w:rPr>
+            <w:webHidden/>
+          </w:rPr>
+          <w:instrText xml:space="preserve"> PAGEREF _Toc228949383 \h </w:instrText>
+        </w:r>
+        <w:r>
+          <w:rPr>
+            <w:webHidden/>
+          </w:rPr>
+        </w:r>
+        <w:r>
+          <w:rPr>
+            <w:webHidden/>
+          </w:rPr>
+          <w:fldChar w:fldCharType="separate"/>
+        </w:r>
+        <w:r>
+          <w:rPr>
+            <w:webHidden/>
+          </w:rPr>
+          <w:t>16</w:t>
+        </w:r>
+        <w:r>
+          <w:rPr>
+            <w:webHidden/>
+          </w:rPr>
+          <w:fldChar w:fldCharType="end"/>
+        </w:r>
+      </w:hyperlink>
+    </w:p>
+    <w:p>
+      <w:pPr>
+        <w:pStyle w:val="TOC2"/>
+        <w:rPr>
+          <w:rFonts w:asciiTheme="minorHAnsi" w:eastAsiaTheme="minorEastAsia" w:hAnsiTheme="minorHAnsi" w:cstheme="minorBidi"/>
+          <w:kern w:val="2"/>
+          <w:sz w:val="24"/>
+          <w:szCs w:val="24"/>
+          <w14:ligatures w14:val="standardContextual"/>
+        </w:rPr>
+      </w:pPr>
+      <w:hyperlink w:anchor="_Toc228949384" w:history="1">
+        <w:r>
+          <w:rPr>
+            <w:rStyle w:val="Hyperlink"/>
+          </w:rPr>
+          <w:t>4.4. Frontend và giao diện người dùng</w:t>
+        </w:r>
+        <w:r>
+          <w:rPr>
+            <w:webHidden/>
+          </w:rPr>
+          <w:tab/>
+        </w:r>
+        <w:r>
+          <w:rPr>
+            <w:webHidden/>
+          </w:rPr>
+          <w:fldChar w:fldCharType="begin"/>
+        </w:r>
+        <w:r>
+          <w:rPr>
+            <w:webHidden/>
+          </w:rPr>
+          <w:instrText xml:space="preserve"> PAGEREF _Toc228949384 \h </w:instrText>
+        </w:r>
+        <w:r>
+          <w:rPr>
+            <w:webHidden/>
+          </w:rPr>
+        </w:r>
+        <w:r>
+          <w:rPr>
+            <w:webHidden/>
+          </w:rPr>
+          <w:fldChar w:fldCharType="separate"/>
+        </w:r>
+        <w:r>
+          <w:rPr>
+            <w:webHidden/>
+          </w:rPr>
+          <w:t>16</w:t>
+        </w:r>
+        <w:r>
+          <w:rPr>
+            <w:webHidden/>
+          </w:rPr>
+          <w:fldChar w:fldCharType="end"/>
+        </w:r>
+      </w:hyperlink>
+    </w:p>
+    <w:p>
+      <w:pPr>
+        <w:pStyle w:val="TOC2"/>
+        <w:rPr>
+          <w:rFonts w:asciiTheme="minorHAnsi" w:eastAsiaTheme="minorEastAsia" w:hAnsiTheme="minorHAnsi" w:cstheme="minorBidi"/>
+          <w:kern w:val="2"/>
+          <w:sz w:val="24"/>
+          <w:szCs w:val="24"/>
+          <w14:ligatures w14:val="standardContextual"/>
+        </w:rPr>
+      </w:pPr>
+      <w:hyperlink w:anchor="_Toc228949385" w:history="1">
+        <w:r>
+          <w:rPr>
+            <w:rStyle w:val="Hyperlink"/>
+          </w:rPr>
+          <w:t>4.5. Quy trình nghiệp vụ</w:t>
+        </w:r>
+        <w:r>
+          <w:rPr>
+            <w:webHidden/>
+          </w:rPr>
+          <w:tab/>
+        </w:r>
+        <w:r>
+          <w:rPr>
+            <w:webHidden/>
+          </w:rPr>
+          <w:fldChar w:fldCharType="begin"/>
+        </w:r>
+        <w:r>
+          <w:rPr>
+            <w:webHidden/>
+          </w:rPr>
+          <w:instrText xml:space="preserve"> PAGEREF _Toc228949385 \h </w:instrText>
+        </w:r>
+        <w:r>
+          <w:rPr>
+            <w:webHidden/>
+          </w:rPr>
+        </w:r>
+        <w:r>
+          <w:rPr>
+            <w:webHidden/>
+          </w:rPr>
+          <w:fldChar w:fldCharType="separate"/>
+        </w:r>
+        <w:r>
+          <w:rPr>
+            <w:webHidden/>
+          </w:rPr>
+          <w:t>16</w:t>
+        </w:r>
+        <w:r>
+          <w:rPr>
+            <w:webHidden/>
+          </w:rPr>
+          <w:fldChar w:fldCharType="end"/>
+        </w:r>
+      </w:hyperlink>
+    </w:p>
+    <w:p>
+      <w:pPr>
+        <w:pStyle w:val="TOC2"/>
+        <w:rPr>
+          <w:rFonts w:asciiTheme="minorHAnsi" w:eastAsiaTheme="minorEastAsia" w:hAnsiTheme="minorHAnsi" w:cstheme="minorBidi"/>
+          <w:kern w:val="2"/>
+          <w:sz w:val="24"/>
+          <w:szCs w:val="24"/>
+          <w14:ligatures w14:val="standardContextual"/>
+        </w:rPr>
+      </w:pPr>
+      <w:hyperlink w:anchor="_Toc228949386" w:history="1">
+        <w:r>
+          <w:rPr>
+            <w:rStyle w:val="Hyperlink"/>
+          </w:rPr>
+          <w:t>4.6. Kiểm thử và triển khai</w:t>
+        </w:r>
+        <w:r>
+          <w:rPr>
+            <w:webHidden/>
+          </w:rPr>
+          <w:tab/>
+        </w:r>
+        <w:r>
+          <w:rPr>
+            <w:webHidden/>
+          </w:rPr>
+          <w:fldChar w:fldCharType="begin"/>
+        </w:r>
+        <w:r>
+          <w:rPr>
+            <w:webHidden/>
+          </w:rPr>
+          <w:instrText xml:space="preserve"> PAGEREF _Toc228949386 \h </w:instrText>
+        </w:r>
+        <w:r>
+          <w:rPr>
+            <w:webHidden/>
+          </w:rPr>
+        </w:r>
+        <w:r>
+          <w:rPr>
+            <w:webHidden/>
+          </w:rPr>
+          <w:fldChar w:fldCharType="separate"/>
+        </w:r>
+        <w:r>
+          <w:rPr>
+            <w:webHidden/>
+          </w:rPr>
+          <w:t>17</w:t>
+        </w:r>
+        <w:r>
+          <w:rPr>
+            <w:webHidden/>
+          </w:rPr>
+          <w:fldChar w:fldCharType="end"/>
+        </w:r>
+      </w:hyperlink>
+    </w:p>
+    <w:p>
+      <w:pPr>
+        <w:pStyle w:val="TOC1"/>
+        <w:tabs>
+          <w:tab w:val="right" w:leader="dot" w:pos="8488"/>
+        </w:tabs>
+        <w:rPr>
+          <w:rFonts w:asciiTheme="minorHAnsi" w:eastAsiaTheme="minorEastAsia" w:hAnsiTheme="minorHAnsi" w:cstheme="minorBidi"/>
+          <w:noProof/>
+          <w:kern w:val="2"/>
+          <w:sz w:val="24"/>
+          <w:szCs w:val="24"/>
+          <w14:ligatures w14:val="standardContextual"/>
+        </w:rPr>
+      </w:pPr>
+      <w:hyperlink w:anchor="_Toc228949387" w:history="1">
+        <w:r>
+          <w:rPr>
+            <w:rStyle w:val="Hyperlink"/>
+            <w:noProof/>
+          </w:rPr>
+          <w:t>KẾT LUẬN</w:t>
+        </w:r>
+        <w:r>
+          <w:rPr>
+            <w:noProof/>
+            <w:webHidden/>
+          </w:rPr>
+          <w:tab/>
+        </w:r>
+        <w:r>
+          <w:rPr>
+            <w:noProof/>
+            <w:webHidden/>
+          </w:rPr>
+          <w:fldChar w:fldCharType="begin"/>
+        </w:r>
+        <w:r>
+          <w:rPr>
+            <w:noProof/>
+            <w:webHidden/>
+          </w:rPr>
+          <w:instrText xml:space="preserve"> PAGEREF _Toc228949387 \h </w:instrText>
+        </w:r>
+        <w:r>
+          <w:rPr>
+            <w:noProof/>
+            <w:webHidden/>
+          </w:rPr>
+        </w:r>
+        <w:r>
+          <w:rPr>
+            <w:noProof/>
+            <w:webHidden/>
+          </w:rPr>
+          <w:fldChar w:fldCharType="separate"/>
+        </w:r>
+        <w:r>
+          <w:rPr>
+            <w:noProof/>
+            <w:webHidden/>
+          </w:rPr>
+          <w:t>18</w:t>
+        </w:r>
+        <w:r>
+          <w:rPr>
+            <w:noProof/>
+            <w:webHidden/>
+          </w:rPr>
+          <w:fldChar w:fldCharType="end"/>
+        </w:r>
+      </w:hyperlink>
+    </w:p>
+    <w:p>
+      <w:pPr>
+        <w:pStyle w:val="TOC1"/>
+        <w:tabs>
+          <w:tab w:val="right" w:leader="dot" w:pos="8488"/>
+        </w:tabs>
+        <w:rPr>
+          <w:rFonts w:asciiTheme="minorHAnsi" w:eastAsiaTheme="minorEastAsia" w:hAnsiTheme="minorHAnsi" w:cstheme="minorBidi"/>
+          <w:noProof/>
+          <w:kern w:val="2"/>
+          <w:sz w:val="24"/>
+          <w:szCs w:val="24"/>
+          <w14:ligatures w14:val="standardContextual"/>
+        </w:rPr>
+      </w:pPr>
+      <w:hyperlink w:anchor="_Toc228949388" w:history="1">
+        <w:r>
+          <w:rPr>
+            <w:rStyle w:val="Hyperlink"/>
+            <w:noProof/>
+          </w:rPr>
+          <w:t>TÀI LIỆU THAM KHẢO</w:t>
+        </w:r>
+        <w:r>
+          <w:rPr>
+            <w:noProof/>
+            <w:webHidden/>
+          </w:rPr>
+          <w:tab/>
+        </w:r>
+        <w:r>
+          <w:rPr>
+            <w:noProof/>
+            <w:webHidden/>
+          </w:rPr>
+          <w:fldChar w:fldCharType="begin"/>
+        </w:r>
+        <w:r>
+          <w:rPr>
+            <w:noProof/>
+            <w:webHidden/>
+          </w:rPr>
+          <w:instrText xml:space="preserve"> PAGEREF _Toc228949388 \h </w:instrText>
+        </w:r>
+        <w:r>
+          <w:rPr>
+            <w:noProof/>
+            <w:webHidden/>
+          </w:rPr>
+        </w:r>
+        <w:r>
+          <w:rPr>
+            <w:noProof/>
+            <w:webHidden/>
+          </w:rPr>
+          <w:fldChar w:fldCharType="separate"/>
+        </w:r>
+        <w:r>
+          <w:rPr>
+            <w:noProof/>
+            <w:webHidden/>
+          </w:rPr>
+          <w:t>19</w:t>
+        </w:r>
+        <w:r>
+          <w:rPr>
+            <w:noProof/>
+            <w:webHidden/>
+          </w:rPr>
+          <w:fldChar w:fldCharType="end"/>
+        </w:r>
+      </w:hyperlink>
+    </w:p>
     <w:p>
       <w:pPr>
         <w:rPr>
@@ -1236,6 +3461,12 @@
           <w:szCs w:val="28"/>
         </w:rPr>
       </w:pPr>
+      <w:r>
+        <w:rPr>
+          <w:b/>
+        </w:rPr>
+        <w:fldChar w:fldCharType="end"/>
+      </w:r>
       <w:r>
         <w:br w:type="page"/>
       </w:r>
@@ -1249,11 +3480,13 @@
         </w:numPr>
       </w:pPr>
       <w:bookmarkStart w:id="0" w:name="_fpkbmjqpmics" w:colFirst="0" w:colLast="0"/>
+      <w:bookmarkStart w:id="1" w:name="_Toc228949356"/>
       <w:bookmarkEnd w:id="0"/>
       <w:r>
         <w:lastRenderedPageBreak/>
         <w:t>TỔNG QUAN VỀ ĐỀ TÀI</w:t>
       </w:r>
+      <w:bookmarkEnd w:id="1"/>
     </w:p>
     <w:p>
       <w:pPr>
@@ -1263,9 +3496,11 @@
           <w:numId w:val="1"/>
         </w:numPr>
       </w:pPr>
+      <w:bookmarkStart w:id="2" w:name="_Toc228949357"/>
       <w:r>
         <w:t>Lý do chọn đề tài</w:t>
       </w:r>
+      <w:bookmarkEnd w:id="2"/>
     </w:p>
     <w:p>
       <w:pPr>
@@ -1312,12 +3547,15 @@
           <w:numId w:val="1"/>
         </w:numPr>
       </w:pPr>
+      <w:bookmarkStart w:id="3" w:name="_Toc228949358"/>
       <w:r>
         <w:t>Mục tiêu của đề tài</w:t>
       </w:r>
-    </w:p>
-    <w:p>
-      <w:pPr>
+      <w:bookmarkEnd w:id="3"/>
+    </w:p>
+    <w:p>
+      <w:pPr>
+        <w:pStyle w:val="noidung"/>
         <w:rPr>
           <w:sz w:val="24"/>
           <w:szCs w:val="24"/>
@@ -1328,11 +3566,17 @@
       </w:r>
     </w:p>
     <w:p>
+      <w:pPr>
+        <w:pStyle w:val="noidung"/>
+      </w:pPr>
       <w:r>
         <w:t>Tối ưu hóa khả năng dự đoán: Đánh giá nhiều mô hình và lựa chọn phương án có độ chính xác tốt, phù hợp cho bài toán sàng lọc nguy cơ ban đầu.</w:t>
       </w:r>
     </w:p>
     <w:p>
+      <w:pPr>
+        <w:pStyle w:val="noidung"/>
+      </w:pPr>
       <w:r>
         <w:t>Triển khai ứng dụng: Xây dựng hệ thống web cho phép nhập dữ liệu, nhận kết quả dự đoán và lưu lịch sử tra cứu để thuận tiện theo dõi.</w:t>
       </w:r>
@@ -1345,9 +3589,11 @@
           <w:numId w:val="1"/>
         </w:numPr>
       </w:pPr>
+      <w:bookmarkStart w:id="4" w:name="_Toc228949359"/>
       <w:r>
         <w:t>Giới hạn và phạm vi của đề tài</w:t>
       </w:r>
+      <w:bookmarkEnd w:id="4"/>
     </w:p>
     <w:p>
       <w:pPr>
@@ -1407,10 +3653,12 @@
           <w:numId w:val="1"/>
         </w:numPr>
       </w:pPr>
+      <w:bookmarkStart w:id="5" w:name="_Toc228949360"/>
       <w:r>
         <w:lastRenderedPageBreak/>
         <w:t>Phương pháp tiếp cận</w:t>
       </w:r>
+      <w:bookmarkEnd w:id="5"/>
     </w:p>
     <w:p>
       <w:pPr>
@@ -1579,462 +3827,3390 @@
     </w:p>
     <w:p>
       <w:pPr>
-        <w:spacing w:line="240" w:lineRule="auto"/>
-        <w:rPr>
-          <w:b/>
-          <w:bCs/>
+        <w:pStyle w:val="Heading1"/>
+        <w:spacing w:after="120" w:line="240" w:lineRule="auto"/>
+        <w:rPr>
+          <w:sz w:val="30"/>
+        </w:rPr>
+      </w:pPr>
+      <w:bookmarkStart w:id="6" w:name="_tdimh2v70uog" w:colFirst="0" w:colLast="0"/>
+      <w:bookmarkEnd w:id="6"/>
+      <w:r>
+        <w:br w:type="page"/>
+      </w:r>
+      <w:bookmarkStart w:id="7" w:name="_Toc228949361"/>
+      <w:r>
+        <w:rPr>
+          <w:sz w:val="30"/>
+        </w:rPr>
+        <w:lastRenderedPageBreak/>
+        <w:t>CHƯƠNG 2: CƠ SỞ LÝ THUYẾT</w:t>
+      </w:r>
+      <w:bookmarkEnd w:id="7"/>
+    </w:p>
+    <w:p>
+      <w:pPr>
+        <w:pStyle w:val="Heading2"/>
+        <w:spacing w:after="120" w:line="240" w:lineRule="auto"/>
+        <w:rPr>
           <w:sz w:val="28"/>
-          <w:szCs w:val="28"/>
-        </w:rPr>
-      </w:pPr>
-      <w:bookmarkStart w:id="1" w:name="_tdimh2v70uog" w:colFirst="0" w:colLast="0"/>
-      <w:bookmarkEnd w:id="1"/>
-      <w:r>
-        <w:br w:type="page"/>
-      </w:r>
-    </w:p>
-    <w:p>
-      <w:pPr>
-        <w:pStyle w:val="Heading1"/>
+        </w:rPr>
+      </w:pPr>
+      <w:bookmarkStart w:id="8" w:name="_Toc228949362"/>
+      <w:r>
+        <w:rPr>
+          <w:sz w:val="28"/>
+        </w:rPr>
+        <w:t>2.1. Khái niệm về khai phá dữ liệu và học máy</w:t>
+      </w:r>
+      <w:bookmarkEnd w:id="8"/>
+    </w:p>
+    <w:p>
+      <w:pPr>
+        <w:pStyle w:val="Heading3"/>
+        <w:spacing w:after="120" w:line="240" w:lineRule="auto"/>
+      </w:pPr>
+      <w:bookmarkStart w:id="9" w:name="_Toc228949363"/>
+      <w:r>
+        <w:t>2.1.1. Khai phá dữ liệu</w:t>
+      </w:r>
+      <w:bookmarkEnd w:id="9"/>
+    </w:p>
+    <w:p>
+      <w:pPr>
+        <w:pStyle w:val="noidung"/>
+      </w:pPr>
+      <w:r>
+        <w:t>Khai phá dữ liệu là quá trình phát hiện tri thức hữu ích từ dữ liệu thông qua các bước thu thập, làm sạch, biến đổi, mô hình hóa và đánh giá. Trong đề tài này, dữ liệu sức khỏe dạng bảng được khai thác để tìm mối liên hệ giữa các chỉ số lâm sàng cơ bản và nguy cơ mắc bệnh tiểu đường.</w:t>
+      </w:r>
+    </w:p>
+    <w:p>
+      <w:pPr>
+        <w:pStyle w:val="noidung"/>
+      </w:pPr>
+      <w:r>
+        <w:t>Giá trị thực tiễn của khai phá dữ liệu không chỉ nằm ở việc tạo ra dự đoán, mà còn ở khả năng giải thích các yếu tố có ảnh hưởng. Vì vậy hệ thống không dừng ở nhãn nguy cơ, mà còn trả về xác suất, risk score, các chỉ số nổi bật, cảnh báo lâm sàng và khuyến nghị theo dõi.</w:t>
+      </w:r>
+    </w:p>
+    <w:p>
+      <w:pPr>
+        <w:pStyle w:val="Heading3"/>
+        <w:spacing w:after="120" w:line="240" w:lineRule="auto"/>
+      </w:pPr>
+      <w:bookmarkStart w:id="10" w:name="_Toc228949364"/>
+      <w:r>
+        <w:t>2.1.2. Học máy</w:t>
+      </w:r>
+      <w:bookmarkEnd w:id="10"/>
+    </w:p>
+    <w:p>
+      <w:pPr>
+        <w:pStyle w:val="noidung"/>
+      </w:pPr>
+      <w:r>
+        <w:t>Học máy là nhánh của trí tuệ nhân tạo cho phép mô hình học quy luật từ dữ liệu lịch sử và áp dụng quy luật đó cho dữ liệu mới. Bài toán của đồ án là phân loại nhị phân có giám sát: từ tám đặc trưng đầu vào, hệ thống dự đoán hồ sơ thuộc nhóm nguy cơ thấp, cần đánh giá thêm hoặc có nguy cơ cao.</w:t>
+      </w:r>
+    </w:p>
+    <w:p>
+      <w:pPr>
+        <w:pStyle w:val="noidung"/>
+      </w:pPr>
+      <w:r>
+        <w:t>Các mô hình được thử nghiệm gồm Logistic Regression, Decision Tree và Random Forest. Phiên bản triển khai hiện tại sử dụng RandomForestClassifier đã tinh chỉnh tham số, sau đó kết hợp thêm một lớp hiệu chỉnh lâm sàng dựa trên các ngưỡng sức khỏe để kết quả dễ diễn giải hơn.</w:t>
+      </w:r>
+    </w:p>
+    <w:p>
+      <w:pPr>
+        <w:pStyle w:val="Heading3"/>
+        <w:spacing w:after="120" w:line="240" w:lineRule="auto"/>
+      </w:pPr>
+      <w:bookmarkStart w:id="11" w:name="_Toc228949365"/>
+      <w:r>
+        <w:t>2.1.3. Bài toán phân loại nguy cơ y tế</w:t>
+      </w:r>
+      <w:bookmarkEnd w:id="11"/>
+    </w:p>
+    <w:p>
+      <w:pPr>
+        <w:pStyle w:val="noidung"/>
+      </w:pPr>
+      <w:r>
+        <w:t>Trong bối cảnh y tế, mô hình dự đoán cần được hiểu như công cụ hỗ trợ sàng lọc ban đầu. Một kết quả xác suất cao cho thấy người dùng nên thực hiện xét nghiệm chuẩn như đường huyết lúc đói hoặc HbA1c, không phải là kết luận chẩn đoán thay cho bác sĩ.</w:t>
+      </w:r>
+    </w:p>
+    <w:p>
+      <w:pPr>
+        <w:pStyle w:val="Heading2"/>
+        <w:spacing w:after="120" w:line="240" w:lineRule="auto"/>
+        <w:rPr>
+          <w:sz w:val="28"/>
+        </w:rPr>
+      </w:pPr>
+      <w:bookmarkStart w:id="12" w:name="_Toc228949366"/>
+      <w:r>
+        <w:rPr>
+          <w:sz w:val="28"/>
+        </w:rPr>
+        <w:t>2.2. Các kỹ thuật xử lý dữ liệu sử dụng trong đề tài</w:t>
+      </w:r>
+      <w:bookmarkEnd w:id="12"/>
+    </w:p>
+    <w:p>
+      <w:pPr>
+        <w:pStyle w:val="Heading3"/>
+        <w:spacing w:after="120" w:line="240" w:lineRule="auto"/>
+      </w:pPr>
+      <w:bookmarkStart w:id="13" w:name="_Toc228949367"/>
+      <w:r>
+        <w:t>2.2.1. Tiền xử lý dữ liệu</w:t>
+      </w:r>
+      <w:bookmarkEnd w:id="13"/>
+    </w:p>
+    <w:p>
+      <w:pPr>
+        <w:pStyle w:val="noidung"/>
+      </w:pPr>
+      <w:r>
+        <w:t xml:space="preserve">Bộ Pima Indians Diabetes Database có một số cột xuất hiện giá trị 0 không hợp lý về mặt y khoa, gồm Glucose, BloodPressure, SkinThickness, Insulin và BMI. Trong project, các giá trị 0 ở các cột này được xem là missing ẩn, chuyển thành </w:t>
+      </w:r>
+      <w:r>
+        <w:lastRenderedPageBreak/>
+        <w:t>NaN khi huấn luyện và suy luận, sau đó được thay thế bằng median thông qua SimpleImputer.</w:t>
+      </w:r>
+    </w:p>
+    <w:p>
+      <w:pPr>
+        <w:pStyle w:val="noidung"/>
+      </w:pPr>
+      <w:r>
+        <w:t>Sau bước nội suy, dữ liệu được chuẩn hóa bằng StandardScaler trước khi đưa vào mô hình. Việc chuẩn hóa giúp các thuật toán học máy xử lý những thang đo khác nhau giữa glucose, insulin, BMI hoặc tuổi một cách ổn định hơn.</w:t>
+      </w:r>
+    </w:p>
+    <w:p>
+      <w:pPr>
+        <w:pStyle w:val="Heading3"/>
+        <w:spacing w:after="120" w:line="240" w:lineRule="auto"/>
+      </w:pPr>
+      <w:bookmarkStart w:id="14" w:name="_Toc228949368"/>
+      <w:r>
+        <w:t>2.2.2. Phân tích thống kê và EDA</w:t>
+      </w:r>
+      <w:bookmarkEnd w:id="14"/>
+    </w:p>
+    <w:p>
+      <w:pPr>
+        <w:pStyle w:val="noidung"/>
+      </w:pPr>
+      <w:r>
+        <w:t>Dữ liệu gốc có 768 bản ghi và 9 cột, trong đó Outcome là nhãn mục tiêu. Lớp Outcome = 1 chiếm 268 bản ghi, tương đương khoảng 34,9%, còn Outcome = 0 chiếm 500 bản ghi. Điều này cho thấy dữ liệu có mất cân bằng lớp ở mức vừa phải.</w:t>
+      </w:r>
+    </w:p>
+    <w:p>
+      <w:pPr>
+        <w:pStyle w:val="noidung"/>
+      </w:pPr>
+      <w:r>
+        <w:t>Trong notebook EDA, project kiểm tra phân phối dữ liệu, missing ẩn, histogram, boxplot, correlation heatmap và pairplot. Các phân tích cho thấy Glucose là biến có liên hệ nổi bật với Outcome; BMI, Age và Pregnancies cũng là những biến có vai trò đáng chú ý.</w:t>
+      </w:r>
+    </w:p>
+    <w:tbl>
+      <w:tblPr>
+        <w:tblStyle w:val="TableGrid"/>
+        <w:tblW w:w="5000" w:type="pct"/>
+        <w:tblLook w:val="04A0" w:firstRow="1" w:lastRow="0" w:firstColumn="1" w:lastColumn="0" w:noHBand="0" w:noVBand="1"/>
+      </w:tblPr>
+      <w:tblGrid>
+        <w:gridCol w:w="2538"/>
+        <w:gridCol w:w="2219"/>
+        <w:gridCol w:w="3731"/>
+      </w:tblGrid>
+      <w:tr>
+        <w:tc>
+          <w:tcPr>
+            <w:tcW w:w="1495" w:type="pct"/>
+            <w:shd w:val="clear" w:color="auto" w:fill="D9D9D9"/>
+          </w:tcPr>
+          <w:p>
+            <w:pPr>
+              <w:spacing w:after="120"/>
+              <w:ind w:right="276"/>
+              <w:rPr>
+                <w:b/>
+                <w:sz w:val="22"/>
+              </w:rPr>
+            </w:pPr>
+            <w:r>
+              <w:rPr>
+                <w:b/>
+                <w:sz w:val="22"/>
+              </w:rPr>
+              <w:t>Cột dữ liệu</w:t>
+            </w:r>
+          </w:p>
+        </w:tc>
+        <w:tc>
+          <w:tcPr>
+            <w:tcW w:w="1307" w:type="pct"/>
+            <w:shd w:val="clear" w:color="auto" w:fill="D9D9D9"/>
+          </w:tcPr>
+          <w:p>
+            <w:pPr>
+              <w:spacing w:after="120"/>
+              <w:rPr>
+                <w:b/>
+                <w:sz w:val="22"/>
+              </w:rPr>
+            </w:pPr>
+            <w:r>
+              <w:rPr>
+                <w:b/>
+                <w:sz w:val="22"/>
+              </w:rPr>
+              <w:t>Ý nghĩa</w:t>
+            </w:r>
+          </w:p>
+        </w:tc>
+        <w:tc>
+          <w:tcPr>
+            <w:tcW w:w="2198" w:type="pct"/>
+            <w:shd w:val="clear" w:color="auto" w:fill="D9D9D9"/>
+          </w:tcPr>
+          <w:p>
+            <w:pPr>
+              <w:spacing w:after="120"/>
+              <w:rPr>
+                <w:b/>
+                <w:sz w:val="22"/>
+              </w:rPr>
+            </w:pPr>
+            <w:r>
+              <w:rPr>
+                <w:b/>
+                <w:sz w:val="22"/>
+              </w:rPr>
+              <w:t>Ghi chú xử lý</w:t>
+            </w:r>
+          </w:p>
+        </w:tc>
+      </w:tr>
+      <w:tr>
+        <w:tc>
+          <w:tcPr>
+            <w:tcW w:w="1495" w:type="pct"/>
+          </w:tcPr>
+          <w:p>
+            <w:pPr>
+              <w:spacing w:after="120"/>
+              <w:rPr>
+                <w:sz w:val="22"/>
+              </w:rPr>
+            </w:pPr>
+            <w:r>
+              <w:rPr>
+                <w:sz w:val="22"/>
+              </w:rPr>
+              <w:t>Pregnancies</w:t>
+            </w:r>
+          </w:p>
+        </w:tc>
+        <w:tc>
+          <w:tcPr>
+            <w:tcW w:w="1307" w:type="pct"/>
+          </w:tcPr>
+          <w:p>
+            <w:pPr>
+              <w:spacing w:after="120"/>
+              <w:rPr>
+                <w:sz w:val="22"/>
+              </w:rPr>
+            </w:pPr>
+            <w:r>
+              <w:rPr>
+                <w:sz w:val="22"/>
+              </w:rPr>
+              <w:t>Số lần mang thai</w:t>
+            </w:r>
+          </w:p>
+        </w:tc>
+        <w:tc>
+          <w:tcPr>
+            <w:tcW w:w="2198" w:type="pct"/>
+          </w:tcPr>
+          <w:p>
+            <w:pPr>
+              <w:spacing w:after="120"/>
+              <w:rPr>
+                <w:sz w:val="22"/>
+              </w:rPr>
+            </w:pPr>
+            <w:r>
+              <w:rPr>
+                <w:sz w:val="22"/>
+              </w:rPr>
+              <w:t>Giữ nguyên, ràng buộc 0-20 ở API</w:t>
+            </w:r>
+          </w:p>
+        </w:tc>
+      </w:tr>
+      <w:tr>
+        <w:tc>
+          <w:tcPr>
+            <w:tcW w:w="1495" w:type="pct"/>
+          </w:tcPr>
+          <w:p>
+            <w:pPr>
+              <w:spacing w:after="120"/>
+              <w:rPr>
+                <w:sz w:val="22"/>
+              </w:rPr>
+            </w:pPr>
+            <w:r>
+              <w:rPr>
+                <w:sz w:val="22"/>
+              </w:rPr>
+              <w:t>Glucose</w:t>
+            </w:r>
+          </w:p>
+        </w:tc>
+        <w:tc>
+          <w:tcPr>
+            <w:tcW w:w="1307" w:type="pct"/>
+          </w:tcPr>
+          <w:p>
+            <w:pPr>
+              <w:spacing w:after="120"/>
+              <w:rPr>
+                <w:sz w:val="22"/>
+              </w:rPr>
+            </w:pPr>
+            <w:r>
+              <w:rPr>
+                <w:sz w:val="22"/>
+              </w:rPr>
+              <w:t>Nồng độ glucose</w:t>
+            </w:r>
+          </w:p>
+        </w:tc>
+        <w:tc>
+          <w:tcPr>
+            <w:tcW w:w="2198" w:type="pct"/>
+          </w:tcPr>
+          <w:p>
+            <w:pPr>
+              <w:spacing w:after="120"/>
+              <w:rPr>
+                <w:sz w:val="22"/>
+              </w:rPr>
+            </w:pPr>
+            <w:r>
+              <w:rPr>
+                <w:sz w:val="22"/>
+              </w:rPr>
+              <w:t>0 được xem là missing, impute median</w:t>
+            </w:r>
+          </w:p>
+        </w:tc>
+      </w:tr>
+      <w:tr>
+        <w:tc>
+          <w:tcPr>
+            <w:tcW w:w="1495" w:type="pct"/>
+          </w:tcPr>
+          <w:p>
+            <w:pPr>
+              <w:spacing w:after="120"/>
+              <w:rPr>
+                <w:sz w:val="22"/>
+              </w:rPr>
+            </w:pPr>
+            <w:r>
+              <w:rPr>
+                <w:sz w:val="22"/>
+              </w:rPr>
+              <w:t>BloodPressure</w:t>
+            </w:r>
+          </w:p>
+        </w:tc>
+        <w:tc>
+          <w:tcPr>
+            <w:tcW w:w="1307" w:type="pct"/>
+          </w:tcPr>
+          <w:p>
+            <w:pPr>
+              <w:spacing w:after="120"/>
+              <w:rPr>
+                <w:sz w:val="22"/>
+              </w:rPr>
+            </w:pPr>
+            <w:r>
+              <w:rPr>
+                <w:sz w:val="22"/>
+              </w:rPr>
+              <w:t>Huyết áp tâm trương</w:t>
+            </w:r>
+          </w:p>
+        </w:tc>
+        <w:tc>
+          <w:tcPr>
+            <w:tcW w:w="2198" w:type="pct"/>
+          </w:tcPr>
+          <w:p>
+            <w:pPr>
+              <w:spacing w:after="120"/>
+              <w:rPr>
+                <w:sz w:val="22"/>
+              </w:rPr>
+            </w:pPr>
+            <w:r>
+              <w:rPr>
+                <w:sz w:val="22"/>
+              </w:rPr>
+              <w:t>0 được xem là missing, impute median</w:t>
+            </w:r>
+          </w:p>
+        </w:tc>
+      </w:tr>
+      <w:tr>
+        <w:tc>
+          <w:tcPr>
+            <w:tcW w:w="1495" w:type="pct"/>
+          </w:tcPr>
+          <w:p>
+            <w:pPr>
+              <w:spacing w:after="120"/>
+              <w:rPr>
+                <w:sz w:val="22"/>
+              </w:rPr>
+            </w:pPr>
+            <w:r>
+              <w:rPr>
+                <w:sz w:val="22"/>
+              </w:rPr>
+              <w:t>SkinThickness</w:t>
+            </w:r>
+          </w:p>
+        </w:tc>
+        <w:tc>
+          <w:tcPr>
+            <w:tcW w:w="1307" w:type="pct"/>
+          </w:tcPr>
+          <w:p>
+            <w:pPr>
+              <w:spacing w:after="120"/>
+              <w:rPr>
+                <w:sz w:val="22"/>
+                <w:lang w:val="da-DK"/>
+              </w:rPr>
+            </w:pPr>
+            <w:r>
+              <w:rPr>
+                <w:sz w:val="22"/>
+                <w:lang w:val="da-DK"/>
+              </w:rPr>
+              <w:t>Độ dày mỡ dưới da</w:t>
+            </w:r>
+          </w:p>
+        </w:tc>
+        <w:tc>
+          <w:tcPr>
+            <w:tcW w:w="2198" w:type="pct"/>
+          </w:tcPr>
+          <w:p>
+            <w:pPr>
+              <w:spacing w:after="120"/>
+              <w:rPr>
+                <w:sz w:val="22"/>
+              </w:rPr>
+            </w:pPr>
+            <w:r>
+              <w:rPr>
+                <w:sz w:val="22"/>
+              </w:rPr>
+              <w:t>0 được xem là missing, impute median</w:t>
+            </w:r>
+          </w:p>
+        </w:tc>
+      </w:tr>
+      <w:tr>
+        <w:tc>
+          <w:tcPr>
+            <w:tcW w:w="1495" w:type="pct"/>
+          </w:tcPr>
+          <w:p>
+            <w:pPr>
+              <w:spacing w:after="120"/>
+              <w:rPr>
+                <w:sz w:val="22"/>
+              </w:rPr>
+            </w:pPr>
+            <w:r>
+              <w:rPr>
+                <w:sz w:val="22"/>
+              </w:rPr>
+              <w:t>Insulin</w:t>
+            </w:r>
+          </w:p>
+        </w:tc>
+        <w:tc>
+          <w:tcPr>
+            <w:tcW w:w="1307" w:type="pct"/>
+          </w:tcPr>
+          <w:p>
+            <w:pPr>
+              <w:spacing w:after="120"/>
+              <w:rPr>
+                <w:sz w:val="22"/>
+              </w:rPr>
+            </w:pPr>
+            <w:r>
+              <w:rPr>
+                <w:sz w:val="22"/>
+              </w:rPr>
+              <w:t>Nồng độ insulin</w:t>
+            </w:r>
+          </w:p>
+        </w:tc>
+        <w:tc>
+          <w:tcPr>
+            <w:tcW w:w="2198" w:type="pct"/>
+          </w:tcPr>
+          <w:p>
+            <w:pPr>
+              <w:spacing w:after="120"/>
+              <w:rPr>
+                <w:sz w:val="22"/>
+              </w:rPr>
+            </w:pPr>
+            <w:r>
+              <w:rPr>
+                <w:sz w:val="22"/>
+              </w:rPr>
+              <w:t>0 được xem là missing, impute median</w:t>
+            </w:r>
+          </w:p>
+        </w:tc>
+      </w:tr>
+      <w:tr>
+        <w:tc>
+          <w:tcPr>
+            <w:tcW w:w="1495" w:type="pct"/>
+          </w:tcPr>
+          <w:p>
+            <w:pPr>
+              <w:spacing w:after="120"/>
+              <w:rPr>
+                <w:sz w:val="22"/>
+              </w:rPr>
+            </w:pPr>
+            <w:r>
+              <w:rPr>
+                <w:sz w:val="22"/>
+              </w:rPr>
+              <w:t>BMI</w:t>
+            </w:r>
+          </w:p>
+        </w:tc>
+        <w:tc>
+          <w:tcPr>
+            <w:tcW w:w="1307" w:type="pct"/>
+          </w:tcPr>
+          <w:p>
+            <w:pPr>
+              <w:spacing w:after="120"/>
+              <w:rPr>
+                <w:sz w:val="22"/>
+              </w:rPr>
+            </w:pPr>
+            <w:r>
+              <w:rPr>
+                <w:sz w:val="22"/>
+              </w:rPr>
+              <w:t>Chỉ số khối cơ thể</w:t>
+            </w:r>
+          </w:p>
+        </w:tc>
+        <w:tc>
+          <w:tcPr>
+            <w:tcW w:w="2198" w:type="pct"/>
+          </w:tcPr>
+          <w:p>
+            <w:pPr>
+              <w:spacing w:after="120"/>
+              <w:rPr>
+                <w:sz w:val="22"/>
+              </w:rPr>
+            </w:pPr>
+            <w:r>
+              <w:rPr>
+                <w:sz w:val="22"/>
+              </w:rPr>
+              <w:t>0 được xem là missing, impute median</w:t>
+            </w:r>
+          </w:p>
+        </w:tc>
+      </w:tr>
+      <w:tr>
+        <w:tc>
+          <w:tcPr>
+            <w:tcW w:w="1495" w:type="pct"/>
+          </w:tcPr>
+          <w:p>
+            <w:pPr>
+              <w:spacing w:after="120"/>
+              <w:rPr>
+                <w:sz w:val="22"/>
+              </w:rPr>
+            </w:pPr>
+            <w:r>
+              <w:rPr>
+                <w:sz w:val="22"/>
+              </w:rPr>
+              <w:t>DiabetesPedigreeFunction</w:t>
+            </w:r>
+          </w:p>
+        </w:tc>
+        <w:tc>
+          <w:tcPr>
+            <w:tcW w:w="1307" w:type="pct"/>
+          </w:tcPr>
+          <w:p>
+            <w:pPr>
+              <w:spacing w:after="120"/>
+              <w:rPr>
+                <w:sz w:val="22"/>
+              </w:rPr>
+            </w:pPr>
+            <w:r>
+              <w:rPr>
+                <w:sz w:val="22"/>
+              </w:rPr>
+              <w:t>Yếu tố di truyền</w:t>
+            </w:r>
+          </w:p>
+        </w:tc>
+        <w:tc>
+          <w:tcPr>
+            <w:tcW w:w="2198" w:type="pct"/>
+          </w:tcPr>
+          <w:p>
+            <w:pPr>
+              <w:spacing w:after="120"/>
+              <w:rPr>
+                <w:sz w:val="22"/>
+              </w:rPr>
+            </w:pPr>
+            <w:r>
+              <w:rPr>
+                <w:sz w:val="22"/>
+              </w:rPr>
+              <w:t>Giữ nguyên giá trị số</w:t>
+            </w:r>
+          </w:p>
+        </w:tc>
+      </w:tr>
+      <w:tr>
+        <w:tc>
+          <w:tcPr>
+            <w:tcW w:w="1495" w:type="pct"/>
+          </w:tcPr>
+          <w:p>
+            <w:pPr>
+              <w:spacing w:after="120"/>
+              <w:rPr>
+                <w:sz w:val="22"/>
+              </w:rPr>
+            </w:pPr>
+            <w:r>
+              <w:rPr>
+                <w:sz w:val="22"/>
+              </w:rPr>
+              <w:t>Age</w:t>
+            </w:r>
+          </w:p>
+        </w:tc>
+        <w:tc>
+          <w:tcPr>
+            <w:tcW w:w="1307" w:type="pct"/>
+          </w:tcPr>
+          <w:p>
+            <w:pPr>
+              <w:spacing w:after="120"/>
+              <w:rPr>
+                <w:sz w:val="22"/>
+              </w:rPr>
+            </w:pPr>
+            <w:r>
+              <w:rPr>
+                <w:sz w:val="22"/>
+              </w:rPr>
+              <w:t>Tuổi</w:t>
+            </w:r>
+          </w:p>
+        </w:tc>
+        <w:tc>
+          <w:tcPr>
+            <w:tcW w:w="2198" w:type="pct"/>
+          </w:tcPr>
+          <w:p>
+            <w:pPr>
+              <w:spacing w:after="120"/>
+              <w:rPr>
+                <w:sz w:val="22"/>
+              </w:rPr>
+            </w:pPr>
+            <w:r>
+              <w:rPr>
+                <w:sz w:val="22"/>
+              </w:rPr>
+              <w:t>Giữ nguyên, ràng buộc 0-120 ở API</w:t>
+            </w:r>
+          </w:p>
+        </w:tc>
+      </w:tr>
+    </w:tbl>
+    <w:p>
+      <w:pPr>
+        <w:spacing w:after="120" w:line="240" w:lineRule="auto"/>
+      </w:pPr>
+    </w:p>
+    <w:p>
+      <w:pPr>
+        <w:pStyle w:val="Heading2"/>
+        <w:spacing w:after="120" w:line="240" w:lineRule="auto"/>
+        <w:rPr>
+          <w:sz w:val="28"/>
+        </w:rPr>
+      </w:pPr>
+      <w:bookmarkStart w:id="15" w:name="_Toc228949369"/>
+      <w:r>
+        <w:rPr>
+          <w:sz w:val="28"/>
+        </w:rPr>
+        <w:t>2.3. Các thuật toán học máy áp dụng</w:t>
+      </w:r>
+      <w:bookmarkEnd w:id="15"/>
+    </w:p>
+    <w:p>
+      <w:pPr>
+        <w:pStyle w:val="Heading3"/>
+        <w:spacing w:after="120" w:line="240" w:lineRule="auto"/>
+      </w:pPr>
+      <w:bookmarkStart w:id="16" w:name="_Toc228949370"/>
+      <w:r>
+        <w:t>2.3.1. Logistic Regression</w:t>
+      </w:r>
+      <w:bookmarkEnd w:id="16"/>
+    </w:p>
+    <w:p>
+      <w:pPr>
+        <w:pStyle w:val="noidung"/>
+      </w:pPr>
+      <w:r>
+        <w:t>Logistic Regression được dùng làm mô hình nền vì dễ diễn giải và phù hợp với bài toán phân loại nhị phân. Project sử dụng class_weight='balanced' để giảm ảnh hưởng của mất cân bằng lớp.</w:t>
+      </w:r>
+    </w:p>
+    <w:p>
+      <w:pPr>
+        <w:pStyle w:val="Heading3"/>
+        <w:spacing w:after="120" w:line="240" w:lineRule="auto"/>
+      </w:pPr>
+      <w:bookmarkStart w:id="17" w:name="_Toc228949371"/>
+      <w:r>
+        <w:lastRenderedPageBreak/>
+        <w:t>2.3.2. Decision Tree</w:t>
+      </w:r>
+      <w:bookmarkEnd w:id="17"/>
+    </w:p>
+    <w:p>
+      <w:pPr>
+        <w:pStyle w:val="noidung"/>
+      </w:pPr>
+      <w:r>
+        <w:t>Decision Tree giúp biểu diễn quyết định theo các ngưỡng đặc trưng, dễ giải thích nhưng có nguy cơ overfitting nếu không được giới hạn độ sâu hoặc kiểm soát nhánh.</w:t>
+      </w:r>
+    </w:p>
+    <w:p>
+      <w:pPr>
+        <w:pStyle w:val="Heading3"/>
+        <w:spacing w:after="120" w:line="240" w:lineRule="auto"/>
+      </w:pPr>
+      <w:bookmarkStart w:id="18" w:name="_Toc228949372"/>
+      <w:r>
+        <w:t>2.3.3. Random Forest</w:t>
+      </w:r>
+      <w:bookmarkEnd w:id="18"/>
+    </w:p>
+    <w:p>
+      <w:pPr>
+        <w:pStyle w:val="noidung"/>
+      </w:pPr>
+      <w:r>
+        <w:t>Random Forest kết hợp nhiều cây quyết định để giảm phương sai và cải thiện độ ổn định. Mô hình đang được triển khai trong backend là RandomForestClassifier với</w:t>
+      </w:r>
+      <w:r>
+        <w:t>:</w:t>
+      </w:r>
+    </w:p>
+    <w:p>
+      <w:pPr>
+        <w:pStyle w:val="noidung"/>
         <w:numPr>
           <w:ilvl w:val="0"/>
-          <w:numId w:val="1"/>
+          <w:numId w:val="4"/>
         </w:numPr>
       </w:pPr>
       <w:r>
-        <w:lastRenderedPageBreak/>
-        <w:t>CƠ SỞ LÝ THUYẾT</w:t>
-      </w:r>
-    </w:p>
-    <w:p>
-      <w:pPr>
-        <w:pStyle w:val="Heading2"/>
-        <w:numPr>
-          <w:ilvl w:val="1"/>
-          <w:numId w:val="1"/>
-        </w:numPr>
-      </w:pPr>
-      <w:r>
-        <w:t>Khái niệm về khai phá dữ liệu và học máy</w:t>
-      </w:r>
-    </w:p>
-    <w:p>
-      <w:pPr>
-        <w:pStyle w:val="Heading3"/>
-        <w:numPr>
-          <w:ilvl w:val="2"/>
-          <w:numId w:val="1"/>
-        </w:numPr>
-        <w:rPr>
-          <w:b w:val="0"/>
-          <w:bCs w:val="0"/>
-        </w:rPr>
-      </w:pPr>
-      <w:r>
-        <w:rPr>
-          <w:b w:val="0"/>
-          <w:bCs w:val="0"/>
-        </w:rPr>
-        <w:t>Khái niệm khai phá dữ liệu</w:t>
-      </w:r>
-    </w:p>
-    <w:p>
-      <w:pPr>
-        <w:pStyle w:val="Heading3"/>
-        <w:numPr>
-          <w:ilvl w:val="2"/>
-          <w:numId w:val="1"/>
-        </w:numPr>
-        <w:rPr>
-          <w:b w:val="0"/>
-          <w:bCs w:val="0"/>
-        </w:rPr>
-      </w:pPr>
-      <w:r>
-        <w:rPr>
-          <w:b w:val="0"/>
-          <w:bCs w:val="0"/>
-        </w:rPr>
-        <w:t>Khái niệm học máy</w:t>
-      </w:r>
-    </w:p>
-    <w:p>
-      <w:pPr>
-        <w:pStyle w:val="Heading3"/>
-        <w:numPr>
-          <w:ilvl w:val="2"/>
-          <w:numId w:val="1"/>
-        </w:numPr>
-        <w:rPr>
-          <w:b w:val="0"/>
-          <w:bCs w:val="0"/>
-        </w:rPr>
-      </w:pPr>
-      <w:r>
-        <w:rPr>
-          <w:b w:val="0"/>
-          <w:bCs w:val="0"/>
-        </w:rPr>
-        <w:t>Liên hệ giữa khai phá dữ liệu và học máy</w:t>
-      </w:r>
-    </w:p>
-    <w:p>
-      <w:pPr>
-        <w:pStyle w:val="Heading2"/>
-        <w:numPr>
-          <w:ilvl w:val="1"/>
-          <w:numId w:val="1"/>
-        </w:numPr>
-      </w:pPr>
-      <w:r>
-        <w:t>Các kỹ thuật khai phá dữ liệu</w:t>
-      </w:r>
-    </w:p>
-    <w:p>
-      <w:pPr>
-        <w:pStyle w:val="Heading3"/>
-        <w:numPr>
-          <w:ilvl w:val="2"/>
-          <w:numId w:val="1"/>
-        </w:numPr>
-        <w:rPr>
-          <w:b w:val="0"/>
-          <w:bCs w:val="0"/>
-        </w:rPr>
-      </w:pPr>
-      <w:r>
-        <w:rPr>
-          <w:b w:val="0"/>
-          <w:bCs w:val="0"/>
-        </w:rPr>
-        <w:t>Kỹ thuật tiền xử lý dữ liệu</w:t>
-      </w:r>
-    </w:p>
-    <w:p>
-      <w:pPr>
-        <w:pStyle w:val="Heading3"/>
-        <w:numPr>
-          <w:ilvl w:val="2"/>
-          <w:numId w:val="1"/>
-        </w:numPr>
-        <w:rPr>
-          <w:b w:val="0"/>
-          <w:bCs w:val="0"/>
-        </w:rPr>
-      </w:pPr>
-      <w:r>
-        <w:rPr>
-          <w:b w:val="0"/>
-          <w:bCs w:val="0"/>
-        </w:rPr>
-        <w:t>Phân tích thống kê dữ liệu</w:t>
-      </w:r>
-    </w:p>
-    <w:p>
-      <w:pPr>
-        <w:pStyle w:val="Heading3"/>
-        <w:numPr>
-          <w:ilvl w:val="2"/>
-          <w:numId w:val="1"/>
-        </w:numPr>
-        <w:rPr>
-          <w:b w:val="0"/>
-          <w:bCs w:val="0"/>
-        </w:rPr>
-      </w:pPr>
-      <w:r>
-        <w:rPr>
-          <w:b w:val="0"/>
-          <w:bCs w:val="0"/>
-        </w:rPr>
-        <w:t>Mô hình hoá dữ liệu</w:t>
-      </w:r>
-    </w:p>
-    <w:p>
-      <w:pPr>
-        <w:pStyle w:val="Heading2"/>
-        <w:numPr>
-          <w:ilvl w:val="1"/>
-          <w:numId w:val="1"/>
-        </w:numPr>
-      </w:pPr>
-      <w:r>
-        <w:t>Các thuật toán học máy</w:t>
-      </w:r>
-    </w:p>
-    <w:p>
-      <w:pPr>
-        <w:spacing w:line="240" w:lineRule="auto"/>
-        <w:rPr>
-          <w:sz w:val="28"/>
-          <w:szCs w:val="28"/>
-        </w:rPr>
-      </w:pPr>
-      <w:r>
-        <w:br w:type="page"/>
-      </w:r>
-    </w:p>
-    <w:p>
-      <w:pPr>
-        <w:pStyle w:val="Heading1"/>
+        <w:t xml:space="preserve">n_estimators=100, </w:t>
+      </w:r>
+    </w:p>
+    <w:p>
+      <w:pPr>
+        <w:pStyle w:val="noidung"/>
         <w:numPr>
           <w:ilvl w:val="0"/>
-          <w:numId w:val="1"/>
+          <w:numId w:val="4"/>
         </w:numPr>
       </w:pPr>
       <w:r>
-        <w:lastRenderedPageBreak/>
-        <w:t>XÂY DỰNG MÔ HÌNH HỌC MÁY</w:t>
-      </w:r>
-    </w:p>
-    <w:p>
-      <w:pPr>
-        <w:pStyle w:val="Heading2"/>
-        <w:numPr>
-          <w:ilvl w:val="1"/>
-          <w:numId w:val="1"/>
-        </w:numPr>
-      </w:pPr>
-      <w:r>
-        <w:t>Thu thập dữ liệu</w:t>
-      </w:r>
-    </w:p>
-    <w:p>
-      <w:pPr>
-        <w:pStyle w:val="Heading2"/>
-        <w:numPr>
-          <w:ilvl w:val="1"/>
-          <w:numId w:val="1"/>
-        </w:numPr>
-      </w:pPr>
-      <w:r>
-        <w:t>Phân tích dữ liệu thu thập</w:t>
-      </w:r>
-    </w:p>
-    <w:p>
-      <w:pPr>
-        <w:pStyle w:val="Heading2"/>
-        <w:numPr>
-          <w:ilvl w:val="1"/>
-          <w:numId w:val="1"/>
-        </w:numPr>
-      </w:pPr>
-      <w:r>
-        <w:t>Xây dựng mô hình học máy</w:t>
-      </w:r>
-    </w:p>
-    <w:p>
-      <w:pPr>
-        <w:pStyle w:val="Heading2"/>
-        <w:numPr>
-          <w:ilvl w:val="1"/>
-          <w:numId w:val="1"/>
-        </w:numPr>
-      </w:pPr>
-      <w:r>
-        <w:t>Phân tích kết quả thực nghiệm</w:t>
-      </w:r>
-    </w:p>
-    <w:p>
-      <w:pPr>
-        <w:pStyle w:val="Heading2"/>
-        <w:numPr>
-          <w:ilvl w:val="1"/>
-          <w:numId w:val="1"/>
-        </w:numPr>
-      </w:pPr>
-      <w:r>
-        <w:t>Kết chương</w:t>
-      </w:r>
-    </w:p>
-    <w:p>
-      <w:pPr>
-        <w:spacing w:line="240" w:lineRule="auto"/>
-        <w:rPr>
-          <w:b/>
-          <w:bCs/>
-          <w:sz w:val="28"/>
-          <w:szCs w:val="28"/>
-        </w:rPr>
-      </w:pPr>
-      <w:r>
-        <w:br w:type="page"/>
-      </w:r>
-    </w:p>
-    <w:p>
-      <w:pPr>
-        <w:pStyle w:val="Heading1"/>
+        <w:t xml:space="preserve">max_depth=10, </w:t>
+      </w:r>
+    </w:p>
+    <w:p>
+      <w:pPr>
+        <w:pStyle w:val="noidung"/>
         <w:numPr>
           <w:ilvl w:val="0"/>
-          <w:numId w:val="1"/>
+          <w:numId w:val="4"/>
         </w:numPr>
       </w:pPr>
       <w:r>
+        <w:t>min_samples_split=5</w:t>
+      </w:r>
+    </w:p>
+    <w:p>
+      <w:pPr>
+        <w:pStyle w:val="noidung"/>
+        <w:numPr>
+          <w:ilvl w:val="0"/>
+          <w:numId w:val="4"/>
+        </w:numPr>
+      </w:pPr>
+      <w:r>
+        <w:t>class_weight='balanced'.</w:t>
+      </w:r>
+    </w:p>
+    <w:p>
+      <w:pPr>
+        <w:pStyle w:val="Heading3"/>
+        <w:spacing w:after="120" w:line="240" w:lineRule="auto"/>
+      </w:pPr>
+      <w:bookmarkStart w:id="19" w:name="_Toc228949373"/>
+      <w:r>
+        <w:t>2.3.4. Lớp hiệu chỉnh lâm sàng</w:t>
+      </w:r>
+      <w:bookmarkEnd w:id="19"/>
+    </w:p>
+    <w:p>
+      <w:pPr>
+        <w:pStyle w:val="noidung"/>
+      </w:pPr>
+      <w:r>
+        <w:t xml:space="preserve">Ngoài xác suất từ Random Forest, project có thêm tầng clinical calibration. Tầng này tính điểm lâm sàng dựa trên các ngưỡng như </w:t>
+      </w:r>
+    </w:p>
+    <w:p>
+      <w:pPr>
+        <w:pStyle w:val="noidung"/>
+        <w:numPr>
+          <w:ilvl w:val="0"/>
+          <w:numId w:val="3"/>
+        </w:numPr>
+      </w:pPr>
+      <w:r>
+        <w:t>glucose &gt;= 126 mg/dL</w:t>
+      </w:r>
+    </w:p>
+    <w:p>
+      <w:pPr>
+        <w:pStyle w:val="noidung"/>
+        <w:numPr>
+          <w:ilvl w:val="0"/>
+          <w:numId w:val="3"/>
+        </w:numPr>
+      </w:pPr>
+      <w:r>
+        <w:t>BMI &gt;= 30</w:t>
+      </w:r>
+    </w:p>
+    <w:p>
+      <w:pPr>
+        <w:pStyle w:val="noidung"/>
+        <w:numPr>
+          <w:ilvl w:val="0"/>
+          <w:numId w:val="3"/>
+        </w:numPr>
+      </w:pPr>
+      <w:r>
+        <w:t>huyết áp tâm trương &gt;= 90</w:t>
+      </w:r>
+    </w:p>
+    <w:p>
+      <w:pPr>
+        <w:pStyle w:val="noidung"/>
+        <w:numPr>
+          <w:ilvl w:val="0"/>
+          <w:numId w:val="3"/>
+        </w:numPr>
+      </w:pPr>
+      <w:r>
+        <w:t>tuổi &gt;= 45</w:t>
+      </w:r>
+    </w:p>
+    <w:p>
+      <w:pPr>
+        <w:pStyle w:val="noidung"/>
+        <w:numPr>
+          <w:ilvl w:val="0"/>
+          <w:numId w:val="3"/>
+        </w:numPr>
+      </w:pPr>
+      <w:r>
+        <w:t xml:space="preserve">DiabetesPedigreeFunction &gt;= 0.8. </w:t>
+      </w:r>
+    </w:p>
+    <w:p>
+      <w:pPr>
+        <w:pStyle w:val="noidung"/>
+      </w:pPr>
+      <w:r>
+        <w:t>Xác suất cuối được trộn từ 72% xác suất mô hình và 28% điểm lâm sàng, sau đó điều chỉnh nhẹ theo các tổ hợp chỉ số quan trọng.</w:t>
+      </w:r>
+    </w:p>
+    <w:p>
+      <w:r>
+        <w:br w:type="page"/>
+      </w:r>
+    </w:p>
+    <w:p>
+      <w:pPr>
+        <w:pStyle w:val="Heading1"/>
+      </w:pPr>
+      <w:bookmarkStart w:id="20" w:name="_Toc228949374"/>
+      <w:r>
         <w:lastRenderedPageBreak/>
-        <w:t>XÂY DỰNG ỨNG DỤNG KHAI PHÁ DƯ LIỆU</w:t>
-      </w:r>
+        <w:t>CHƯƠNG 3: XÂY DỰNG MÔ HÌNH HỌC MÁY</w:t>
+      </w:r>
+      <w:bookmarkEnd w:id="20"/>
     </w:p>
     <w:p>
       <w:pPr>
         <w:pStyle w:val="Heading2"/>
+        <w:spacing w:after="120" w:line="240" w:lineRule="auto"/>
+        <w:rPr>
+          <w:sz w:val="28"/>
+        </w:rPr>
+      </w:pPr>
+      <w:bookmarkStart w:id="21" w:name="_Toc228949375"/>
+      <w:r>
+        <w:rPr>
+          <w:sz w:val="28"/>
+        </w:rPr>
+        <w:t>3.1. Thu thập dữ liệu</w:t>
+      </w:r>
+      <w:bookmarkEnd w:id="21"/>
+    </w:p>
+    <w:p>
+      <w:pPr>
+        <w:pStyle w:val="noidung"/>
+      </w:pPr>
+      <w:r>
+        <w:t>Đề tài sử dụng Pima Indians Diabetes Database, lưu tại data/raw/diabetes.csv trong project. Bộ dữ liệu gồm các thông tin sức khỏe cơ bản của bệnh nhân nữ và nhãn Outcome cho biết có hoặc không có tiểu đường.</w:t>
+      </w:r>
+    </w:p>
+    <w:tbl>
+      <w:tblPr>
+        <w:tblStyle w:val="TableGrid"/>
+        <w:tblW w:w="5000" w:type="pct"/>
+        <w:tblLook w:val="04A0" w:firstRow="1" w:lastRow="0" w:firstColumn="1" w:lastColumn="0" w:noHBand="0" w:noVBand="1"/>
+      </w:tblPr>
+      <w:tblGrid>
+        <w:gridCol w:w="4244"/>
+        <w:gridCol w:w="4244"/>
+      </w:tblGrid>
+      <w:tr>
+        <w:tc>
+          <w:tcPr>
+            <w:tcW w:w="2500" w:type="pct"/>
+            <w:shd w:val="clear" w:color="auto" w:fill="D9D9D9"/>
+          </w:tcPr>
+          <w:p>
+            <w:pPr>
+              <w:spacing w:after="120"/>
+              <w:rPr>
+                <w:b/>
+                <w:sz w:val="22"/>
+              </w:rPr>
+            </w:pPr>
+            <w:r>
+              <w:rPr>
+                <w:b/>
+                <w:sz w:val="22"/>
+              </w:rPr>
+              <w:t>Thông tin</w:t>
+            </w:r>
+          </w:p>
+        </w:tc>
+        <w:tc>
+          <w:tcPr>
+            <w:tcW w:w="2500" w:type="pct"/>
+            <w:shd w:val="clear" w:color="auto" w:fill="D9D9D9"/>
+          </w:tcPr>
+          <w:p>
+            <w:pPr>
+              <w:spacing w:after="120"/>
+              <w:rPr>
+                <w:b/>
+                <w:sz w:val="22"/>
+              </w:rPr>
+            </w:pPr>
+            <w:r>
+              <w:rPr>
+                <w:b/>
+                <w:sz w:val="22"/>
+              </w:rPr>
+              <w:t>Giá trị trong project</w:t>
+            </w:r>
+          </w:p>
+        </w:tc>
+      </w:tr>
+      <w:tr>
+        <w:tc>
+          <w:tcPr>
+            <w:tcW w:w="2500" w:type="pct"/>
+          </w:tcPr>
+          <w:p>
+            <w:pPr>
+              <w:spacing w:after="120"/>
+              <w:rPr>
+                <w:sz w:val="22"/>
+              </w:rPr>
+            </w:pPr>
+            <w:r>
+              <w:rPr>
+                <w:sz w:val="22"/>
+              </w:rPr>
+              <w:t>Số bản ghi</w:t>
+            </w:r>
+          </w:p>
+        </w:tc>
+        <w:tc>
+          <w:tcPr>
+            <w:tcW w:w="2500" w:type="pct"/>
+          </w:tcPr>
+          <w:p>
+            <w:pPr>
+              <w:spacing w:after="120"/>
+              <w:rPr>
+                <w:sz w:val="22"/>
+              </w:rPr>
+            </w:pPr>
+            <w:r>
+              <w:rPr>
+                <w:sz w:val="22"/>
+              </w:rPr>
+              <w:t>768</w:t>
+            </w:r>
+          </w:p>
+        </w:tc>
+      </w:tr>
+      <w:tr>
+        <w:tc>
+          <w:tcPr>
+            <w:tcW w:w="2500" w:type="pct"/>
+          </w:tcPr>
+          <w:p>
+            <w:pPr>
+              <w:spacing w:after="120"/>
+              <w:rPr>
+                <w:sz w:val="22"/>
+              </w:rPr>
+            </w:pPr>
+            <w:r>
+              <w:rPr>
+                <w:sz w:val="22"/>
+              </w:rPr>
+              <w:t>Số thuộc tính đầu vào</w:t>
+            </w:r>
+          </w:p>
+        </w:tc>
+        <w:tc>
+          <w:tcPr>
+            <w:tcW w:w="2500" w:type="pct"/>
+          </w:tcPr>
+          <w:p>
+            <w:pPr>
+              <w:spacing w:after="120"/>
+              <w:rPr>
+                <w:sz w:val="22"/>
+              </w:rPr>
+            </w:pPr>
+            <w:r>
+              <w:rPr>
+                <w:sz w:val="22"/>
+              </w:rPr>
+              <w:t>8</w:t>
+            </w:r>
+          </w:p>
+        </w:tc>
+      </w:tr>
+      <w:tr>
+        <w:tc>
+          <w:tcPr>
+            <w:tcW w:w="2500" w:type="pct"/>
+          </w:tcPr>
+          <w:p>
+            <w:pPr>
+              <w:spacing w:after="120"/>
+              <w:rPr>
+                <w:sz w:val="22"/>
+              </w:rPr>
+            </w:pPr>
+            <w:r>
+              <w:rPr>
+                <w:sz w:val="22"/>
+              </w:rPr>
+              <w:t>Nhãn mục tiêu</w:t>
+            </w:r>
+          </w:p>
+        </w:tc>
+        <w:tc>
+          <w:tcPr>
+            <w:tcW w:w="2500" w:type="pct"/>
+          </w:tcPr>
+          <w:p>
+            <w:pPr>
+              <w:spacing w:after="120"/>
+              <w:rPr>
+                <w:sz w:val="22"/>
+              </w:rPr>
+            </w:pPr>
+            <w:r>
+              <w:rPr>
+                <w:sz w:val="22"/>
+              </w:rPr>
+              <w:t>Outcome: 0 không mắc, 1 mắc tiểu đường</w:t>
+            </w:r>
+          </w:p>
+        </w:tc>
+      </w:tr>
+      <w:tr>
+        <w:tc>
+          <w:tcPr>
+            <w:tcW w:w="2500" w:type="pct"/>
+          </w:tcPr>
+          <w:p>
+            <w:pPr>
+              <w:spacing w:after="120"/>
+              <w:rPr>
+                <w:sz w:val="22"/>
+              </w:rPr>
+            </w:pPr>
+            <w:r>
+              <w:rPr>
+                <w:sz w:val="22"/>
+              </w:rPr>
+              <w:t>Tỷ lệ Outcome = 1</w:t>
+            </w:r>
+          </w:p>
+        </w:tc>
+        <w:tc>
+          <w:tcPr>
+            <w:tcW w:w="2500" w:type="pct"/>
+          </w:tcPr>
+          <w:p>
+            <w:pPr>
+              <w:spacing w:after="120"/>
+              <w:rPr>
+                <w:sz w:val="22"/>
+              </w:rPr>
+            </w:pPr>
+            <w:r>
+              <w:rPr>
+                <w:sz w:val="22"/>
+              </w:rPr>
+              <w:t>268/768, khoảng 34,9%</w:t>
+            </w:r>
+          </w:p>
+        </w:tc>
+      </w:tr>
+      <w:tr>
+        <w:tc>
+          <w:tcPr>
+            <w:tcW w:w="2500" w:type="pct"/>
+          </w:tcPr>
+          <w:p>
+            <w:pPr>
+              <w:spacing w:after="120"/>
+              <w:rPr>
+                <w:sz w:val="22"/>
+              </w:rPr>
+            </w:pPr>
+            <w:r>
+              <w:rPr>
+                <w:sz w:val="22"/>
+              </w:rPr>
+              <w:t>File dữ liệu</w:t>
+            </w:r>
+          </w:p>
+        </w:tc>
+        <w:tc>
+          <w:tcPr>
+            <w:tcW w:w="2500" w:type="pct"/>
+          </w:tcPr>
+          <w:p>
+            <w:pPr>
+              <w:spacing w:after="120"/>
+              <w:rPr>
+                <w:sz w:val="22"/>
+              </w:rPr>
+            </w:pPr>
+            <w:r>
+              <w:rPr>
+                <w:sz w:val="22"/>
+              </w:rPr>
+              <w:t>data/raw/diabetes.csv</w:t>
+            </w:r>
+          </w:p>
+        </w:tc>
+      </w:tr>
+    </w:tbl>
+    <w:p>
+      <w:pPr>
+        <w:spacing w:after="120" w:line="240" w:lineRule="auto"/>
+      </w:pPr>
+    </w:p>
+    <w:p>
+      <w:pPr>
+        <w:pStyle w:val="Heading2"/>
+        <w:spacing w:after="120" w:line="240" w:lineRule="auto"/>
+        <w:rPr>
+          <w:sz w:val="28"/>
+        </w:rPr>
+      </w:pPr>
+      <w:bookmarkStart w:id="22" w:name="_Toc228949376"/>
+      <w:r>
+        <w:rPr>
+          <w:sz w:val="28"/>
+        </w:rPr>
+        <w:t>3.2. Tiền xử lý và chia dữ liệu</w:t>
+      </w:r>
+      <w:bookmarkEnd w:id="22"/>
+    </w:p>
+    <w:p>
+      <w:pPr>
+        <w:pStyle w:val="noidung"/>
+      </w:pPr>
+      <w:r>
+        <w:t>Script huấn luyện backend/scripts/train_diabetes_model.py đọc dữ liệu, thay thế các giá trị 0 không hợp lệ bằng NaN, chia train/test theo tỷ lệ 80/20 với stratify=y và random_state=42. Sau đó SimpleImputer(strategy='median') và StandardScaler được fit trên tập train rồi áp dụng cho tập test.</w:t>
+      </w:r>
+    </w:p>
+    <w:p>
+      <w:pPr>
+        <w:pStyle w:val="noidung"/>
+      </w:pPr>
+      <w:r>
+        <w:t>Các artifact sau huấn luyện được lưu trong backend/assets gồm diabetes_model.pkl, imputer_median.pkl, scaler.pkl và reference_stats.json. Backend load các artifact này một lần khi ứng dụng khởi động và cache trong bộ nhớ để phục vụ nhiều request.</w:t>
+      </w:r>
+    </w:p>
+    <w:p>
+      <w:pPr>
+        <w:pStyle w:val="Heading2"/>
+        <w:spacing w:after="120" w:line="240" w:lineRule="auto"/>
+        <w:rPr>
+          <w:sz w:val="28"/>
+        </w:rPr>
+      </w:pPr>
+      <w:bookmarkStart w:id="23" w:name="_Toc228949377"/>
+      <w:r>
+        <w:rPr>
+          <w:sz w:val="28"/>
+        </w:rPr>
+        <w:t>3.3. Huấn luyện và đánh giá mô hình</w:t>
+      </w:r>
+      <w:bookmarkEnd w:id="23"/>
+    </w:p>
+    <w:p>
+      <w:pPr>
+        <w:pStyle w:val="noidung"/>
+      </w:pPr>
+      <w:r>
+        <w:t>Các mô hình được so sánh gồm Logistic Regression, Decision Tree, Random Forest và Random Forest sau GridSearch. Tiêu chí chính là ROC-AUC vì bài toán sàng lọc cần quan tâm khả năng phân biệt nguy cơ giữa hai lớp, bên cạnh Accuracy.</w:t>
+      </w:r>
+    </w:p>
+    <w:tbl>
+      <w:tblPr>
+        <w:tblStyle w:val="TableGrid"/>
+        <w:tblW w:w="5000" w:type="pct"/>
+        <w:tblLook w:val="04A0" w:firstRow="1" w:lastRow="0" w:firstColumn="1" w:lastColumn="0" w:noHBand="0" w:noVBand="1"/>
+      </w:tblPr>
+      <w:tblGrid>
+        <w:gridCol w:w="2244"/>
+        <w:gridCol w:w="1531"/>
+        <w:gridCol w:w="1530"/>
+        <w:gridCol w:w="3183"/>
+      </w:tblGrid>
+      <w:tr>
+        <w:tc>
+          <w:tcPr>
+            <w:tcW w:w="1322" w:type="pct"/>
+            <w:shd w:val="clear" w:color="auto" w:fill="D9D9D9"/>
+          </w:tcPr>
+          <w:p>
+            <w:pPr>
+              <w:spacing w:after="120"/>
+              <w:rPr>
+                <w:b/>
+                <w:sz w:val="22"/>
+              </w:rPr>
+            </w:pPr>
+            <w:r>
+              <w:rPr>
+                <w:b/>
+                <w:sz w:val="22"/>
+              </w:rPr>
+              <w:t>Mô hình</w:t>
+            </w:r>
+          </w:p>
+        </w:tc>
+        <w:tc>
+          <w:tcPr>
+            <w:tcW w:w="902" w:type="pct"/>
+            <w:shd w:val="clear" w:color="auto" w:fill="D9D9D9"/>
+          </w:tcPr>
+          <w:p>
+            <w:pPr>
+              <w:spacing w:after="120"/>
+              <w:rPr>
+                <w:b/>
+                <w:sz w:val="22"/>
+              </w:rPr>
+            </w:pPr>
+            <w:r>
+              <w:rPr>
+                <w:b/>
+                <w:sz w:val="22"/>
+              </w:rPr>
+              <w:t>Accuracy</w:t>
+            </w:r>
+          </w:p>
+        </w:tc>
+        <w:tc>
+          <w:tcPr>
+            <w:tcW w:w="901" w:type="pct"/>
+            <w:shd w:val="clear" w:color="auto" w:fill="D9D9D9"/>
+          </w:tcPr>
+          <w:p>
+            <w:pPr>
+              <w:spacing w:after="120"/>
+              <w:rPr>
+                <w:b/>
+                <w:sz w:val="22"/>
+              </w:rPr>
+            </w:pPr>
+            <w:r>
+              <w:rPr>
+                <w:b/>
+                <w:sz w:val="22"/>
+              </w:rPr>
+              <w:t>ROC-AUC</w:t>
+            </w:r>
+          </w:p>
+        </w:tc>
+        <w:tc>
+          <w:tcPr>
+            <w:tcW w:w="1875" w:type="pct"/>
+            <w:shd w:val="clear" w:color="auto" w:fill="D9D9D9"/>
+          </w:tcPr>
+          <w:p>
+            <w:pPr>
+              <w:spacing w:after="120"/>
+              <w:rPr>
+                <w:b/>
+                <w:sz w:val="22"/>
+              </w:rPr>
+            </w:pPr>
+            <w:r>
+              <w:rPr>
+                <w:b/>
+                <w:sz w:val="22"/>
+              </w:rPr>
+              <w:t>Ghi chú</w:t>
+            </w:r>
+          </w:p>
+        </w:tc>
+      </w:tr>
+      <w:tr>
+        <w:tc>
+          <w:tcPr>
+            <w:tcW w:w="1322" w:type="pct"/>
+          </w:tcPr>
+          <w:p>
+            <w:pPr>
+              <w:spacing w:after="120"/>
+              <w:rPr>
+                <w:sz w:val="22"/>
+              </w:rPr>
+            </w:pPr>
+            <w:r>
+              <w:rPr>
+                <w:sz w:val="22"/>
+              </w:rPr>
+              <w:t>Logistic Regression</w:t>
+            </w:r>
+          </w:p>
+        </w:tc>
+        <w:tc>
+          <w:tcPr>
+            <w:tcW w:w="902" w:type="pct"/>
+          </w:tcPr>
+          <w:p>
+            <w:pPr>
+              <w:spacing w:after="120"/>
+              <w:rPr>
+                <w:sz w:val="22"/>
+              </w:rPr>
+            </w:pPr>
+            <w:r>
+              <w:rPr>
+                <w:sz w:val="22"/>
+              </w:rPr>
+              <w:t>~0,73</w:t>
+            </w:r>
+          </w:p>
+        </w:tc>
+        <w:tc>
+          <w:tcPr>
+            <w:tcW w:w="901" w:type="pct"/>
+          </w:tcPr>
+          <w:p>
+            <w:pPr>
+              <w:spacing w:after="120"/>
+              <w:rPr>
+                <w:sz w:val="22"/>
+              </w:rPr>
+            </w:pPr>
+            <w:r>
+              <w:rPr>
+                <w:sz w:val="22"/>
+              </w:rPr>
+              <w:t>~0,813</w:t>
+            </w:r>
+          </w:p>
+        </w:tc>
+        <w:tc>
+          <w:tcPr>
+            <w:tcW w:w="1875" w:type="pct"/>
+          </w:tcPr>
+          <w:p>
+            <w:pPr>
+              <w:spacing w:after="120"/>
+              <w:rPr>
+                <w:sz w:val="22"/>
+              </w:rPr>
+            </w:pPr>
+            <w:r>
+              <w:rPr>
+                <w:sz w:val="22"/>
+              </w:rPr>
+              <w:t>Mô hình nền, dễ diễn giải</w:t>
+            </w:r>
+          </w:p>
+        </w:tc>
+      </w:tr>
+      <w:tr>
+        <w:tc>
+          <w:tcPr>
+            <w:tcW w:w="1322" w:type="pct"/>
+          </w:tcPr>
+          <w:p>
+            <w:pPr>
+              <w:spacing w:after="120"/>
+              <w:rPr>
+                <w:sz w:val="22"/>
+              </w:rPr>
+            </w:pPr>
+            <w:r>
+              <w:rPr>
+                <w:sz w:val="22"/>
+              </w:rPr>
+              <w:t>Decision Tree</w:t>
+            </w:r>
+          </w:p>
+        </w:tc>
+        <w:tc>
+          <w:tcPr>
+            <w:tcW w:w="902" w:type="pct"/>
+          </w:tcPr>
+          <w:p>
+            <w:pPr>
+              <w:spacing w:after="120"/>
+              <w:rPr>
+                <w:sz w:val="22"/>
+              </w:rPr>
+            </w:pPr>
+            <w:r>
+              <w:rPr>
+                <w:sz w:val="22"/>
+              </w:rPr>
+              <w:t>~0,71</w:t>
+            </w:r>
+          </w:p>
+        </w:tc>
+        <w:tc>
+          <w:tcPr>
+            <w:tcW w:w="901" w:type="pct"/>
+          </w:tcPr>
+          <w:p>
+            <w:pPr>
+              <w:spacing w:after="120"/>
+              <w:rPr>
+                <w:sz w:val="22"/>
+              </w:rPr>
+            </w:pPr>
+            <w:r>
+              <w:rPr>
+                <w:sz w:val="22"/>
+              </w:rPr>
+              <w:t>~0,661</w:t>
+            </w:r>
+          </w:p>
+        </w:tc>
+        <w:tc>
+          <w:tcPr>
+            <w:tcW w:w="1875" w:type="pct"/>
+          </w:tcPr>
+          <w:p>
+            <w:pPr>
+              <w:spacing w:after="120"/>
+              <w:rPr>
+                <w:sz w:val="22"/>
+              </w:rPr>
+            </w:pPr>
+            <w:r>
+              <w:rPr>
+                <w:sz w:val="22"/>
+              </w:rPr>
+              <w:t>Dễ overfit, hiệu quả thấp hơn</w:t>
+            </w:r>
+          </w:p>
+        </w:tc>
+      </w:tr>
+      <w:tr>
+        <w:tc>
+          <w:tcPr>
+            <w:tcW w:w="1322" w:type="pct"/>
+          </w:tcPr>
+          <w:p>
+            <w:pPr>
+              <w:spacing w:after="120"/>
+              <w:rPr>
+                <w:sz w:val="22"/>
+              </w:rPr>
+            </w:pPr>
+            <w:r>
+              <w:rPr>
+                <w:sz w:val="22"/>
+              </w:rPr>
+              <w:t>Random Forest</w:t>
+            </w:r>
+          </w:p>
+        </w:tc>
+        <w:tc>
+          <w:tcPr>
+            <w:tcW w:w="902" w:type="pct"/>
+          </w:tcPr>
+          <w:p>
+            <w:pPr>
+              <w:spacing w:after="120"/>
+              <w:rPr>
+                <w:sz w:val="22"/>
+              </w:rPr>
+            </w:pPr>
+            <w:r>
+              <w:rPr>
+                <w:sz w:val="22"/>
+              </w:rPr>
+              <w:t>~0,75</w:t>
+            </w:r>
+          </w:p>
+        </w:tc>
+        <w:tc>
+          <w:tcPr>
+            <w:tcW w:w="901" w:type="pct"/>
+          </w:tcPr>
+          <w:p>
+            <w:pPr>
+              <w:spacing w:after="120"/>
+              <w:rPr>
+                <w:sz w:val="22"/>
+              </w:rPr>
+            </w:pPr>
+            <w:r>
+              <w:rPr>
+                <w:sz w:val="22"/>
+              </w:rPr>
+              <w:t>~0,811</w:t>
+            </w:r>
+          </w:p>
+        </w:tc>
+        <w:tc>
+          <w:tcPr>
+            <w:tcW w:w="1875" w:type="pct"/>
+          </w:tcPr>
+          <w:p>
+            <w:pPr>
+              <w:spacing w:after="120"/>
+              <w:rPr>
+                <w:sz w:val="22"/>
+              </w:rPr>
+            </w:pPr>
+            <w:r>
+              <w:rPr>
+                <w:sz w:val="22"/>
+              </w:rPr>
+              <w:t>Ổn định hơn cây đơn</w:t>
+            </w:r>
+          </w:p>
+        </w:tc>
+      </w:tr>
+      <w:tr>
+        <w:tc>
+          <w:tcPr>
+            <w:tcW w:w="1322" w:type="pct"/>
+          </w:tcPr>
+          <w:p>
+            <w:pPr>
+              <w:spacing w:after="120"/>
+              <w:rPr>
+                <w:sz w:val="22"/>
+              </w:rPr>
+            </w:pPr>
+            <w:r>
+              <w:rPr>
+                <w:sz w:val="22"/>
+              </w:rPr>
+              <w:t>Tuned Random Forest</w:t>
+            </w:r>
+          </w:p>
+        </w:tc>
+        <w:tc>
+          <w:tcPr>
+            <w:tcW w:w="902" w:type="pct"/>
+          </w:tcPr>
+          <w:p>
+            <w:pPr>
+              <w:spacing w:after="120"/>
+              <w:rPr>
+                <w:sz w:val="22"/>
+              </w:rPr>
+            </w:pPr>
+            <w:r>
+              <w:rPr>
+                <w:sz w:val="22"/>
+              </w:rPr>
+              <w:t>~0,77</w:t>
+            </w:r>
+          </w:p>
+        </w:tc>
+        <w:tc>
+          <w:tcPr>
+            <w:tcW w:w="901" w:type="pct"/>
+          </w:tcPr>
+          <w:p>
+            <w:pPr>
+              <w:spacing w:after="120"/>
+              <w:rPr>
+                <w:sz w:val="22"/>
+              </w:rPr>
+            </w:pPr>
+            <w:r>
+              <w:rPr>
+                <w:sz w:val="22"/>
+              </w:rPr>
+              <w:t>~0,829</w:t>
+            </w:r>
+          </w:p>
+        </w:tc>
+        <w:tc>
+          <w:tcPr>
+            <w:tcW w:w="1875" w:type="pct"/>
+          </w:tcPr>
+          <w:p>
+            <w:pPr>
+              <w:spacing w:after="120"/>
+              <w:rPr>
+                <w:sz w:val="22"/>
+              </w:rPr>
+            </w:pPr>
+            <w:r>
+              <w:rPr>
+                <w:sz w:val="22"/>
+              </w:rPr>
+              <w:t>Mô hình được chọn để triển khai</w:t>
+            </w:r>
+          </w:p>
+        </w:tc>
+      </w:tr>
+    </w:tbl>
+    <w:p>
+      <w:pPr>
+        <w:spacing w:after="120" w:line="240" w:lineRule="auto"/>
+      </w:pPr>
+    </w:p>
+    <w:p>
+      <w:pPr>
+        <w:pStyle w:val="noidung"/>
+      </w:pPr>
+      <w:r>
+        <w:lastRenderedPageBreak/>
+        <w:t>Theo metadata trong backend/app/services/prediction.py, mô hình triển khai có ROC-AUC holdout khoảng 0,829 và cross-validation ROC-AUC khoảng 0,831. Đây là mức phù hợp cho một hệ thống demo hỗ trợ sàng lọc ban đầu.</w:t>
+      </w:r>
+    </w:p>
+    <w:p>
+      <w:pPr>
+        <w:pStyle w:val="Heading2"/>
+        <w:spacing w:after="120" w:line="240" w:lineRule="auto"/>
+        <w:rPr>
+          <w:sz w:val="28"/>
+        </w:rPr>
+      </w:pPr>
+      <w:bookmarkStart w:id="24" w:name="_Toc228949378"/>
+      <w:r>
+        <w:rPr>
+          <w:sz w:val="28"/>
+        </w:rPr>
+        <w:t>3.4. Pipeline suy luận</w:t>
+      </w:r>
+      <w:bookmarkEnd w:id="24"/>
+    </w:p>
+    <w:p>
+      <w:pPr>
+        <w:pStyle w:val="noidung"/>
+      </w:pPr>
+      <w:r>
+        <w:t>Khi người dùng gửi hồ sơ, backend nhận đúng thứ tự 8 feature, đổi các giá trị 0 không hợp lệ sang NaN, áp dụng imputer median, scale dữ liệu và gọi predict_proba của Random Forest. Sau đó service tính thêm điểm lâm sàng, tạo risk band, risk score, độ chắc chắn, các yếu tố nổi bật, cảnh báo và hành động khuyến nghị.</w:t>
+      </w:r>
+    </w:p>
+    <w:tbl>
+      <w:tblPr>
+        <w:tblStyle w:val="TableGrid"/>
+        <w:tblW w:w="5000" w:type="pct"/>
+        <w:tblLook w:val="04A0" w:firstRow="1" w:lastRow="0" w:firstColumn="1" w:lastColumn="0" w:noHBand="0" w:noVBand="1"/>
+      </w:tblPr>
+      <w:tblGrid>
+        <w:gridCol w:w="3056"/>
+        <w:gridCol w:w="5432"/>
+      </w:tblGrid>
+      <w:tr>
+        <w:tc>
+          <w:tcPr>
+            <w:tcW w:w="1800" w:type="pct"/>
+            <w:shd w:val="clear" w:color="auto" w:fill="D9D9D9"/>
+          </w:tcPr>
+          <w:p>
+            <w:pPr>
+              <w:spacing w:after="120"/>
+              <w:rPr>
+                <w:b/>
+                <w:sz w:val="22"/>
+              </w:rPr>
+            </w:pPr>
+            <w:r>
+              <w:rPr>
+                <w:b/>
+                <w:sz w:val="22"/>
+              </w:rPr>
+              <w:t>Bước</w:t>
+            </w:r>
+          </w:p>
+        </w:tc>
+        <w:tc>
+          <w:tcPr>
+            <w:tcW w:w="3200" w:type="pct"/>
+            <w:shd w:val="clear" w:color="auto" w:fill="D9D9D9"/>
+          </w:tcPr>
+          <w:p>
+            <w:pPr>
+              <w:spacing w:after="120"/>
+              <w:rPr>
+                <w:b/>
+                <w:sz w:val="22"/>
+              </w:rPr>
+            </w:pPr>
+            <w:r>
+              <w:rPr>
+                <w:b/>
+                <w:sz w:val="22"/>
+              </w:rPr>
+              <w:t>Mô tả</w:t>
+            </w:r>
+          </w:p>
+        </w:tc>
+      </w:tr>
+      <w:tr>
+        <w:tc>
+          <w:tcPr>
+            <w:tcW w:w="1800" w:type="pct"/>
+          </w:tcPr>
+          <w:p>
+            <w:pPr>
+              <w:spacing w:after="120"/>
+              <w:rPr>
+                <w:sz w:val="22"/>
+              </w:rPr>
+            </w:pPr>
+            <w:r>
+              <w:rPr>
+                <w:sz w:val="22"/>
+              </w:rPr>
+              <w:t>1</w:t>
+            </w:r>
+          </w:p>
+        </w:tc>
+        <w:tc>
+          <w:tcPr>
+            <w:tcW w:w="3200" w:type="pct"/>
+          </w:tcPr>
+          <w:p>
+            <w:pPr>
+              <w:spacing w:after="120"/>
+              <w:rPr>
+                <w:sz w:val="22"/>
+              </w:rPr>
+            </w:pPr>
+            <w:r>
+              <w:rPr>
+                <w:sz w:val="22"/>
+              </w:rPr>
+              <w:t>Frontend gửi JSON tới POST /api/predict</w:t>
+            </w:r>
+          </w:p>
+        </w:tc>
+      </w:tr>
+      <w:tr>
+        <w:tc>
+          <w:tcPr>
+            <w:tcW w:w="1800" w:type="pct"/>
+          </w:tcPr>
+          <w:p>
+            <w:pPr>
+              <w:spacing w:after="120"/>
+              <w:rPr>
+                <w:sz w:val="22"/>
+              </w:rPr>
+            </w:pPr>
+            <w:r>
+              <w:rPr>
+                <w:sz w:val="22"/>
+              </w:rPr>
+              <w:t>2</w:t>
+            </w:r>
+          </w:p>
+        </w:tc>
+        <w:tc>
+          <w:tcPr>
+            <w:tcW w:w="3200" w:type="pct"/>
+          </w:tcPr>
+          <w:p>
+            <w:pPr>
+              <w:spacing w:after="120"/>
+              <w:rPr>
+                <w:sz w:val="22"/>
+              </w:rPr>
+            </w:pPr>
+            <w:r>
+              <w:rPr>
+                <w:sz w:val="22"/>
+              </w:rPr>
+              <w:t>Pydantic kiểm tra miền giá trị của 8 chỉ số</w:t>
+            </w:r>
+          </w:p>
+        </w:tc>
+      </w:tr>
+      <w:tr>
+        <w:tc>
+          <w:tcPr>
+            <w:tcW w:w="1800" w:type="pct"/>
+          </w:tcPr>
+          <w:p>
+            <w:pPr>
+              <w:spacing w:after="120"/>
+              <w:rPr>
+                <w:sz w:val="22"/>
+              </w:rPr>
+            </w:pPr>
+            <w:r>
+              <w:rPr>
+                <w:sz w:val="22"/>
+              </w:rPr>
+              <w:t>3</w:t>
+            </w:r>
+          </w:p>
+        </w:tc>
+        <w:tc>
+          <w:tcPr>
+            <w:tcW w:w="3200" w:type="pct"/>
+          </w:tcPr>
+          <w:p>
+            <w:pPr>
+              <w:spacing w:after="120"/>
+              <w:rPr>
+                <w:sz w:val="22"/>
+              </w:rPr>
+            </w:pPr>
+            <w:r>
+              <w:rPr>
+                <w:sz w:val="22"/>
+              </w:rPr>
+              <w:t>Prediction service xử lý missing ẩn, impute và scale</w:t>
+            </w:r>
+          </w:p>
+        </w:tc>
+      </w:tr>
+      <w:tr>
+        <w:tc>
+          <w:tcPr>
+            <w:tcW w:w="1800" w:type="pct"/>
+          </w:tcPr>
+          <w:p>
+            <w:pPr>
+              <w:spacing w:after="120"/>
+              <w:rPr>
+                <w:sz w:val="22"/>
+              </w:rPr>
+            </w:pPr>
+            <w:r>
+              <w:rPr>
+                <w:sz w:val="22"/>
+              </w:rPr>
+              <w:t>4</w:t>
+            </w:r>
+          </w:p>
+        </w:tc>
+        <w:tc>
+          <w:tcPr>
+            <w:tcW w:w="3200" w:type="pct"/>
+          </w:tcPr>
+          <w:p>
+            <w:pPr>
+              <w:spacing w:after="120"/>
+              <w:rPr>
+                <w:sz w:val="22"/>
+              </w:rPr>
+            </w:pPr>
+            <w:r>
+              <w:rPr>
+                <w:sz w:val="22"/>
+              </w:rPr>
+              <w:t>Random Forest sinh model_probability</w:t>
+            </w:r>
+          </w:p>
+        </w:tc>
+      </w:tr>
+      <w:tr>
+        <w:tc>
+          <w:tcPr>
+            <w:tcW w:w="1800" w:type="pct"/>
+          </w:tcPr>
+          <w:p>
+            <w:pPr>
+              <w:spacing w:after="120"/>
+              <w:rPr>
+                <w:sz w:val="22"/>
+              </w:rPr>
+            </w:pPr>
+            <w:r>
+              <w:rPr>
+                <w:sz w:val="22"/>
+              </w:rPr>
+              <w:t>5</w:t>
+            </w:r>
+          </w:p>
+        </w:tc>
+        <w:tc>
+          <w:tcPr>
+            <w:tcW w:w="3200" w:type="pct"/>
+          </w:tcPr>
+          <w:p>
+            <w:pPr>
+              <w:spacing w:after="120"/>
+              <w:rPr>
+                <w:sz w:val="22"/>
+              </w:rPr>
+            </w:pPr>
+            <w:r>
+              <w:rPr>
+                <w:sz w:val="22"/>
+              </w:rPr>
+              <w:t>Clinical rules sinh clinical_probability và hiệu chỉnh xác suất cuối</w:t>
+            </w:r>
+          </w:p>
+        </w:tc>
+      </w:tr>
+      <w:tr>
+        <w:tc>
+          <w:tcPr>
+            <w:tcW w:w="1800" w:type="pct"/>
+          </w:tcPr>
+          <w:p>
+            <w:pPr>
+              <w:spacing w:after="120"/>
+              <w:rPr>
+                <w:sz w:val="22"/>
+              </w:rPr>
+            </w:pPr>
+            <w:r>
+              <w:rPr>
+                <w:sz w:val="22"/>
+              </w:rPr>
+              <w:t>6</w:t>
+            </w:r>
+          </w:p>
+        </w:tc>
+        <w:tc>
+          <w:tcPr>
+            <w:tcW w:w="3200" w:type="pct"/>
+          </w:tcPr>
+          <w:p>
+            <w:pPr>
+              <w:spacing w:after="120"/>
+              <w:rPr>
+                <w:sz w:val="22"/>
+              </w:rPr>
+            </w:pPr>
+            <w:r>
+              <w:rPr>
+                <w:sz w:val="22"/>
+              </w:rPr>
+              <w:t>Backend lưu kết quả vào bảng prediction_history</w:t>
+            </w:r>
+          </w:p>
+        </w:tc>
+      </w:tr>
+      <w:tr>
+        <w:tc>
+          <w:tcPr>
+            <w:tcW w:w="1800" w:type="pct"/>
+          </w:tcPr>
+          <w:p>
+            <w:pPr>
+              <w:spacing w:after="120"/>
+              <w:rPr>
+                <w:sz w:val="22"/>
+              </w:rPr>
+            </w:pPr>
+            <w:r>
+              <w:rPr>
+                <w:sz w:val="22"/>
+              </w:rPr>
+              <w:t>7</w:t>
+            </w:r>
+          </w:p>
+        </w:tc>
+        <w:tc>
+          <w:tcPr>
+            <w:tcW w:w="3200" w:type="pct"/>
+          </w:tcPr>
+          <w:p>
+            <w:pPr>
+              <w:spacing w:after="120"/>
+              <w:rPr>
+                <w:sz w:val="22"/>
+                <w:lang w:val="sv-SE"/>
+              </w:rPr>
+            </w:pPr>
+            <w:r>
+              <w:rPr>
+                <w:sz w:val="22"/>
+                <w:lang w:val="sv-SE"/>
+              </w:rPr>
+              <w:t>Frontend hiển thị risk meter, radar chart, insight và lịch sử</w:t>
+            </w:r>
+          </w:p>
+        </w:tc>
+      </w:tr>
+    </w:tbl>
+    <w:p>
+      <w:pPr>
+        <w:spacing w:after="120" w:line="240" w:lineRule="auto"/>
+        <w:rPr>
+          <w:lang w:val="sv-SE"/>
+        </w:rPr>
+      </w:pPr>
+    </w:p>
+    <w:p>
+      <w:pPr>
+        <w:pStyle w:val="Heading2"/>
+        <w:spacing w:after="120" w:line="240" w:lineRule="auto"/>
+        <w:rPr>
+          <w:sz w:val="28"/>
+          <w:lang w:val="sv-SE"/>
+        </w:rPr>
+      </w:pPr>
+      <w:bookmarkStart w:id="25" w:name="_Toc228949379"/>
+      <w:r>
+        <w:rPr>
+          <w:sz w:val="28"/>
+          <w:lang w:val="sv-SE"/>
+        </w:rPr>
+        <w:t>3.5. Kết quả đầu ra của mô hình</w:t>
+      </w:r>
+      <w:bookmarkEnd w:id="25"/>
+    </w:p>
+    <w:p>
+      <w:pPr>
+        <w:pStyle w:val="noidung"/>
+      </w:pPr>
+      <w:r>
+        <w:rPr>
+          <w:lang w:val="sv-SE"/>
+        </w:rPr>
+        <w:t xml:space="preserve">Kết quả trả về không chỉ gồm nhãn có nguy cơ hay không. </w:t>
+      </w:r>
+      <w:r>
+        <w:t>PredictionOutput còn có probability, model_probability, clinical_probability, risk_band, risk_score, certainty, summary, advice, clinical_interpretation, key_drivers, alerts, recommended_actions, metric_insights, missing_data_flags và disclaimer.</w:t>
+      </w:r>
+    </w:p>
+    <w:p>
+      <w:pPr>
+        <w:pStyle w:val="noidung"/>
+      </w:pPr>
+      <w:r>
+        <w:t>Cách thiết kế này giúp hệ thống phù hợp hơn với mục tiêu hỗ trợ ra quyết định: người dùng biết chỉ số nào đang nổi bật, nên làm gì tiếp theo và vì sao kết quả cần được xác nhận bằng xét nghiệm y khoa.</w:t>
+      </w:r>
+    </w:p>
+    <w:p>
+      <w:r>
+        <w:br w:type="page"/>
+      </w:r>
+    </w:p>
+    <w:p>
+      <w:pPr>
+        <w:pStyle w:val="Heading1"/>
+      </w:pPr>
+      <w:bookmarkStart w:id="26" w:name="_Toc228949380"/>
+      <w:r>
+        <w:lastRenderedPageBreak/>
+        <w:t>CHƯƠNG 4: XÂY DỰNG ỨNG DỤNG KHAI PHÁ DỮ LIỆU</w:t>
+      </w:r>
+      <w:bookmarkEnd w:id="26"/>
+    </w:p>
+    <w:p>
+      <w:pPr>
+        <w:pStyle w:val="Heading2"/>
+        <w:spacing w:after="120" w:line="240" w:lineRule="auto"/>
+        <w:rPr>
+          <w:sz w:val="28"/>
+        </w:rPr>
+      </w:pPr>
+      <w:bookmarkStart w:id="27" w:name="_Toc228949381"/>
+      <w:r>
+        <w:rPr>
+          <w:sz w:val="28"/>
+        </w:rPr>
+        <w:t>4.1. Kiến trúc tổng quan</w:t>
+      </w:r>
+      <w:bookmarkEnd w:id="27"/>
+    </w:p>
+    <w:p>
+      <w:pPr>
+        <w:pStyle w:val="noidung"/>
+      </w:pPr>
+      <w:r>
+        <w:t>Ứng dụng được xây dựng theo kiến trúc web</w:t>
+      </w:r>
+      <w:r>
+        <w:t xml:space="preserve"> online</w:t>
+      </w:r>
+      <w:r>
+        <w:t xml:space="preserve"> gồm frontend HTML/CSS/</w:t>
+      </w:r>
+      <w:r>
+        <w:t xml:space="preserve"> </w:t>
+      </w:r>
+      <w:r>
+        <w:t>JavaScript thuần, backend FastAPI và cơ sở dữ liệu quan hệ thông qua SQLAlchemy. FastAPI vừa serve giao diện tại đường dẫn /, vừa cung cấp API tại nhóm /api/*.</w:t>
+      </w:r>
+    </w:p>
+    <w:p>
+      <w:pPr>
+        <w:pStyle w:val="noidung"/>
+      </w:pPr>
+      <w:r>
+        <w:t>L</w:t>
+      </w:r>
+      <w:r>
+        <w:t xml:space="preserve">ịch sử dự đoán được lưu trong Supabase Postgres thông qua biến môi trường DATABASE_URL. </w:t>
+      </w:r>
+      <w:r>
+        <w:t>K</w:t>
+      </w:r>
+      <w:r>
+        <w:t>hông còn dùng SQLite fallback; nếu DATABASE_URL không được cấu hình hoặc trỏ tới SQLite, backend sẽ báo lỗi khi khởi động.</w:t>
+      </w:r>
+    </w:p>
+    <w:tbl>
+      <w:tblPr>
+        <w:tblStyle w:val="TableGrid"/>
+        <w:tblW w:w="5000" w:type="pct"/>
+        <w:tblLook w:val="04A0" w:firstRow="1" w:lastRow="0" w:firstColumn="1" w:lastColumn="0" w:noHBand="0" w:noVBand="1"/>
+      </w:tblPr>
+      <w:tblGrid>
+        <w:gridCol w:w="1614"/>
+        <w:gridCol w:w="3241"/>
+        <w:gridCol w:w="3633"/>
+      </w:tblGrid>
+      <w:tr>
+        <w:tc>
+          <w:tcPr>
+            <w:tcW w:w="951" w:type="pct"/>
+            <w:shd w:val="clear" w:color="auto" w:fill="D9D9D9"/>
+          </w:tcPr>
+          <w:p>
+            <w:pPr>
+              <w:spacing w:after="120"/>
+              <w:rPr>
+                <w:b/>
+                <w:sz w:val="22"/>
+              </w:rPr>
+            </w:pPr>
+            <w:r>
+              <w:rPr>
+                <w:b/>
+                <w:sz w:val="22"/>
+              </w:rPr>
+              <w:t>Thành phần</w:t>
+            </w:r>
+          </w:p>
+        </w:tc>
+        <w:tc>
+          <w:tcPr>
+            <w:tcW w:w="1909" w:type="pct"/>
+            <w:shd w:val="clear" w:color="auto" w:fill="D9D9D9"/>
+          </w:tcPr>
+          <w:p>
+            <w:pPr>
+              <w:spacing w:after="120"/>
+              <w:rPr>
+                <w:b/>
+                <w:sz w:val="22"/>
+              </w:rPr>
+            </w:pPr>
+            <w:r>
+              <w:rPr>
+                <w:b/>
+                <w:sz w:val="22"/>
+              </w:rPr>
+              <w:t>Công nghệ</w:t>
+            </w:r>
+          </w:p>
+        </w:tc>
+        <w:tc>
+          <w:tcPr>
+            <w:tcW w:w="2140" w:type="pct"/>
+            <w:shd w:val="clear" w:color="auto" w:fill="D9D9D9"/>
+          </w:tcPr>
+          <w:p>
+            <w:pPr>
+              <w:spacing w:after="120"/>
+              <w:rPr>
+                <w:b/>
+                <w:sz w:val="22"/>
+              </w:rPr>
+            </w:pPr>
+            <w:r>
+              <w:rPr>
+                <w:b/>
+                <w:sz w:val="22"/>
+              </w:rPr>
+              <w:t>Vai trò</w:t>
+            </w:r>
+          </w:p>
+        </w:tc>
+      </w:tr>
+      <w:tr>
+        <w:tc>
+          <w:tcPr>
+            <w:tcW w:w="951" w:type="pct"/>
+          </w:tcPr>
+          <w:p>
+            <w:pPr>
+              <w:spacing w:after="120"/>
+              <w:rPr>
+                <w:sz w:val="22"/>
+              </w:rPr>
+            </w:pPr>
+            <w:r>
+              <w:rPr>
+                <w:sz w:val="22"/>
+              </w:rPr>
+              <w:t>Frontend</w:t>
+            </w:r>
+          </w:p>
+        </w:tc>
+        <w:tc>
+          <w:tcPr>
+            <w:tcW w:w="1909" w:type="pct"/>
+          </w:tcPr>
+          <w:p>
+            <w:pPr>
+              <w:spacing w:after="120"/>
+              <w:rPr>
+                <w:sz w:val="22"/>
+              </w:rPr>
+            </w:pPr>
+            <w:r>
+              <w:rPr>
+                <w:sz w:val="22"/>
+              </w:rPr>
+              <w:t>HTML, CSS, JavaScript, Chart.js</w:t>
+            </w:r>
+          </w:p>
+        </w:tc>
+        <w:tc>
+          <w:tcPr>
+            <w:tcW w:w="2140" w:type="pct"/>
+          </w:tcPr>
+          <w:p>
+            <w:pPr>
+              <w:spacing w:after="120"/>
+              <w:rPr>
+                <w:sz w:val="22"/>
+              </w:rPr>
+            </w:pPr>
+            <w:r>
+              <w:rPr>
+                <w:sz w:val="22"/>
+              </w:rPr>
+              <w:t>Nhập chỉ số, hiển thị dashboard, biểu đồ và lịch sử</w:t>
+            </w:r>
+          </w:p>
+        </w:tc>
+      </w:tr>
+      <w:tr>
+        <w:tc>
+          <w:tcPr>
+            <w:tcW w:w="951" w:type="pct"/>
+          </w:tcPr>
+          <w:p>
+            <w:pPr>
+              <w:spacing w:after="120"/>
+              <w:rPr>
+                <w:sz w:val="22"/>
+              </w:rPr>
+            </w:pPr>
+            <w:r>
+              <w:rPr>
+                <w:sz w:val="22"/>
+              </w:rPr>
+              <w:t>Backend</w:t>
+            </w:r>
+          </w:p>
+        </w:tc>
+        <w:tc>
+          <w:tcPr>
+            <w:tcW w:w="1909" w:type="pct"/>
+          </w:tcPr>
+          <w:p>
+            <w:pPr>
+              <w:spacing w:after="120"/>
+              <w:rPr>
+                <w:sz w:val="22"/>
+              </w:rPr>
+            </w:pPr>
+            <w:r>
+              <w:rPr>
+                <w:sz w:val="22"/>
+              </w:rPr>
+              <w:t>FastAPI, Pydantic</w:t>
+            </w:r>
+          </w:p>
+        </w:tc>
+        <w:tc>
+          <w:tcPr>
+            <w:tcW w:w="2140" w:type="pct"/>
+          </w:tcPr>
+          <w:p>
+            <w:pPr>
+              <w:spacing w:after="120"/>
+              <w:rPr>
+                <w:sz w:val="22"/>
+              </w:rPr>
+            </w:pPr>
+            <w:r>
+              <w:rPr>
+                <w:sz w:val="22"/>
+              </w:rPr>
+              <w:t>Validate request, điều phối prediction và history</w:t>
+            </w:r>
+          </w:p>
+        </w:tc>
+      </w:tr>
+      <w:tr>
+        <w:tc>
+          <w:tcPr>
+            <w:tcW w:w="951" w:type="pct"/>
+          </w:tcPr>
+          <w:p>
+            <w:pPr>
+              <w:spacing w:after="120"/>
+              <w:rPr>
+                <w:sz w:val="22"/>
+              </w:rPr>
+            </w:pPr>
+            <w:r>
+              <w:rPr>
+                <w:sz w:val="22"/>
+              </w:rPr>
+              <w:t>ML service</w:t>
+            </w:r>
+          </w:p>
+        </w:tc>
+        <w:tc>
+          <w:tcPr>
+            <w:tcW w:w="1909" w:type="pct"/>
+          </w:tcPr>
+          <w:p>
+            <w:pPr>
+              <w:spacing w:after="120"/>
+              <w:rPr>
+                <w:sz w:val="22"/>
+              </w:rPr>
+            </w:pPr>
+            <w:r>
+              <w:rPr>
+                <w:sz w:val="22"/>
+              </w:rPr>
+              <w:t>scikit-learn, joblib, numpy</w:t>
+            </w:r>
+          </w:p>
+        </w:tc>
+        <w:tc>
+          <w:tcPr>
+            <w:tcW w:w="2140" w:type="pct"/>
+          </w:tcPr>
+          <w:p>
+            <w:pPr>
+              <w:spacing w:after="120"/>
+              <w:rPr>
+                <w:sz w:val="22"/>
+              </w:rPr>
+            </w:pPr>
+            <w:r>
+              <w:rPr>
+                <w:sz w:val="22"/>
+              </w:rPr>
+              <w:t>Load artifact và suy luận nguy cơ</w:t>
+            </w:r>
+          </w:p>
+        </w:tc>
+      </w:tr>
+      <w:tr>
+        <w:tc>
+          <w:tcPr>
+            <w:tcW w:w="951" w:type="pct"/>
+          </w:tcPr>
+          <w:p>
+            <w:pPr>
+              <w:spacing w:after="120"/>
+              <w:rPr>
+                <w:sz w:val="22"/>
+              </w:rPr>
+            </w:pPr>
+            <w:r>
+              <w:rPr>
+                <w:sz w:val="22"/>
+              </w:rPr>
+              <w:t>Database</w:t>
+            </w:r>
+          </w:p>
+        </w:tc>
+        <w:tc>
+          <w:tcPr>
+            <w:tcW w:w="1909" w:type="pct"/>
+          </w:tcPr>
+          <w:p>
+            <w:pPr>
+              <w:spacing w:after="120"/>
+              <w:rPr>
+                <w:sz w:val="22"/>
+              </w:rPr>
+            </w:pPr>
+            <w:r>
+              <w:rPr>
+                <w:sz w:val="22"/>
+              </w:rPr>
+              <w:t>Supabase Postgres qua SQLAlchemy/psycopg</w:t>
+            </w:r>
+          </w:p>
+        </w:tc>
+        <w:tc>
+          <w:tcPr>
+            <w:tcW w:w="2140" w:type="pct"/>
+          </w:tcPr>
+          <w:p>
+            <w:pPr>
+              <w:spacing w:after="120"/>
+              <w:rPr>
+                <w:sz w:val="22"/>
+              </w:rPr>
+            </w:pPr>
+            <w:r>
+              <w:rPr>
+                <w:sz w:val="22"/>
+              </w:rPr>
+              <w:t>Lưu prediction_history và chi tiết payload</w:t>
+            </w:r>
+          </w:p>
+        </w:tc>
+      </w:tr>
+      <w:tr>
+        <w:tc>
+          <w:tcPr>
+            <w:tcW w:w="951" w:type="pct"/>
+          </w:tcPr>
+          <w:p>
+            <w:pPr>
+              <w:spacing w:after="120"/>
+              <w:rPr>
+                <w:sz w:val="22"/>
+              </w:rPr>
+            </w:pPr>
+            <w:r>
+              <w:rPr>
+                <w:sz w:val="22"/>
+              </w:rPr>
+              <w:t>Deployment</w:t>
+            </w:r>
+          </w:p>
+        </w:tc>
+        <w:tc>
+          <w:tcPr>
+            <w:tcW w:w="1909" w:type="pct"/>
+          </w:tcPr>
+          <w:p>
+            <w:pPr>
+              <w:spacing w:after="120"/>
+              <w:rPr>
+                <w:sz w:val="22"/>
+              </w:rPr>
+            </w:pPr>
+            <w:r>
+              <w:rPr>
+                <w:sz w:val="22"/>
+              </w:rPr>
+              <w:t>Render Web Service</w:t>
+            </w:r>
+          </w:p>
+        </w:tc>
+        <w:tc>
+          <w:tcPr>
+            <w:tcW w:w="2140" w:type="pct"/>
+          </w:tcPr>
+          <w:p>
+            <w:pPr>
+              <w:spacing w:after="120"/>
+              <w:rPr>
+                <w:sz w:val="22"/>
+              </w:rPr>
+            </w:pPr>
+            <w:r>
+              <w:rPr>
+                <w:sz w:val="22"/>
+              </w:rPr>
+              <w:t>Chạy uvicorn, health check /api/health</w:t>
+            </w:r>
+          </w:p>
+        </w:tc>
+      </w:tr>
+    </w:tbl>
+    <w:p>
+      <w:pPr>
+        <w:spacing w:after="120" w:line="240" w:lineRule="auto"/>
+      </w:pPr>
+    </w:p>
+    <w:p>
+      <w:pPr>
+        <w:pStyle w:val="Heading2"/>
+        <w:spacing w:after="120" w:line="240" w:lineRule="auto"/>
+        <w:rPr>
+          <w:sz w:val="28"/>
+        </w:rPr>
+      </w:pPr>
+      <w:bookmarkStart w:id="28" w:name="_Toc228949382"/>
+      <w:r>
+        <w:rPr>
+          <w:sz w:val="28"/>
+        </w:rPr>
+        <w:t>4.2. Backend FastAPI</w:t>
+      </w:r>
+      <w:bookmarkEnd w:id="28"/>
+    </w:p>
+    <w:p>
+      <w:pPr>
+        <w:pStyle w:val="noidung"/>
+      </w:pPr>
+      <w:r>
+        <w:t>File backend/main.py tạo ứng dụng FastAPI, gắn CORS middleware, include router API và mount thư mục frontend. Khi startup, ứng dụng tạo bảng theo SQLAlchemy metadata, khởi tạo history store và preload model bundle.</w:t>
+      </w:r>
+    </w:p>
+    <w:tbl>
+      <w:tblPr>
+        <w:tblStyle w:val="TableGrid"/>
+        <w:tblW w:w="5000" w:type="pct"/>
+        <w:tblLook w:val="04A0" w:firstRow="1" w:lastRow="0" w:firstColumn="1" w:lastColumn="0" w:noHBand="0" w:noVBand="1"/>
+      </w:tblPr>
+      <w:tblGrid>
+        <w:gridCol w:w="3146"/>
+        <w:gridCol w:w="5342"/>
+      </w:tblGrid>
+      <w:tr>
+        <w:tc>
+          <w:tcPr>
+            <w:tcW w:w="1853" w:type="pct"/>
+            <w:shd w:val="clear" w:color="auto" w:fill="D9D9D9"/>
+          </w:tcPr>
+          <w:p>
+            <w:pPr>
+              <w:spacing w:after="120"/>
+              <w:rPr>
+                <w:b/>
+                <w:sz w:val="22"/>
+              </w:rPr>
+            </w:pPr>
+            <w:r>
+              <w:rPr>
+                <w:b/>
+                <w:sz w:val="22"/>
+              </w:rPr>
+              <w:t>Endpoint</w:t>
+            </w:r>
+          </w:p>
+        </w:tc>
+        <w:tc>
+          <w:tcPr>
+            <w:tcW w:w="3147" w:type="pct"/>
+            <w:shd w:val="clear" w:color="auto" w:fill="D9D9D9"/>
+          </w:tcPr>
+          <w:p>
+            <w:pPr>
+              <w:spacing w:after="120"/>
+              <w:rPr>
+                <w:b/>
+                <w:sz w:val="22"/>
+              </w:rPr>
+            </w:pPr>
+            <w:r>
+              <w:rPr>
+                <w:b/>
+                <w:sz w:val="22"/>
+              </w:rPr>
+              <w:t>Chức năng</w:t>
+            </w:r>
+          </w:p>
+        </w:tc>
+      </w:tr>
+      <w:tr>
+        <w:tc>
+          <w:tcPr>
+            <w:tcW w:w="1853" w:type="pct"/>
+          </w:tcPr>
+          <w:p>
+            <w:pPr>
+              <w:spacing w:after="120"/>
+              <w:rPr>
+                <w:sz w:val="22"/>
+              </w:rPr>
+            </w:pPr>
+            <w:r>
+              <w:rPr>
+                <w:sz w:val="22"/>
+              </w:rPr>
+              <w:t>GET /</w:t>
+            </w:r>
+          </w:p>
+        </w:tc>
+        <w:tc>
+          <w:tcPr>
+            <w:tcW w:w="3147" w:type="pct"/>
+          </w:tcPr>
+          <w:p>
+            <w:pPr>
+              <w:spacing w:after="120"/>
+              <w:rPr>
+                <w:sz w:val="22"/>
+              </w:rPr>
+            </w:pPr>
+            <w:r>
+              <w:rPr>
+                <w:sz w:val="22"/>
+              </w:rPr>
+              <w:t>Serve giao diện web</w:t>
+            </w:r>
+          </w:p>
+        </w:tc>
+      </w:tr>
+      <w:tr>
+        <w:tc>
+          <w:tcPr>
+            <w:tcW w:w="1853" w:type="pct"/>
+          </w:tcPr>
+          <w:p>
+            <w:pPr>
+              <w:spacing w:after="120"/>
+              <w:rPr>
+                <w:sz w:val="22"/>
+              </w:rPr>
+            </w:pPr>
+            <w:r>
+              <w:rPr>
+                <w:sz w:val="22"/>
+              </w:rPr>
+              <w:t>GET /api/health</w:t>
+            </w:r>
+          </w:p>
+        </w:tc>
+        <w:tc>
+          <w:tcPr>
+            <w:tcW w:w="3147" w:type="pct"/>
+          </w:tcPr>
+          <w:p>
+            <w:pPr>
+              <w:spacing w:after="120"/>
+              <w:rPr>
+                <w:sz w:val="22"/>
+              </w:rPr>
+            </w:pPr>
+            <w:r>
+              <w:rPr>
+                <w:sz w:val="22"/>
+              </w:rPr>
+              <w:t>Kiểm tra trạng thái API, version và database backend</w:t>
+            </w:r>
+          </w:p>
+        </w:tc>
+      </w:tr>
+      <w:tr>
+        <w:tc>
+          <w:tcPr>
+            <w:tcW w:w="1853" w:type="pct"/>
+          </w:tcPr>
+          <w:p>
+            <w:pPr>
+              <w:spacing w:after="120"/>
+              <w:rPr>
+                <w:sz w:val="22"/>
+              </w:rPr>
+            </w:pPr>
+            <w:r>
+              <w:rPr>
+                <w:sz w:val="22"/>
+              </w:rPr>
+              <w:t>POST /api/predict</w:t>
+            </w:r>
+          </w:p>
+        </w:tc>
+        <w:tc>
+          <w:tcPr>
+            <w:tcW w:w="3147" w:type="pct"/>
+          </w:tcPr>
+          <w:p>
+            <w:pPr>
+              <w:spacing w:after="120"/>
+              <w:rPr>
+                <w:sz w:val="22"/>
+              </w:rPr>
+            </w:pPr>
+            <w:r>
+              <w:rPr>
+                <w:sz w:val="22"/>
+              </w:rPr>
+              <w:t>Dự đoán nguy cơ tiểu đường và lưu lịch sử</w:t>
+            </w:r>
+          </w:p>
+        </w:tc>
+      </w:tr>
+      <w:tr>
+        <w:tc>
+          <w:tcPr>
+            <w:tcW w:w="1853" w:type="pct"/>
+          </w:tcPr>
+          <w:p>
+            <w:pPr>
+              <w:spacing w:after="120"/>
+              <w:rPr>
+                <w:sz w:val="22"/>
+              </w:rPr>
+            </w:pPr>
+            <w:r>
+              <w:rPr>
+                <w:sz w:val="22"/>
+              </w:rPr>
+              <w:t>GET /api/history</w:t>
+            </w:r>
+          </w:p>
+        </w:tc>
+        <w:tc>
+          <w:tcPr>
+            <w:tcW w:w="3147" w:type="pct"/>
+          </w:tcPr>
+          <w:p>
+            <w:pPr>
+              <w:spacing w:after="120"/>
+              <w:rPr>
+                <w:sz w:val="22"/>
+              </w:rPr>
+            </w:pPr>
+            <w:r>
+              <w:rPr>
+                <w:sz w:val="22"/>
+              </w:rPr>
+              <w:t>Lấy danh sách lịch sử kiểm tra gần đây</w:t>
+            </w:r>
+          </w:p>
+        </w:tc>
+      </w:tr>
+      <w:tr>
+        <w:tc>
+          <w:tcPr>
+            <w:tcW w:w="1853" w:type="pct"/>
+          </w:tcPr>
+          <w:p>
+            <w:pPr>
+              <w:spacing w:after="120"/>
+              <w:rPr>
+                <w:sz w:val="22"/>
+              </w:rPr>
+            </w:pPr>
+            <w:r>
+              <w:rPr>
+                <w:sz w:val="22"/>
+              </w:rPr>
+              <w:t>GET /api/history/{check_id}</w:t>
+            </w:r>
+          </w:p>
+        </w:tc>
+        <w:tc>
+          <w:tcPr>
+            <w:tcW w:w="3147" w:type="pct"/>
+          </w:tcPr>
+          <w:p>
+            <w:pPr>
+              <w:spacing w:after="120"/>
+              <w:rPr>
+                <w:sz w:val="22"/>
+              </w:rPr>
+            </w:pPr>
+            <w:r>
+              <w:rPr>
+                <w:sz w:val="22"/>
+              </w:rPr>
+              <w:t>Lấy chi tiết một bản ghi lịch sử</w:t>
+            </w:r>
+          </w:p>
+        </w:tc>
+      </w:tr>
+      <w:tr>
+        <w:tc>
+          <w:tcPr>
+            <w:tcW w:w="1853" w:type="pct"/>
+          </w:tcPr>
+          <w:p>
+            <w:pPr>
+              <w:spacing w:after="120"/>
+              <w:rPr>
+                <w:sz w:val="22"/>
+              </w:rPr>
+            </w:pPr>
+            <w:r>
+              <w:rPr>
+                <w:sz w:val="22"/>
+              </w:rPr>
+              <w:t>GET /api/reference-stats</w:t>
+            </w:r>
+          </w:p>
+        </w:tc>
+        <w:tc>
+          <w:tcPr>
+            <w:tcW w:w="3147" w:type="pct"/>
+          </w:tcPr>
+          <w:p>
+            <w:pPr>
+              <w:spacing w:after="120"/>
+              <w:rPr>
+                <w:sz w:val="22"/>
+              </w:rPr>
+            </w:pPr>
+            <w:r>
+              <w:rPr>
+                <w:sz w:val="22"/>
+              </w:rPr>
+              <w:t>Trả median tham chiếu cho radar chart</w:t>
+            </w:r>
+          </w:p>
+        </w:tc>
+      </w:tr>
+      <w:tr>
+        <w:tc>
+          <w:tcPr>
+            <w:tcW w:w="1853" w:type="pct"/>
+          </w:tcPr>
+          <w:p>
+            <w:pPr>
+              <w:spacing w:after="120"/>
+              <w:rPr>
+                <w:sz w:val="22"/>
+              </w:rPr>
+            </w:pPr>
+            <w:r>
+              <w:rPr>
+                <w:sz w:val="22"/>
+              </w:rPr>
+              <w:t>GET /api/model-info</w:t>
+            </w:r>
+          </w:p>
+        </w:tc>
+        <w:tc>
+          <w:tcPr>
+            <w:tcW w:w="3147" w:type="pct"/>
+          </w:tcPr>
+          <w:p>
+            <w:pPr>
+              <w:spacing w:after="120"/>
+              <w:rPr>
+                <w:sz w:val="22"/>
+              </w:rPr>
+            </w:pPr>
+            <w:r>
+              <w:rPr>
+                <w:sz w:val="22"/>
+              </w:rPr>
+              <w:t>Trả metadata mô hình và benchmark</w:t>
+            </w:r>
+          </w:p>
+        </w:tc>
+      </w:tr>
+      <w:tr>
+        <w:tc>
+          <w:tcPr>
+            <w:tcW w:w="1853" w:type="pct"/>
+          </w:tcPr>
+          <w:p>
+            <w:pPr>
+              <w:spacing w:after="120"/>
+              <w:rPr>
+                <w:sz w:val="22"/>
+              </w:rPr>
+            </w:pPr>
+            <w:r>
+              <w:rPr>
+                <w:sz w:val="22"/>
+              </w:rPr>
+              <w:t>GET /api/clinical-content</w:t>
+            </w:r>
+          </w:p>
+        </w:tc>
+        <w:tc>
+          <w:tcPr>
+            <w:tcW w:w="3147" w:type="pct"/>
+          </w:tcPr>
+          <w:p>
+            <w:pPr>
+              <w:spacing w:after="120"/>
+              <w:rPr>
+                <w:sz w:val="22"/>
+              </w:rPr>
+            </w:pPr>
+            <w:r>
+              <w:rPr>
+                <w:sz w:val="22"/>
+              </w:rPr>
+              <w:t>Trả nhãn, đơn vị, mốc lâm sàng và nội dung giáo dục</w:t>
+            </w:r>
+          </w:p>
+        </w:tc>
+      </w:tr>
+    </w:tbl>
+    <w:p>
+      <w:pPr>
+        <w:spacing w:after="120" w:line="240" w:lineRule="auto"/>
+      </w:pPr>
+    </w:p>
+    <w:p>
+      <w:pPr>
+        <w:pStyle w:val="Heading2"/>
+        <w:spacing w:after="120" w:line="240" w:lineRule="auto"/>
+        <w:rPr>
+          <w:sz w:val="28"/>
+        </w:rPr>
+      </w:pPr>
+      <w:bookmarkStart w:id="29" w:name="_Toc228949383"/>
+      <w:r>
+        <w:rPr>
+          <w:sz w:val="28"/>
+        </w:rPr>
+        <w:lastRenderedPageBreak/>
+        <w:t>4.3. Cơ sở dữ liệu và lưu lịch sử</w:t>
+      </w:r>
+      <w:bookmarkEnd w:id="29"/>
+    </w:p>
+    <w:p>
+      <w:pPr>
+        <w:pStyle w:val="noidung"/>
+      </w:pPr>
+      <w:r>
+        <w:t>Bảng prediction_history lưu cả trường tóm tắt để hiển thị nhanh và payload JSON đầy đủ để xem chi tiết. Các trường chính gồm 8 input lâm sàng</w:t>
+      </w:r>
+      <w:r>
+        <w:t>:</w:t>
+      </w:r>
+      <w:r>
+        <w:t xml:space="preserve"> probability, model_probability, clinical_probability, risk_score, risk_band, certainty, has_diabetes, summary, advice, input_payload, prediction_payload và created_at.</w:t>
+      </w:r>
+    </w:p>
+    <w:p>
+      <w:pPr>
+        <w:pStyle w:val="noidung"/>
+      </w:pPr>
+      <w:r>
+        <w:t>Thiết kế này giúp tab History chỉ cần tải các cột quan trọng cho bảng, nhưng khi người dùng chọn một bản ghi, hệ thống vẫn có đủ dữ liệu để hiển thị lại kết luận, diễn giải lâm sàng, cảnh báo, khuyến nghị và insight theo từng chỉ số.</w:t>
+      </w:r>
+    </w:p>
+    <w:p>
+      <w:pPr>
+        <w:pStyle w:val="Heading2"/>
+        <w:spacing w:after="120" w:line="240" w:lineRule="auto"/>
+        <w:rPr>
+          <w:sz w:val="28"/>
+        </w:rPr>
+      </w:pPr>
+      <w:bookmarkStart w:id="30" w:name="_Toc228949384"/>
+      <w:r>
+        <w:rPr>
+          <w:sz w:val="28"/>
+        </w:rPr>
+        <w:t>4.4. Frontend và giao diện người dùng</w:t>
+      </w:r>
+      <w:bookmarkEnd w:id="30"/>
+    </w:p>
+    <w:p>
+      <w:pPr>
+        <w:pStyle w:val="noidung"/>
+      </w:pPr>
+      <w:r>
+        <w:t xml:space="preserve">Frontend nằm trong thư mục frontend gồm index.html, style.css, app.js và ui.js. Giao diện có ba tab chính: </w:t>
+      </w:r>
+    </w:p>
+    <w:p>
+      <w:pPr>
+        <w:pStyle w:val="noidung"/>
         <w:numPr>
-          <w:ilvl w:val="1"/>
-          <w:numId w:val="1"/>
+          <w:ilvl w:val="0"/>
+          <w:numId w:val="5"/>
         </w:numPr>
-      </w:pPr>
-      <w:r>
-        <w:t>Triển khai các chức năng nghiệp vụ</w:t>
+        <w:ind w:left="720"/>
+      </w:pPr>
+      <w:r>
+        <w:t>Predict</w:t>
+      </w:r>
+    </w:p>
+    <w:p>
+      <w:pPr>
+        <w:pStyle w:val="noidung"/>
+        <w:numPr>
+          <w:ilvl w:val="0"/>
+          <w:numId w:val="5"/>
+        </w:numPr>
+        <w:ind w:left="720"/>
+      </w:pPr>
+      <w:r>
+        <w:t>Clinical Library</w:t>
+      </w:r>
+    </w:p>
+    <w:p>
+      <w:pPr>
+        <w:pStyle w:val="noidung"/>
+        <w:numPr>
+          <w:ilvl w:val="0"/>
+          <w:numId w:val="5"/>
+        </w:numPr>
+        <w:ind w:left="720"/>
+      </w:pPr>
+      <w:r>
+        <w:t>History</w:t>
+      </w:r>
+    </w:p>
+    <w:p>
+      <w:pPr>
+        <w:pStyle w:val="noidung"/>
+      </w:pPr>
+      <w:r>
+        <w:t>Tab Predict cho phép nhập 8 chỉ số, xem risk meter, radar chart, kết luận chuyên khoa, cảnh báo, khuyến nghị và giải thích từng chỉ số.</w:t>
+      </w:r>
+    </w:p>
+    <w:p>
+      <w:pPr>
+        <w:pStyle w:val="noidung"/>
+      </w:pPr>
+      <w:r>
+        <w:t>Tab Clinical Library trình bày các mốc tham chiếu lâm sàng như glucose, BMI, huyết áp, tuổi và yếu tố gia đình bằng card và biểu đồ Chart.js. Tab History cho phép xem các lần kiểm tra gần đây, lọc/sắp xếp bản ghi và mở chi tiết từng lần kiểm tra.</w:t>
       </w:r>
     </w:p>
     <w:p>
       <w:pPr>
         <w:pStyle w:val="Heading2"/>
-        <w:numPr>
-          <w:ilvl w:val="1"/>
-          <w:numId w:val="1"/>
-        </w:numPr>
-      </w:pPr>
-      <w:r>
-        <w:t>Kiểm thử đơn vị và triển khai hệ thống</w:t>
+        <w:spacing w:after="120" w:line="240" w:lineRule="auto"/>
+        <w:rPr>
+          <w:sz w:val="28"/>
+        </w:rPr>
+      </w:pPr>
+      <w:bookmarkStart w:id="31" w:name="_Toc228949385"/>
+      <w:r>
+        <w:rPr>
+          <w:sz w:val="28"/>
+        </w:rPr>
+        <w:t>4.5. Quy trình nghiệp vụ</w:t>
+      </w:r>
+      <w:bookmarkEnd w:id="31"/>
+    </w:p>
+    <w:p>
+      <w:pPr>
+        <w:pStyle w:val="noidung"/>
+      </w:pPr>
+      <w:r>
+        <w:t>Quy trình nghiệp vụ bắt đầu từ việc người dùng nhập các chỉ số sức khỏe trên form. Frontend gửi dữ liệu tới POST /api/predict. Backend validate dữ liệu bằng Pydantic, chạy pipeline suy luận, trả về kết quả và đồng thời lưu bản ghi vào Supabase Postgres. Frontend nhận response để cập nhật dashboard và gọi lại /api/history khi cần hiển thị lịch sử.</w:t>
+      </w:r>
+    </w:p>
+    <w:p>
+      <w:pPr>
+        <w:pStyle w:val="noidung"/>
+      </w:pPr>
+      <w:r>
+        <w:t xml:space="preserve">Luồng dữ liệu chính của hệ thống là: </w:t>
+      </w:r>
+    </w:p>
+    <w:p>
+      <w:pPr>
+        <w:pStyle w:val="noidung"/>
+        <w:ind w:left="720" w:right="578" w:firstLine="0"/>
+        <w:rPr>
+          <w:i/>
+          <w:iCs/>
+        </w:rPr>
+      </w:pPr>
+      <w:r>
+        <w:rPr>
+          <w:i/>
+          <w:iCs/>
+        </w:rPr>
+        <w:t>User Input -&gt; Frontend -&gt; FastAPI /api/predict -&gt; Pydantic schema -&gt; Imputer -&gt; Scaler -&gt; Random Forest -&gt; Clinical calibration -&gt; PredictionOutput -&gt; Supabase Postgres -&gt; Dashboard UI.</w:t>
       </w:r>
     </w:p>
     <w:p>
       <w:pPr>
         <w:pStyle w:val="Heading2"/>
-        <w:numPr>
-          <w:ilvl w:val="1"/>
-          <w:numId w:val="1"/>
-        </w:numPr>
-      </w:pPr>
-      <w:r>
-        <w:t>Kết chương</w:t>
-      </w:r>
-    </w:p>
-    <w:p>
-      <w:pPr>
-        <w:spacing w:line="240" w:lineRule="auto"/>
-        <w:rPr>
-          <w:b/>
-          <w:bCs/>
+        <w:spacing w:after="120" w:line="240" w:lineRule="auto"/>
+        <w:rPr>
           <w:sz w:val="28"/>
-          <w:szCs w:val="28"/>
-        </w:rPr>
-      </w:pPr>
-      <w:r>
+        </w:rPr>
+      </w:pPr>
+      <w:bookmarkStart w:id="32" w:name="_Toc228949386"/>
+      <w:r>
+        <w:rPr>
+          <w:sz w:val="28"/>
+        </w:rPr>
+        <w:lastRenderedPageBreak/>
+        <w:t>4.6. Kiểm thử và triển khai</w:t>
+      </w:r>
+      <w:bookmarkEnd w:id="32"/>
+    </w:p>
+    <w:p>
+      <w:pPr>
+        <w:pStyle w:val="noidung"/>
+      </w:pPr>
+      <w:r>
+        <w:t>Có thể chạy local bằng cách cài dependencies trong backend/requirements.txt, cấu hình DATABASE_URL và chạy uvicorn main:app --reload --port 8000 trong thư mục backend. Sau đó truy cập http://127.0.0.1:8000 để dùng web app và http://127.0.0.1:8000/docs để kiểm tra Swagger.</w:t>
+      </w:r>
+    </w:p>
+    <w:p>
+      <w:pPr>
+        <w:pStyle w:val="noidung"/>
+      </w:pPr>
+      <w:r>
+        <w:t>File render.yaml cấu hình deploy trên Render với rootDir là backend, buildCommand là pip install -r requirements.txt, startCommand là uvicorn main:app --host 0.0.0.0 --port $PORT và healthCheckPath là /api/health. DATABASE_URL được để sync:false để cấu hình bảo mật trên môi trường Render.</w:t>
+      </w:r>
+    </w:p>
+    <w:p>
+      <w:pPr>
+        <w:pStyle w:val="noidung"/>
+        <w:tabs>
+          <w:tab w:val="left" w:pos="4500"/>
+        </w:tabs>
+        <w:rPr>
+          <w:color w:val="00B050"/>
+        </w:rPr>
+      </w:pPr>
+      <w:r>
+        <w:t xml:space="preserve">Có thể </w:t>
+      </w:r>
+      <w:r>
+        <w:t>truy cập</w:t>
+      </w:r>
+      <w:r>
+        <w:t xml:space="preserve"> trực tiếp tại: </w:t>
+      </w:r>
+      <w:hyperlink r:id="rId13" w:history="1">
+        <w:r>
+          <w:rPr>
+            <w:rStyle w:val="Hyperlink"/>
+          </w:rPr>
+          <w:t>https://project-2-dudoantieuduong.onrender.com/</w:t>
+        </w:r>
+      </w:hyperlink>
+    </w:p>
+    <w:p>
+      <w:pPr>
+        <w:rPr>
+          <w:color w:val="00B050"/>
+        </w:rPr>
+      </w:pPr>
+      <w:r>
+        <w:rPr>
+          <w:color w:val="00B050"/>
+        </w:rPr>
         <w:br w:type="page"/>
       </w:r>
     </w:p>
     <w:p>
       <w:pPr>
         <w:pStyle w:val="Heading1"/>
-        <w:ind w:firstLine="0"/>
-      </w:pPr>
-      <w:r>
+        <w:spacing w:after="120" w:line="240" w:lineRule="auto"/>
+        <w:rPr>
+          <w:sz w:val="30"/>
+        </w:rPr>
+      </w:pPr>
+      <w:bookmarkStart w:id="33" w:name="_Toc228949387"/>
+      <w:r>
+        <w:rPr>
+          <w:sz w:val="30"/>
+        </w:rPr>
+        <w:lastRenderedPageBreak/>
+        <w:t>KẾT LUẬN</w:t>
+      </w:r>
+      <w:bookmarkEnd w:id="33"/>
+    </w:p>
+    <w:p>
+      <w:pPr>
+        <w:pStyle w:val="noidung"/>
+      </w:pPr>
+      <w:r>
+        <w:t>Đồ án đã xây dựng được hệ thống dự đoán nguy cơ tiểu đường hoạt động theo chuỗi hoàn chỉnh từ dữ liệu, mô hình học máy, backend API, cơ sở dữ liệu lịch sử đến giao diện web trực quan. Mô hình Random Forest đã tinh chỉnh đạt ROC-AUC khoảng 0,829 trên holdout và được đóng gói thành artifact để phục vụ suy luận trong backend.</w:t>
+      </w:r>
+    </w:p>
+    <w:p>
+      <w:pPr>
+        <w:pStyle w:val="noidung"/>
+      </w:pPr>
+      <w:r>
+        <w:t>Về sản phẩm, hệ thống cho phép người dùng nhập 8 chỉ số lâm sàng, nhận kết quả nguy cơ, xác suất, risk score, diễn giải theo từng chỉ số, cảnh báo và khuyến nghị theo dõi. Lịch sử kiểm tra được lưu trong Supabase Postgres và có thể xem lại chi tiết trên giao diện.</w:t>
+      </w:r>
+    </w:p>
+    <w:p>
+      <w:pPr>
+        <w:pStyle w:val="noidung"/>
+      </w:pPr>
+      <w:r>
+        <w:t>Hạn chế hiện tại là bộ dữ liệu còn nhỏ, phạm vi dữ liệu chưa đại diện cho toàn bộ dân số, chưa có xác thực người dùng, chưa có phân quyền và chưa có giải thích mô hình nâng cao như SHAP. Trong các giai đoạn tiếp theo, hệ thống có thể bổ sung feature engineering, đánh giá k-fold đầy đủ hơn, tối ưu giao diện mobile, thêm đăng nhập người dùng và cải thiện khả năng giải thích mô hình.</w:t>
+      </w:r>
+    </w:p>
+    <w:p>
+      <w:r>
+        <w:br w:type="page"/>
+      </w:r>
+    </w:p>
+    <w:p>
+      <w:pPr>
+        <w:pStyle w:val="Heading1"/>
+        <w:spacing w:after="120" w:line="240" w:lineRule="auto"/>
+        <w:rPr>
+          <w:sz w:val="30"/>
+        </w:rPr>
+      </w:pPr>
+      <w:bookmarkStart w:id="34" w:name="_Toc228949388"/>
+      <w:r>
+        <w:rPr>
+          <w:sz w:val="30"/>
+        </w:rPr>
         <w:lastRenderedPageBreak/>
         <w:t>TÀI LIỆU THAM KHẢO</w:t>
       </w:r>
-    </w:p>
-    <w:p>
-      <w:pPr>
-        <w:tabs>
-          <w:tab w:val="left" w:pos="5529"/>
-        </w:tabs>
-      </w:pPr>
-      <w:r>
-        <w:t xml:space="preserve">[1] </w:t>
-      </w:r>
-      <w:r>
-        <w:t xml:space="preserve">Aurélien Géron. </w:t>
-      </w:r>
-      <w:r>
-        <w:rPr>
-          <w:i/>
-          <w:iCs/>
-        </w:rPr>
-        <w:t>Hands-On Machine Learning with Scikit-Learn, Keras, and TensorFlow</w:t>
-      </w:r>
-      <w:r>
-        <w:t>. O’Reilly Media.</w:t>
-      </w:r>
-      <w:r>
-        <w:rPr>
-          <w:i/>
-          <w:iCs/>
-        </w:rPr>
-        <w:t>.</w:t>
-      </w:r>
-    </w:p>
-    <w:p>
-      <w:pPr>
-        <w:tabs>
-          <w:tab w:val="left" w:pos="5529"/>
-        </w:tabs>
-      </w:pPr>
-      <w:r>
-        <w:t xml:space="preserve">[2] </w:t>
-      </w:r>
-      <w:r>
-        <w:t xml:space="preserve">Trevor Hastie, Robert Tibshirani, Jerome Friedman. </w:t>
-      </w:r>
-      <w:r>
-        <w:rPr>
-          <w:i/>
-          <w:iCs/>
-        </w:rPr>
-        <w:t>The Elements of Statistical Learning</w:t>
-      </w:r>
-      <w:r>
-        <w:t>. Springer.</w:t>
-      </w:r>
-    </w:p>
-    <w:p>
-      <w:pPr>
-        <w:tabs>
-          <w:tab w:val="left" w:pos="5529"/>
-        </w:tabs>
-      </w:pPr>
-      <w:r>
-        <w:t xml:space="preserve">[3] </w:t>
-      </w:r>
-      <w:r>
-        <w:t xml:space="preserve">Ian Goodfellow, Yoshua Bengio, Aaron Courville. </w:t>
-      </w:r>
-      <w:r>
-        <w:rPr>
-          <w:i/>
-          <w:iCs/>
-        </w:rPr>
-        <w:t>Deep Learning</w:t>
-      </w:r>
-      <w:r>
-        <w:t>. MIT Press.</w:t>
-      </w:r>
-    </w:p>
-    <w:p>
-      <w:pPr>
-        <w:tabs>
-          <w:tab w:val="left" w:pos="5529"/>
-        </w:tabs>
-      </w:pPr>
-      <w:r>
-        <w:t xml:space="preserve">[4] </w:t>
-      </w:r>
-      <w:r>
-        <w:t xml:space="preserve">Google. </w:t>
-      </w:r>
-      <w:r>
-        <w:rPr>
-          <w:i/>
-          <w:iCs/>
-        </w:rPr>
-        <w:t>Machine Learning Crash Course</w:t>
-      </w:r>
-      <w:r>
-        <w:t>.</w:t>
-      </w:r>
+      <w:bookmarkEnd w:id="34"/>
+    </w:p>
+    <w:p>
+      <w:pPr>
+        <w:spacing w:after="120" w:line="240" w:lineRule="auto"/>
+      </w:pPr>
+      <w:r>
+        <w:t>[1] National Institute of Diabetes and Digestive and Kidney Diseases. Pima Indians Diabetes Database.</w:t>
+      </w:r>
+    </w:p>
+    <w:p>
+      <w:pPr>
+        <w:spacing w:after="120" w:line="240" w:lineRule="auto"/>
+      </w:pPr>
+      <w:r>
+        <w:t>[2] Scikit-learn Developers. scikit-learn: Machine Learning in Python.</w:t>
+      </w:r>
+    </w:p>
+    <w:p>
+      <w:pPr>
+        <w:spacing w:after="120" w:line="240" w:lineRule="auto"/>
+      </w:pPr>
+      <w:r>
+        <w:t>[3] FastAPI Documentation. FastAPI framework, high performance APIs in Python.</w:t>
+      </w:r>
+    </w:p>
+    <w:p>
+      <w:pPr>
+        <w:spacing w:after="120" w:line="240" w:lineRule="auto"/>
+      </w:pPr>
+      <w:r>
+        <w:t>[4] SQLAlchemy Documentation. SQLAlchemy ORM and database toolkit.</w:t>
+      </w:r>
+    </w:p>
+    <w:p>
+      <w:pPr>
+        <w:spacing w:after="120" w:line="240" w:lineRule="auto"/>
+      </w:pPr>
+      <w:r>
+        <w:t>[5] Chart.js Documentation. JavaScript charting library.</w:t>
+      </w:r>
+    </w:p>
+    <w:p>
+      <w:pPr>
+        <w:spacing w:after="120" w:line="240" w:lineRule="auto"/>
+      </w:pPr>
+      <w:r>
+        <w:t>[6] Aurélien Géron. Hands-On Machine Learning with Scikit-Learn, Keras, and TensorFlow. O'Reilly Media.</w:t>
+      </w:r>
+    </w:p>
+    <w:p>
+      <w:pPr>
+        <w:spacing w:after="120" w:line="240" w:lineRule="auto"/>
+      </w:pPr>
     </w:p>
     <w:sectPr>
-      <w:footerReference w:type="default" r:id="rId12"/>
+      <w:footerReference w:type="default" r:id="rId14"/>
       <w:pgSz w:w="11901" w:h="16840"/>
       <w:pgMar w:top="1701" w:right="1418" w:bottom="1701" w:left="1985" w:header="709" w:footer="709" w:gutter="0"/>
       <w:cols w:space="720"/>
@@ -2401,7 +7577,7 @@
             </wp:anchor>
           </w:drawing>
         </mc:Choice>
-        <mc:Fallback xmlns:sl="http://schemas.openxmlformats.org/schemaLibrary/2006/main" xmlns:a="http://schemas.openxmlformats.org/drawingml/2006/main" xmlns:pic="http://schemas.openxmlformats.org/drawingml/2006/picture" xmlns:c="http://schemas.openxmlformats.org/drawingml/2006/chart" xmlns:lc="http://schemas.openxmlformats.org/drawingml/2006/lockedCanvas" xmlns:dgm="http://schemas.openxmlformats.org/drawingml/2006/diagram" xmlns="http://schemas.microsoft.com/office/tasks/2019/documenttasks" xmlns:cr="http://schemas.microsoft.com/office/comments/2020/reactions">
+        <mc:Fallback xmlns:cr="http://schemas.microsoft.com/office/comments/2020/reactions" xmlns="http://schemas.microsoft.com/office/tasks/2019/documenttasks" xmlns:dgm="http://schemas.openxmlformats.org/drawingml/2006/diagram" xmlns:lc="http://schemas.openxmlformats.org/drawingml/2006/lockedCanvas" xmlns:c="http://schemas.openxmlformats.org/drawingml/2006/chart" xmlns:pic="http://schemas.openxmlformats.org/drawingml/2006/picture" xmlns:a="http://schemas.openxmlformats.org/drawingml/2006/main" xmlns:sl="http://schemas.openxmlformats.org/schemaLibrary/2006/main">
           <w:drawing>
             <wp:anchor allowOverlap="1" behindDoc="0" distB="0" distT="0" distL="114300" distR="114300" hidden="0" layoutInCell="1" locked="0" relativeHeight="0" simplePos="0">
               <wp:simplePos x="0" y="0"/>
@@ -2476,6 +7652,119 @@
 <file path=word/numbering.xml><?xml version="1.0" encoding="utf-8"?>
 <w:numbering xmlns:wpc="http://schemas.microsoft.com/office/word/2010/wordprocessingCanvas" xmlns:cx="http://schemas.microsoft.com/office/drawing/2014/chartex" xmlns:cx1="http://schemas.microsoft.com/office/drawing/2015/9/8/chartex" xmlns:cx2="http://schemas.microsoft.com/office/drawing/2015/10/21/chartex" xmlns:cx3="http://schemas.microsoft.com/office/drawing/2016/5/9/chartex" xmlns:cx4="http://schemas.microsoft.com/office/drawing/2016/5/10/chartex" xmlns:cx5="http://schemas.microsoft.com/office/drawing/2016/5/11/chartex" xmlns:cx6="http://schemas.microsoft.com/office/drawing/2016/5/12/chartex" xmlns:cx7="http://schemas.microsoft.com/office/drawing/2016/5/13/chartex" xmlns:cx8="http://schemas.microsoft.com/office/drawing/2016/5/14/chartex" xmlns:mc="http://schemas.openxmlformats.org/markup-compatibility/2006" xmlns:aink="http://schemas.microsoft.com/office/drawing/2016/ink" xmlns:am3d="http://schemas.microsoft.com/office/drawing/2017/model3d" xmlns:o="urn:schemas-microsoft-com:office:office" xmlns:oel="http://schemas.microsoft.com/office/2019/extlst" xmlns:r="http://schemas.openxmlformats.org/officeDocument/2006/relationships" xmlns:m="http://schemas.openxmlformats.org/officeDocument/2006/math" xmlns:v="urn:schemas-microsoft-com:vml" xmlns:wp14="http://schemas.microsoft.com/office/word/2010/wordprocessingDrawing" xmlns:wp="http://schemas.openxmlformats.org/drawingml/2006/wordprocessingDrawing" xmlns:w10="urn:schemas-microsoft-com:office:word" xmlns:w="http://schemas.openxmlformats.org/wordprocessingml/2006/main" xmlns:w14="http://schemas.microsoft.com/office/word/2010/wordml" xmlns:w15="http://schemas.microsoft.com/office/word/2012/wordml" xmlns:w16cex="http://schemas.microsoft.com/office/word/2018/wordml/cex" xmlns:w16cid="http://schemas.microsoft.com/office/word/2016/wordml/cid" xmlns:w16="http://schemas.microsoft.com/office/word/2018/wordml" xmlns:w16du="http://schemas.microsoft.com/office/word/2023/wordml/word16du" xmlns:w16sdtdh="http://schemas.microsoft.com/office/word/2020/wordml/sdtdatahash" xmlns:w16sdtfl="http://schemas.microsoft.com/office/word/2024/wordml/sdtformatlock" xmlns:w16se="http://schemas.microsoft.com/office/word/2015/wordml/symex" xmlns:wpg="http://schemas.microsoft.com/office/word/2010/wordprocessingGroup" xmlns:wpi="http://schemas.microsoft.com/office/word/2010/wordprocessingInk" xmlns:wne="http://schemas.microsoft.com/office/word/2006/wordml" xmlns:wps="http://schemas.microsoft.com/office/word/2010/wordprocessingShape" mc:Ignorable="w14 w15 w16se w16cid w16 w16cex w16sdtdh w16sdtfl w16du wp14">
   <w:abstractNum w:abstractNumId="0" w15:restartNumberingAfterBreak="0">
+    <w:nsid w:val="074223DE"/>
+    <w:multiLevelType w:val="hybridMultilevel"/>
+    <w:tmpl w:val="8CA4E014"/>
+    <w:lvl w:ilvl="0" w:tplc="04090001">
+      <w:start w:val="1"/>
+      <w:numFmt w:val="bullet"/>
+      <w:lvlText w:val=""/>
+      <w:lvlJc w:val="left"/>
+      <w:pPr>
+        <w:ind w:left="1080" w:hanging="360"/>
+      </w:pPr>
+      <w:rPr>
+        <w:rFonts w:ascii="Symbol" w:hAnsi="Symbol" w:hint="default"/>
+      </w:rPr>
+    </w:lvl>
+    <w:lvl w:ilvl="1" w:tplc="04090003" w:tentative="1">
+      <w:start w:val="1"/>
+      <w:numFmt w:val="bullet"/>
+      <w:lvlText w:val="o"/>
+      <w:lvlJc w:val="left"/>
+      <w:pPr>
+        <w:ind w:left="1800" w:hanging="360"/>
+      </w:pPr>
+      <w:rPr>
+        <w:rFonts w:ascii="Courier New" w:hAnsi="Courier New" w:cs="Courier New" w:hint="default"/>
+      </w:rPr>
+    </w:lvl>
+    <w:lvl w:ilvl="2" w:tplc="04090005" w:tentative="1">
+      <w:start w:val="1"/>
+      <w:numFmt w:val="bullet"/>
+      <w:lvlText w:val=""/>
+      <w:lvlJc w:val="left"/>
+      <w:pPr>
+        <w:ind w:left="2520" w:hanging="360"/>
+      </w:pPr>
+      <w:rPr>
+        <w:rFonts w:ascii="Wingdings" w:hAnsi="Wingdings" w:hint="default"/>
+      </w:rPr>
+    </w:lvl>
+    <w:lvl w:ilvl="3" w:tplc="04090001" w:tentative="1">
+      <w:start w:val="1"/>
+      <w:numFmt w:val="bullet"/>
+      <w:lvlText w:val=""/>
+      <w:lvlJc w:val="left"/>
+      <w:pPr>
+        <w:ind w:left="3240" w:hanging="360"/>
+      </w:pPr>
+      <w:rPr>
+        <w:rFonts w:ascii="Symbol" w:hAnsi="Symbol" w:hint="default"/>
+      </w:rPr>
+    </w:lvl>
+    <w:lvl w:ilvl="4" w:tplc="04090003" w:tentative="1">
+      <w:start w:val="1"/>
+      <w:numFmt w:val="bullet"/>
+      <w:lvlText w:val="o"/>
+      <w:lvlJc w:val="left"/>
+      <w:pPr>
+        <w:ind w:left="3960" w:hanging="360"/>
+      </w:pPr>
+      <w:rPr>
+        <w:rFonts w:ascii="Courier New" w:hAnsi="Courier New" w:cs="Courier New" w:hint="default"/>
+      </w:rPr>
+    </w:lvl>
+    <w:lvl w:ilvl="5" w:tplc="04090005" w:tentative="1">
+      <w:start w:val="1"/>
+      <w:numFmt w:val="bullet"/>
+      <w:lvlText w:val=""/>
+      <w:lvlJc w:val="left"/>
+      <w:pPr>
+        <w:ind w:left="4680" w:hanging="360"/>
+      </w:pPr>
+      <w:rPr>
+        <w:rFonts w:ascii="Wingdings" w:hAnsi="Wingdings" w:hint="default"/>
+      </w:rPr>
+    </w:lvl>
+    <w:lvl w:ilvl="6" w:tplc="04090001" w:tentative="1">
+      <w:start w:val="1"/>
+      <w:numFmt w:val="bullet"/>
+      <w:lvlText w:val=""/>
+      <w:lvlJc w:val="left"/>
+      <w:pPr>
+        <w:ind w:left="5400" w:hanging="360"/>
+      </w:pPr>
+      <w:rPr>
+        <w:rFonts w:ascii="Symbol" w:hAnsi="Symbol" w:hint="default"/>
+      </w:rPr>
+    </w:lvl>
+    <w:lvl w:ilvl="7" w:tplc="04090003" w:tentative="1">
+      <w:start w:val="1"/>
+      <w:numFmt w:val="bullet"/>
+      <w:lvlText w:val="o"/>
+      <w:lvlJc w:val="left"/>
+      <w:pPr>
+        <w:ind w:left="6120" w:hanging="360"/>
+      </w:pPr>
+      <w:rPr>
+        <w:rFonts w:ascii="Courier New" w:hAnsi="Courier New" w:cs="Courier New" w:hint="default"/>
+      </w:rPr>
+    </w:lvl>
+    <w:lvl w:ilvl="8" w:tplc="04090005" w:tentative="1">
+      <w:start w:val="1"/>
+      <w:numFmt w:val="bullet"/>
+      <w:lvlText w:val=""/>
+      <w:lvlJc w:val="left"/>
+      <w:pPr>
+        <w:ind w:left="6840" w:hanging="360"/>
+      </w:pPr>
+      <w:rPr>
+        <w:rFonts w:ascii="Wingdings" w:hAnsi="Wingdings" w:hint="default"/>
+      </w:rPr>
+    </w:lvl>
+  </w:abstractNum>
+  <w:abstractNum w:abstractNumId="1" w15:restartNumberingAfterBreak="0">
     <w:nsid w:val="0F734F25"/>
     <w:multiLevelType w:val="multilevel"/>
     <w:tmpl w:val="1BC2251A"/>
@@ -2588,7 +7877,206 @@
       </w:rPr>
     </w:lvl>
   </w:abstractNum>
-  <w:abstractNum w:abstractNumId="1" w15:restartNumberingAfterBreak="0">
+  <w:abstractNum w:abstractNumId="2" w15:restartNumberingAfterBreak="0">
+    <w:nsid w:val="49BB5CA5"/>
+    <w:multiLevelType w:val="hybridMultilevel"/>
+    <w:tmpl w:val="F0EEA184"/>
+    <w:lvl w:ilvl="0" w:tplc="0409000F">
+      <w:start w:val="1"/>
+      <w:numFmt w:val="decimal"/>
+      <w:lvlText w:val="%1."/>
+      <w:lvlJc w:val="left"/>
+      <w:pPr>
+        <w:ind w:left="1080" w:hanging="360"/>
+      </w:pPr>
+    </w:lvl>
+    <w:lvl w:ilvl="1" w:tplc="04090019" w:tentative="1">
+      <w:start w:val="1"/>
+      <w:numFmt w:val="lowerLetter"/>
+      <w:lvlText w:val="%2."/>
+      <w:lvlJc w:val="left"/>
+      <w:pPr>
+        <w:ind w:left="1800" w:hanging="360"/>
+      </w:pPr>
+    </w:lvl>
+    <w:lvl w:ilvl="2" w:tplc="0409001B" w:tentative="1">
+      <w:start w:val="1"/>
+      <w:numFmt w:val="lowerRoman"/>
+      <w:lvlText w:val="%3."/>
+      <w:lvlJc w:val="right"/>
+      <w:pPr>
+        <w:ind w:left="2520" w:hanging="180"/>
+      </w:pPr>
+    </w:lvl>
+    <w:lvl w:ilvl="3" w:tplc="0409000F" w:tentative="1">
+      <w:start w:val="1"/>
+      <w:numFmt w:val="decimal"/>
+      <w:lvlText w:val="%4."/>
+      <w:lvlJc w:val="left"/>
+      <w:pPr>
+        <w:ind w:left="3240" w:hanging="360"/>
+      </w:pPr>
+    </w:lvl>
+    <w:lvl w:ilvl="4" w:tplc="04090019" w:tentative="1">
+      <w:start w:val="1"/>
+      <w:numFmt w:val="lowerLetter"/>
+      <w:lvlText w:val="%5."/>
+      <w:lvlJc w:val="left"/>
+      <w:pPr>
+        <w:ind w:left="3960" w:hanging="360"/>
+      </w:pPr>
+    </w:lvl>
+    <w:lvl w:ilvl="5" w:tplc="0409001B" w:tentative="1">
+      <w:start w:val="1"/>
+      <w:numFmt w:val="lowerRoman"/>
+      <w:lvlText w:val="%6."/>
+      <w:lvlJc w:val="right"/>
+      <w:pPr>
+        <w:ind w:left="4680" w:hanging="180"/>
+      </w:pPr>
+    </w:lvl>
+    <w:lvl w:ilvl="6" w:tplc="0409000F" w:tentative="1">
+      <w:start w:val="1"/>
+      <w:numFmt w:val="decimal"/>
+      <w:lvlText w:val="%7."/>
+      <w:lvlJc w:val="left"/>
+      <w:pPr>
+        <w:ind w:left="5400" w:hanging="360"/>
+      </w:pPr>
+    </w:lvl>
+    <w:lvl w:ilvl="7" w:tplc="04090019" w:tentative="1">
+      <w:start w:val="1"/>
+      <w:numFmt w:val="lowerLetter"/>
+      <w:lvlText w:val="%8."/>
+      <w:lvlJc w:val="left"/>
+      <w:pPr>
+        <w:ind w:left="6120" w:hanging="360"/>
+      </w:pPr>
+    </w:lvl>
+    <w:lvl w:ilvl="8" w:tplc="0409001B" w:tentative="1">
+      <w:start w:val="1"/>
+      <w:numFmt w:val="lowerRoman"/>
+      <w:lvlText w:val="%9."/>
+      <w:lvlJc w:val="right"/>
+      <w:pPr>
+        <w:ind w:left="6840" w:hanging="180"/>
+      </w:pPr>
+    </w:lvl>
+  </w:abstractNum>
+  <w:abstractNum w:abstractNumId="3" w15:restartNumberingAfterBreak="0">
+    <w:nsid w:val="53842B88"/>
+    <w:multiLevelType w:val="hybridMultilevel"/>
+    <w:tmpl w:val="6406970A"/>
+    <w:lvl w:ilvl="0" w:tplc="04090001">
+      <w:start w:val="1"/>
+      <w:numFmt w:val="bullet"/>
+      <w:lvlText w:val=""/>
+      <w:lvlJc w:val="left"/>
+      <w:pPr>
+        <w:ind w:left="1080" w:hanging="360"/>
+      </w:pPr>
+      <w:rPr>
+        <w:rFonts w:ascii="Symbol" w:hAnsi="Symbol" w:hint="default"/>
+      </w:rPr>
+    </w:lvl>
+    <w:lvl w:ilvl="1" w:tplc="04090003" w:tentative="1">
+      <w:start w:val="1"/>
+      <w:numFmt w:val="bullet"/>
+      <w:lvlText w:val="o"/>
+      <w:lvlJc w:val="left"/>
+      <w:pPr>
+        <w:ind w:left="1800" w:hanging="360"/>
+      </w:pPr>
+      <w:rPr>
+        <w:rFonts w:ascii="Courier New" w:hAnsi="Courier New" w:cs="Courier New" w:hint="default"/>
+      </w:rPr>
+    </w:lvl>
+    <w:lvl w:ilvl="2" w:tplc="04090005" w:tentative="1">
+      <w:start w:val="1"/>
+      <w:numFmt w:val="bullet"/>
+      <w:lvlText w:val=""/>
+      <w:lvlJc w:val="left"/>
+      <w:pPr>
+        <w:ind w:left="2520" w:hanging="360"/>
+      </w:pPr>
+      <w:rPr>
+        <w:rFonts w:ascii="Wingdings" w:hAnsi="Wingdings" w:hint="default"/>
+      </w:rPr>
+    </w:lvl>
+    <w:lvl w:ilvl="3" w:tplc="04090001" w:tentative="1">
+      <w:start w:val="1"/>
+      <w:numFmt w:val="bullet"/>
+      <w:lvlText w:val=""/>
+      <w:lvlJc w:val="left"/>
+      <w:pPr>
+        <w:ind w:left="3240" w:hanging="360"/>
+      </w:pPr>
+      <w:rPr>
+        <w:rFonts w:ascii="Symbol" w:hAnsi="Symbol" w:hint="default"/>
+      </w:rPr>
+    </w:lvl>
+    <w:lvl w:ilvl="4" w:tplc="04090003" w:tentative="1">
+      <w:start w:val="1"/>
+      <w:numFmt w:val="bullet"/>
+      <w:lvlText w:val="o"/>
+      <w:lvlJc w:val="left"/>
+      <w:pPr>
+        <w:ind w:left="3960" w:hanging="360"/>
+      </w:pPr>
+      <w:rPr>
+        <w:rFonts w:ascii="Courier New" w:hAnsi="Courier New" w:cs="Courier New" w:hint="default"/>
+      </w:rPr>
+    </w:lvl>
+    <w:lvl w:ilvl="5" w:tplc="04090005" w:tentative="1">
+      <w:start w:val="1"/>
+      <w:numFmt w:val="bullet"/>
+      <w:lvlText w:val=""/>
+      <w:lvlJc w:val="left"/>
+      <w:pPr>
+        <w:ind w:left="4680" w:hanging="360"/>
+      </w:pPr>
+      <w:rPr>
+        <w:rFonts w:ascii="Wingdings" w:hAnsi="Wingdings" w:hint="default"/>
+      </w:rPr>
+    </w:lvl>
+    <w:lvl w:ilvl="6" w:tplc="04090001" w:tentative="1">
+      <w:start w:val="1"/>
+      <w:numFmt w:val="bullet"/>
+      <w:lvlText w:val=""/>
+      <w:lvlJc w:val="left"/>
+      <w:pPr>
+        <w:ind w:left="5400" w:hanging="360"/>
+      </w:pPr>
+      <w:rPr>
+        <w:rFonts w:ascii="Symbol" w:hAnsi="Symbol" w:hint="default"/>
+      </w:rPr>
+    </w:lvl>
+    <w:lvl w:ilvl="7" w:tplc="04090003" w:tentative="1">
+      <w:start w:val="1"/>
+      <w:numFmt w:val="bullet"/>
+      <w:lvlText w:val="o"/>
+      <w:lvlJc w:val="left"/>
+      <w:pPr>
+        <w:ind w:left="6120" w:hanging="360"/>
+      </w:pPr>
+      <w:rPr>
+        <w:rFonts w:ascii="Courier New" w:hAnsi="Courier New" w:cs="Courier New" w:hint="default"/>
+      </w:rPr>
+    </w:lvl>
+    <w:lvl w:ilvl="8" w:tplc="04090005" w:tentative="1">
+      <w:start w:val="1"/>
+      <w:numFmt w:val="bullet"/>
+      <w:lvlText w:val=""/>
+      <w:lvlJc w:val="left"/>
+      <w:pPr>
+        <w:ind w:left="6840" w:hanging="360"/>
+      </w:pPr>
+      <w:rPr>
+        <w:rFonts w:ascii="Wingdings" w:hAnsi="Wingdings" w:hint="default"/>
+      </w:rPr>
+    </w:lvl>
+  </w:abstractNum>
+  <w:abstractNum w:abstractNumId="4" w15:restartNumberingAfterBreak="0">
     <w:nsid w:val="7F5A78DF"/>
     <w:multiLevelType w:val="multilevel"/>
     <w:tmpl w:val="BD5AA6B6"/>
@@ -2690,10 +8178,19 @@
     </w:lvl>
   </w:abstractNum>
   <w:num w:numId="1" w16cid:durableId="1268463965">
+    <w:abstractNumId w:val="4"/>
+  </w:num>
+  <w:num w:numId="2" w16cid:durableId="729504771">
     <w:abstractNumId w:val="1"/>
   </w:num>
-  <w:num w:numId="2" w16cid:durableId="729504771">
+  <w:num w:numId="3" w16cid:durableId="234902726">
     <w:abstractNumId w:val="0"/>
+  </w:num>
+  <w:num w:numId="4" w16cid:durableId="1831288891">
+    <w:abstractNumId w:val="3"/>
+  </w:num>
+  <w:num w:numId="5" w16cid:durableId="846288029">
+    <w:abstractNumId w:val="2"/>
   </w:num>
 </w:numbering>
 </file>
@@ -3322,6 +8819,157 @@
       <w:szCs w:val="24"/>
     </w:rPr>
   </w:style>
+  <w:style w:type="table" w:styleId="TableGrid">
+    <w:name w:val="Table Grid"/>
+    <w:basedOn w:val="TableNormal"/>
+    <w:uiPriority w:val="39"/>
+    <w:rsid w:val="002952D2"/>
+    <w:pPr>
+      <w:spacing w:line="240" w:lineRule="auto"/>
+    </w:pPr>
+    <w:tblPr>
+      <w:tblBorders>
+        <w:top w:val="single" w:sz="4" w:space="0" w:color="auto"/>
+        <w:left w:val="single" w:sz="4" w:space="0" w:color="auto"/>
+        <w:bottom w:val="single" w:sz="4" w:space="0" w:color="auto"/>
+        <w:right w:val="single" w:sz="4" w:space="0" w:color="auto"/>
+        <w:insideH w:val="single" w:sz="4" w:space="0" w:color="auto"/>
+        <w:insideV w:val="single" w:sz="4" w:space="0" w:color="auto"/>
+      </w:tblBorders>
+    </w:tblPr>
+  </w:style>
+  <w:style w:type="character" w:styleId="Hyperlink">
+    <w:name w:val="Hyperlink"/>
+    <w:uiPriority w:val="99"/>
+    <w:unhideWhenUsed/>
+    <w:rsid w:val="00F92610"/>
+    <w:rPr>
+      <w:color w:val="0000FF"/>
+      <w:u w:val="single"/>
+    </w:rPr>
+  </w:style>
+  <w:style w:type="paragraph" w:styleId="TOC1">
+    <w:name w:val="toc 1"/>
+    <w:basedOn w:val="Normal"/>
+    <w:next w:val="Normal"/>
+    <w:autoRedefine/>
+    <w:uiPriority w:val="39"/>
+    <w:unhideWhenUsed/>
+    <w:rsid w:val="00F92610"/>
+    <w:rPr>
+      <w:szCs w:val="22"/>
+      <w:lang w:val="en-US"/>
+    </w:rPr>
+  </w:style>
+  <w:style w:type="paragraph" w:styleId="TOC2">
+    <w:name w:val="toc 2"/>
+    <w:basedOn w:val="Normal"/>
+    <w:next w:val="Normal"/>
+    <w:autoRedefine/>
+    <w:uiPriority w:val="39"/>
+    <w:unhideWhenUsed/>
+    <w:rsid w:val="00F92610"/>
+    <w:pPr>
+      <w:tabs>
+        <w:tab w:val="right" w:leader="dot" w:pos="8778"/>
+      </w:tabs>
+      <w:ind w:left="220"/>
+    </w:pPr>
+    <w:rPr>
+      <w:noProof/>
+      <w:szCs w:val="22"/>
+      <w:lang w:val="en-US"/>
+    </w:rPr>
+  </w:style>
+  <w:style w:type="paragraph" w:styleId="TOC3">
+    <w:name w:val="toc 3"/>
+    <w:basedOn w:val="Normal"/>
+    <w:next w:val="Normal"/>
+    <w:autoRedefine/>
+    <w:uiPriority w:val="39"/>
+    <w:unhideWhenUsed/>
+    <w:rsid w:val="00F92610"/>
+    <w:pPr>
+      <w:tabs>
+        <w:tab w:val="left" w:pos="1827"/>
+        <w:tab w:val="right" w:leader="dot" w:pos="8778"/>
+      </w:tabs>
+      <w:ind w:left="220"/>
+    </w:pPr>
+    <w:rPr>
+      <w:noProof/>
+      <w:szCs w:val="22"/>
+      <w:lang w:val="en-US"/>
+    </w:rPr>
+  </w:style>
+  <w:style w:type="character" w:styleId="UnresolvedMention">
+    <w:name w:val="Unresolved Mention"/>
+    <w:basedOn w:val="DefaultParagraphFont"/>
+    <w:uiPriority w:val="99"/>
+    <w:semiHidden/>
+    <w:unhideWhenUsed/>
+    <w:rsid w:val="007376D2"/>
+    <w:rPr>
+      <w:color w:val="605E5C"/>
+      <w:shd w:val="clear" w:color="auto" w:fill="E1DFDD"/>
+    </w:rPr>
+  </w:style>
+  <w:style w:type="character" w:styleId="FollowedHyperlink">
+    <w:name w:val="FollowedHyperlink"/>
+    <w:basedOn w:val="DefaultParagraphFont"/>
+    <w:uiPriority w:val="99"/>
+    <w:semiHidden/>
+    <w:unhideWhenUsed/>
+    <w:rsid w:val="007376D2"/>
+    <w:rPr>
+      <w:color w:val="800080" w:themeColor="followedHyperlink"/>
+      <w:u w:val="single"/>
+    </w:rPr>
+  </w:style>
+  <w:style w:type="paragraph" w:styleId="Header">
+    <w:name w:val="header"/>
+    <w:basedOn w:val="Normal"/>
+    <w:link w:val="HeaderChar"/>
+    <w:uiPriority w:val="99"/>
+    <w:unhideWhenUsed/>
+    <w:rsid w:val="00047745"/>
+    <w:pPr>
+      <w:tabs>
+        <w:tab w:val="center" w:pos="4680"/>
+        <w:tab w:val="right" w:pos="9360"/>
+      </w:tabs>
+      <w:spacing w:line="240" w:lineRule="auto"/>
+    </w:pPr>
+  </w:style>
+  <w:style w:type="character" w:customStyle="1" w:styleId="HeaderChar">
+    <w:name w:val="Header Char"/>
+    <w:basedOn w:val="DefaultParagraphFont"/>
+    <w:link w:val="Header"/>
+    <w:uiPriority w:val="99"/>
+    <w:rsid w:val="00047745"/>
+  </w:style>
+  <w:style w:type="paragraph" w:styleId="Footer">
+    <w:name w:val="footer"/>
+    <w:basedOn w:val="Normal"/>
+    <w:link w:val="FooterChar"/>
+    <w:uiPriority w:val="99"/>
+    <w:unhideWhenUsed/>
+    <w:rsid w:val="00047745"/>
+    <w:pPr>
+      <w:tabs>
+        <w:tab w:val="center" w:pos="4680"/>
+        <w:tab w:val="right" w:pos="9360"/>
+      </w:tabs>
+      <w:spacing w:line="240" w:lineRule="auto"/>
+    </w:pPr>
+  </w:style>
+  <w:style w:type="character" w:customStyle="1" w:styleId="FooterChar">
+    <w:name w:val="Footer Char"/>
+    <w:basedOn w:val="DefaultParagraphFont"/>
+    <w:link w:val="Footer"/>
+    <w:uiPriority w:val="99"/>
+    <w:rsid w:val="00047745"/>
+  </w:style>
 </w:styles>
 </file>
 
@@ -3643,4 +9291,16 @@
   </a:objectDefaults>
   <a:extraClrSchemeLst/>
 </a:theme>
+</file>
+
+<file path=customXml/item1.xml><?xml version="1.0" encoding="utf-8"?>
+<b:Sources xmlns:b="http://schemas.openxmlformats.org/officeDocument/2006/bibliography" xmlns="http://schemas.openxmlformats.org/officeDocument/2006/bibliography" SelectedStyle="\APASixthEditionOfficeOnline.xsl" StyleName="APA" Version="6"/>
+</file>
+
+<file path=customXml/itemProps1.xml><?xml version="1.0" encoding="utf-8"?>
+<ds:datastoreItem xmlns:ds="http://schemas.openxmlformats.org/officeDocument/2006/customXml" ds:itemID="{90F67254-937D-4D30-80E2-7D722D62A0CE}">
+  <ds:schemaRefs>
+    <ds:schemaRef ds:uri="http://schemas.openxmlformats.org/officeDocument/2006/bibliography"/>
+  </ds:schemaRefs>
+</ds:datastoreItem>
 </file>